--- a/07-驱动电路/01-电机驱动/三相电机驱动电路/三相电机驱动电路.docx
+++ b/07-驱动电路/01-电机驱动/三相电机驱动电路/三相电机驱动电路.docx
@@ -3038,6 +3038,20 @@
     </w:p>
     <w:bookmarkEnd w:id="26"/>
     <w:bookmarkEnd w:id="27"/>
+    <w:p>
+      <w:pPr>
+        <w:spacing w:before="360"/>
+        <w:jc w:val="center"/>
+      </w:pPr>
+      <w:r>
+        <w:rPr>
+          <w:rFonts w:ascii="Times New Roman" w:hAnsi="Times New Roman"/>
+          <w:color w:val="555555"/>
+          <w:sz w:val="21"/>
+        </w:rPr>
+        <w:t>材料收集者：杜文杰</w:t>
+      </w:r>
+    </w:p>
     <w:sectPr>
       <w:headerReference r:id="rId9" w:type="default"/>
       <w:footerReference r:id="rId10" w:type="default"/>

--- a/07-驱动电路/01-电机驱动/三相电机驱动电路/三相电机驱动电路.docx
+++ b/07-驱动电路/01-电机驱动/三相电机驱动电路/三相电机驱动电路.docx
@@ -1,6 +1,6 @@
 
 <file path=word/document.xml><?xml version="1.0" encoding="utf-8"?>
-<w:document xmlns:w="http://schemas.openxmlformats.org/wordprocessingml/2006/main" xmlns:m="http://schemas.openxmlformats.org/officeDocument/2006/math" xmlns:r="http://schemas.openxmlformats.org/officeDocument/2006/relationships" xmlns:o="urn:schemas-microsoft-com:office:office" xmlns:v="urn:schemas-microsoft-com:vml" xmlns:w10="urn:schemas-microsoft-com:office:word" xmlns:a="http://schemas.openxmlformats.org/drawingml/2006/main" xmlns:pic="http://schemas.openxmlformats.org/drawingml/2006/picture" xmlns:wp="http://schemas.openxmlformats.org/drawingml/2006/wordprocessingDrawing">
+<w:document xmlns:m="http://schemas.openxmlformats.org/officeDocument/2006/math" xmlns:r="http://schemas.openxmlformats.org/officeDocument/2006/relationships" xmlns:w="http://schemas.openxmlformats.org/wordprocessingml/2006/main" xmlns:o="urn:schemas-microsoft-com:office:office" xmlns:v="urn:schemas-microsoft-com:vml" xmlns:w10="urn:schemas-microsoft-com:office:word" xmlns:a="http://schemas.openxmlformats.org/drawingml/2006/main" xmlns:pic="http://schemas.openxmlformats.org/drawingml/2006/picture" xmlns:wp="http://schemas.openxmlformats.org/drawingml/2006/wordprocessingDrawing">
   <w:body>
     <w:bookmarkStart w:id="27" w:name="三相电机驱动电路"/>
     <w:p>
@@ -9,7 +9,7 @@
       </w:pPr>
       <w:r>
         <w:rPr>
-          <w:rFonts w:hint="eastAsia"/>
+          <w:rFonts w:hint="eastAsia" w:eastAsia="黑体"/>
         </w:rPr>
         <w:t xml:space="preserve">三相电机驱动电路</w:t>
       </w:r>
@@ -21,7 +21,7 @@
       </w:pPr>
       <w:r>
         <w:rPr>
-          <w:rFonts w:hint="eastAsia"/>
+          <w:rFonts w:hint="eastAsia" w:eastAsia="黑体"/>
         </w:rPr>
         <w:t xml:space="preserve">拓扑描述</w:t>
       </w:r>
@@ -32,16 +32,19 @@
       </w:pPr>
       <w:r>
         <w:rPr>
-          <w:rFonts w:hint="eastAsia"/>
+          <w:rFonts w:hint="eastAsia" w:eastAsia="黑体"/>
         </w:rPr>
         <w:t xml:space="preserve">由</w:t>
       </w:r>
       <w:r>
+        <w:rPr>
+          <w:rFonts w:eastAsia="黑体"/>
+        </w:rPr>
         <w:t xml:space="preserve"> </w:t>
       </w:r>
       <w:r>
         <w:rPr>
-          <w:rFonts w:hint="eastAsia"/>
+          <w:rFonts w:hint="eastAsia" w:eastAsia="黑体"/>
           <w:b/>
           <w:bCs/>
         </w:rPr>
@@ -49,6 +52,7 @@
       </w:r>
       <w:r>
         <w:rPr>
+          <w:rFonts w:eastAsia="黑体"/>
           <w:b/>
           <w:bCs/>
         </w:rPr>
@@ -56,7 +60,7 @@
       </w:r>
       <w:r>
         <w:rPr>
-          <w:rFonts w:hint="eastAsia"/>
+          <w:rFonts w:hint="eastAsia" w:eastAsia="黑体"/>
           <w:b/>
           <w:bCs/>
         </w:rPr>
@@ -64,6 +68,7 @@
       </w:r>
       <w:r>
         <w:rPr>
+          <w:rFonts w:eastAsia="黑体"/>
           <w:b/>
           <w:bCs/>
         </w:rPr>
@@ -71,7 +76,7 @@
       </w:r>
       <w:r>
         <w:rPr>
-          <w:rFonts w:hint="eastAsia"/>
+          <w:rFonts w:hint="eastAsia" w:eastAsia="黑体"/>
           <w:b/>
           <w:bCs/>
         </w:rPr>
@@ -110,57 +115,75 @@
         </m:sSub>
       </m:oMath>
       <w:r>
+        <w:rPr>
+          <w:rFonts w:eastAsia="黑体"/>
+        </w:rPr>
         <w:t xml:space="preserve">、</w:t>
       </w:r>
       <w:r>
         <w:rPr>
-          <w:rFonts w:hint="eastAsia"/>
+          <w:rFonts w:hint="eastAsia" w:eastAsia="黑体"/>
           <w:b/>
           <w:bCs/>
         </w:rPr>
         <w:t xml:space="preserve">栅极驱动电路</w:t>
       </w:r>
       <w:r>
+        <w:rPr>
+          <w:rFonts w:eastAsia="黑体"/>
+        </w:rPr>
         <w:t xml:space="preserve">、</w:t>
       </w:r>
       <w:r>
         <w:rPr>
-          <w:rFonts w:hint="eastAsia"/>
+          <w:rFonts w:hint="eastAsia" w:eastAsia="黑体"/>
           <w:b/>
           <w:bCs/>
         </w:rPr>
         <w:t xml:space="preserve">电流采样元件</w:t>
       </w:r>
       <w:r>
+        <w:rPr>
+          <w:rFonts w:eastAsia="黑体"/>
+        </w:rPr>
         <w:t xml:space="preserve"> </w:t>
       </w:r>
       <w:r>
         <w:rPr>
-          <w:rFonts w:hint="eastAsia"/>
+          <w:rFonts w:hint="eastAsia" w:eastAsia="黑体"/>
         </w:rPr>
         <w:t xml:space="preserve">与</w:t>
       </w:r>
       <w:r>
+        <w:rPr>
+          <w:rFonts w:eastAsia="黑体"/>
+        </w:rPr>
         <w:t xml:space="preserve"> </w:t>
       </w:r>
       <w:r>
         <w:rPr>
-          <w:rFonts w:hint="eastAsia"/>
+          <w:rFonts w:hint="eastAsia" w:eastAsia="黑体"/>
           <w:b/>
           <w:bCs/>
         </w:rPr>
         <w:t xml:space="preserve">三相交流电机（感应或永磁）</w:t>
       </w:r>
       <w:r>
+        <w:rPr>
+          <w:rFonts w:eastAsia="黑体"/>
+        </w:rPr>
         <w:t xml:space="preserve"> </w:t>
       </w:r>
       <w:r>
         <w:rPr>
-          <w:rFonts w:hint="eastAsia"/>
+          <w:rFonts w:hint="eastAsia" w:eastAsia="黑体"/>
         </w:rPr>
         <w:t xml:space="preserve">组成，其中</w:t>
       </w:r>
       <w:r>
+        <w:rPr>
+          <w:rFonts w:eastAsia="黑体"/>
+        </w:rPr>
         <w:t xml:space="preserve"> </w:t>
       </w:r>
       <m:oMath>
@@ -178,6 +201,9 @@
         </m:sSub>
       </m:oMath>
       <w:r>
+        <w:rPr>
+          <w:rFonts w:eastAsia="黑体"/>
+        </w:rPr>
         <w:t xml:space="preserve">、</w:t>
       </w:r>
       <m:oMath>
@@ -195,20 +221,26 @@
         </m:sSub>
       </m:oMath>
       <w:r>
+        <w:rPr>
+          <w:rFonts w:eastAsia="黑体"/>
+        </w:rPr>
         <w:t xml:space="preserve"> </w:t>
       </w:r>
       <w:r>
         <w:rPr>
-          <w:rFonts w:hint="eastAsia"/>
+          <w:rFonts w:hint="eastAsia" w:eastAsia="黑体"/>
         </w:rPr>
         <w:t xml:space="preserve">为</w:t>
       </w:r>
       <w:r>
+        <w:rPr>
+          <w:rFonts w:eastAsia="黑体"/>
+        </w:rPr>
         <w:t xml:space="preserve"> A </w:t>
       </w:r>
       <w:r>
         <w:rPr>
-          <w:rFonts w:hint="eastAsia"/>
+          <w:rFonts w:hint="eastAsia" w:eastAsia="黑体"/>
         </w:rPr>
         <w:t xml:space="preserve">相桥臂（上下管），</w:t>
       </w:r>
@@ -227,6 +259,9 @@
         </m:sSub>
       </m:oMath>
       <w:r>
+        <w:rPr>
+          <w:rFonts w:eastAsia="黑体"/>
+        </w:rPr>
         <w:t xml:space="preserve">、</w:t>
       </w:r>
       <m:oMath>
@@ -244,20 +279,26 @@
         </m:sSub>
       </m:oMath>
       <w:r>
+        <w:rPr>
+          <w:rFonts w:eastAsia="黑体"/>
+        </w:rPr>
         <w:t xml:space="preserve"> </w:t>
       </w:r>
       <w:r>
         <w:rPr>
-          <w:rFonts w:hint="eastAsia"/>
+          <w:rFonts w:hint="eastAsia" w:eastAsia="黑体"/>
         </w:rPr>
         <w:t xml:space="preserve">为</w:t>
       </w:r>
       <w:r>
+        <w:rPr>
+          <w:rFonts w:eastAsia="黑体"/>
+        </w:rPr>
         <w:t xml:space="preserve"> B </w:t>
       </w:r>
       <w:r>
         <w:rPr>
-          <w:rFonts w:hint="eastAsia"/>
+          <w:rFonts w:hint="eastAsia" w:eastAsia="黑体"/>
         </w:rPr>
         <w:t xml:space="preserve">相桥臂，</w:t>
       </w:r>
@@ -276,6 +317,9 @@
         </m:sSub>
       </m:oMath>
       <w:r>
+        <w:rPr>
+          <w:rFonts w:eastAsia="黑体"/>
+        </w:rPr>
         <w:t xml:space="preserve">、</w:t>
       </w:r>
       <m:oMath>
@@ -293,35 +337,44 @@
         </m:sSub>
       </m:oMath>
       <w:r>
+        <w:rPr>
+          <w:rFonts w:eastAsia="黑体"/>
+        </w:rPr>
         <w:t xml:space="preserve"> </w:t>
       </w:r>
       <w:r>
         <w:rPr>
-          <w:rFonts w:hint="eastAsia"/>
+          <w:rFonts w:hint="eastAsia" w:eastAsia="黑体"/>
         </w:rPr>
         <w:t xml:space="preserve">为</w:t>
       </w:r>
       <w:r>
+        <w:rPr>
+          <w:rFonts w:eastAsia="黑体"/>
+        </w:rPr>
         <w:t xml:space="preserve"> C </w:t>
       </w:r>
       <w:r>
         <w:rPr>
-          <w:rFonts w:hint="eastAsia"/>
+          <w:rFonts w:hint="eastAsia" w:eastAsia="黑体"/>
         </w:rPr>
         <w:t xml:space="preserve">相桥臂。电路共有</w:t>
       </w:r>
       <w:r>
+        <w:rPr>
+          <w:rFonts w:eastAsia="黑体"/>
+        </w:rPr>
         <w:t xml:space="preserve"> 6 </w:t>
       </w:r>
       <w:r>
         <w:rPr>
-          <w:rFonts w:hint="eastAsia"/>
+          <w:rFonts w:hint="eastAsia" w:eastAsia="黑体"/>
         </w:rPr>
         <w:t xml:space="preserve">个关键节点：</w:t>
       </w:r>
       <w:r>
         <w:rPr>
-          <w:rFonts w:hint="eastAsia"/>
+          <w:rFonts w:hint="eastAsia" w:eastAsia="黑体"/>
           <w:b/>
           <w:bCs/>
         </w:rPr>
@@ -329,6 +382,7 @@
       </w:r>
       <w:r>
         <w:rPr>
+          <w:rFonts w:eastAsia="黑体"/>
           <w:b/>
           <w:bCs/>
         </w:rPr>
@@ -336,7 +390,7 @@
       </w:r>
       <w:r>
         <w:rPr>
-          <w:rFonts w:hint="eastAsia"/>
+          <w:rFonts w:hint="eastAsia" w:eastAsia="黑体"/>
           <w:b/>
           <w:bCs/>
         </w:rPr>
@@ -344,6 +398,7 @@
       </w:r>
       <w:r>
         <w:rPr>
+          <w:rFonts w:eastAsia="黑体"/>
           <w:b/>
           <w:bCs/>
         </w:rPr>
@@ -374,11 +429,14 @@
       </m:oMath>
       <w:r>
         <w:rPr>
-          <w:rFonts w:hint="eastAsia"/>
+          <w:rFonts w:hint="eastAsia" w:eastAsia="黑体"/>
         </w:rPr>
         <w:t xml:space="preserve">（电源正极与</w:t>
       </w:r>
       <w:r>
+        <w:rPr>
+          <w:rFonts w:eastAsia="黑体"/>
+        </w:rPr>
         <w:t xml:space="preserve"> </w:t>
       </w:r>
       <m:oMath>
@@ -396,6 +454,9 @@
         </m:sSub>
       </m:oMath>
       <w:r>
+        <w:rPr>
+          <w:rFonts w:eastAsia="黑体"/>
+        </w:rPr>
         <w:t xml:space="preserve">、</w:t>
       </w:r>
       <m:oMath>
@@ -413,6 +474,9 @@
         </m:sSub>
       </m:oMath>
       <w:r>
+        <w:rPr>
+          <w:rFonts w:eastAsia="黑体"/>
+        </w:rPr>
         <w:t xml:space="preserve">、</w:t>
       </w:r>
       <m:oMath>
@@ -430,26 +494,32 @@
         </m:sSub>
       </m:oMath>
       <w:r>
+        <w:rPr>
+          <w:rFonts w:eastAsia="黑体"/>
+        </w:rPr>
         <w:t xml:space="preserve"> </w:t>
       </w:r>
       <w:r>
         <w:rPr>
-          <w:rFonts w:hint="eastAsia"/>
+          <w:rFonts w:hint="eastAsia" w:eastAsia="黑体"/>
         </w:rPr>
         <w:t xml:space="preserve">的漏极</w:t>
       </w:r>
       <w:r>
+        <w:rPr>
+          <w:rFonts w:eastAsia="黑体"/>
+        </w:rPr>
         <w:t xml:space="preserve"> D </w:t>
       </w:r>
       <w:r>
         <w:rPr>
-          <w:rFonts w:hint="eastAsia"/>
+          <w:rFonts w:hint="eastAsia" w:eastAsia="黑体"/>
         </w:rPr>
         <w:t xml:space="preserve">相连）；</w:t>
       </w:r>
       <w:r>
         <w:rPr>
-          <w:rFonts w:hint="eastAsia"/>
+          <w:rFonts w:hint="eastAsia" w:eastAsia="黑体"/>
           <w:b/>
           <w:bCs/>
         </w:rPr>
@@ -457,6 +527,7 @@
       </w:r>
       <w:r>
         <w:rPr>
+          <w:rFonts w:eastAsia="黑体"/>
           <w:b/>
           <w:bCs/>
         </w:rPr>
@@ -464,7 +535,7 @@
       </w:r>
       <w:r>
         <w:rPr>
-          <w:rFonts w:hint="eastAsia"/>
+          <w:rFonts w:hint="eastAsia" w:eastAsia="黑体"/>
           <w:b/>
           <w:bCs/>
         </w:rPr>
@@ -472,6 +543,7 @@
       </w:r>
       <w:r>
         <w:rPr>
+          <w:rFonts w:eastAsia="黑体"/>
           <w:b/>
           <w:bCs/>
         </w:rPr>
@@ -479,11 +551,14 @@
       </w:r>
       <w:r>
         <w:rPr>
-          <w:rFonts w:hint="eastAsia"/>
+          <w:rFonts w:hint="eastAsia" w:eastAsia="黑体"/>
         </w:rPr>
         <w:t xml:space="preserve">（电源负极与</w:t>
       </w:r>
       <w:r>
+        <w:rPr>
+          <w:rFonts w:eastAsia="黑体"/>
+        </w:rPr>
         <w:t xml:space="preserve"> </w:t>
       </w:r>
       <m:oMath>
@@ -501,6 +576,9 @@
         </m:sSub>
       </m:oMath>
       <w:r>
+        <w:rPr>
+          <w:rFonts w:eastAsia="黑体"/>
+        </w:rPr>
         <w:t xml:space="preserve">、</w:t>
       </w:r>
       <m:oMath>
@@ -518,6 +596,9 @@
         </m:sSub>
       </m:oMath>
       <w:r>
+        <w:rPr>
+          <w:rFonts w:eastAsia="黑体"/>
+        </w:rPr>
         <w:t xml:space="preserve">、</w:t>
       </w:r>
       <m:oMath>
@@ -535,26 +616,32 @@
         </m:sSub>
       </m:oMath>
       <w:r>
+        <w:rPr>
+          <w:rFonts w:eastAsia="黑体"/>
+        </w:rPr>
         <w:t xml:space="preserve"> </w:t>
       </w:r>
       <w:r>
         <w:rPr>
-          <w:rFonts w:hint="eastAsia"/>
+          <w:rFonts w:hint="eastAsia" w:eastAsia="黑体"/>
         </w:rPr>
         <w:t xml:space="preserve">的源极</w:t>
       </w:r>
       <w:r>
+        <w:rPr>
+          <w:rFonts w:eastAsia="黑体"/>
+        </w:rPr>
         <w:t xml:space="preserve"> S </w:t>
       </w:r>
       <w:r>
         <w:rPr>
-          <w:rFonts w:hint="eastAsia"/>
+          <w:rFonts w:hint="eastAsia" w:eastAsia="黑体"/>
         </w:rPr>
         <w:t xml:space="preserve">相连）；</w:t>
       </w:r>
       <w:r>
         <w:rPr>
-          <w:rFonts w:hint="eastAsia"/>
+          <w:rFonts w:hint="eastAsia" w:eastAsia="黑体"/>
           <w:b/>
           <w:bCs/>
         </w:rPr>
@@ -562,6 +649,7 @@
       </w:r>
       <w:r>
         <w:rPr>
+          <w:rFonts w:eastAsia="黑体"/>
           <w:b/>
           <w:bCs/>
         </w:rPr>
@@ -569,7 +657,7 @@
       </w:r>
       <w:r>
         <w:rPr>
-          <w:rFonts w:hint="eastAsia"/>
+          <w:rFonts w:hint="eastAsia" w:eastAsia="黑体"/>
           <w:b/>
           <w:bCs/>
         </w:rPr>
@@ -577,7 +665,7 @@
       </w:r>
       <w:r>
         <w:rPr>
-          <w:rFonts w:hint="eastAsia"/>
+          <w:rFonts w:hint="eastAsia" w:eastAsia="黑体"/>
         </w:rPr>
         <w:t xml:space="preserve">（</w:t>
       </w:r>
@@ -596,15 +684,21 @@
         </m:sSub>
       </m:oMath>
       <w:r>
+        <w:rPr>
+          <w:rFonts w:eastAsia="黑体"/>
+        </w:rPr>
         <w:t xml:space="preserve"> </w:t>
       </w:r>
       <w:r>
         <w:rPr>
-          <w:rFonts w:hint="eastAsia"/>
+          <w:rFonts w:hint="eastAsia" w:eastAsia="黑体"/>
         </w:rPr>
         <w:t xml:space="preserve">源极</w:t>
       </w:r>
       <w:r>
+        <w:rPr>
+          <w:rFonts w:eastAsia="黑体"/>
+        </w:rPr>
         <w:t xml:space="preserve"> S、</w:t>
       </w:r>
       <m:oMath>
@@ -622,35 +716,44 @@
         </m:sSub>
       </m:oMath>
       <w:r>
+        <w:rPr>
+          <w:rFonts w:eastAsia="黑体"/>
+        </w:rPr>
         <w:t xml:space="preserve"> </w:t>
       </w:r>
       <w:r>
         <w:rPr>
-          <w:rFonts w:hint="eastAsia"/>
+          <w:rFonts w:hint="eastAsia" w:eastAsia="黑体"/>
         </w:rPr>
         <w:t xml:space="preserve">漏极</w:t>
       </w:r>
       <w:r>
+        <w:rPr>
+          <w:rFonts w:eastAsia="黑体"/>
+        </w:rPr>
         <w:t xml:space="preserve"> </w:t>
       </w:r>
       <w:r>
         <w:rPr>
-          <w:rFonts w:hint="eastAsia"/>
+          <w:rFonts w:hint="eastAsia" w:eastAsia="黑体"/>
         </w:rPr>
         <w:t xml:space="preserve">D、电机</w:t>
       </w:r>
       <w:r>
+        <w:rPr>
+          <w:rFonts w:eastAsia="黑体"/>
+        </w:rPr>
         <w:t xml:space="preserve"> A </w:t>
       </w:r>
       <w:r>
         <w:rPr>
-          <w:rFonts w:hint="eastAsia"/>
+          <w:rFonts w:hint="eastAsia" w:eastAsia="黑体"/>
         </w:rPr>
         <w:t xml:space="preserve">相绕组一端三者相连）；</w:t>
       </w:r>
       <w:r>
         <w:rPr>
-          <w:rFonts w:hint="eastAsia"/>
+          <w:rFonts w:hint="eastAsia" w:eastAsia="黑体"/>
           <w:b/>
           <w:bCs/>
         </w:rPr>
@@ -658,6 +761,7 @@
       </w:r>
       <w:r>
         <w:rPr>
+          <w:rFonts w:eastAsia="黑体"/>
           <w:b/>
           <w:bCs/>
         </w:rPr>
@@ -665,7 +769,7 @@
       </w:r>
       <w:r>
         <w:rPr>
-          <w:rFonts w:hint="eastAsia"/>
+          <w:rFonts w:hint="eastAsia" w:eastAsia="黑体"/>
           <w:b/>
           <w:bCs/>
         </w:rPr>
@@ -673,7 +777,7 @@
       </w:r>
       <w:r>
         <w:rPr>
-          <w:rFonts w:hint="eastAsia"/>
+          <w:rFonts w:hint="eastAsia" w:eastAsia="黑体"/>
         </w:rPr>
         <w:t xml:space="preserve">（</w:t>
       </w:r>
@@ -692,15 +796,21 @@
         </m:sSub>
       </m:oMath>
       <w:r>
+        <w:rPr>
+          <w:rFonts w:eastAsia="黑体"/>
+        </w:rPr>
         <w:t xml:space="preserve"> </w:t>
       </w:r>
       <w:r>
         <w:rPr>
-          <w:rFonts w:hint="eastAsia"/>
+          <w:rFonts w:hint="eastAsia" w:eastAsia="黑体"/>
         </w:rPr>
         <w:t xml:space="preserve">源极</w:t>
       </w:r>
       <w:r>
+        <w:rPr>
+          <w:rFonts w:eastAsia="黑体"/>
+        </w:rPr>
         <w:t xml:space="preserve"> S、</w:t>
       </w:r>
       <m:oMath>
@@ -718,35 +828,44 @@
         </m:sSub>
       </m:oMath>
       <w:r>
+        <w:rPr>
+          <w:rFonts w:eastAsia="黑体"/>
+        </w:rPr>
         <w:t xml:space="preserve"> </w:t>
       </w:r>
       <w:r>
         <w:rPr>
-          <w:rFonts w:hint="eastAsia"/>
+          <w:rFonts w:hint="eastAsia" w:eastAsia="黑体"/>
         </w:rPr>
         <w:t xml:space="preserve">漏极</w:t>
       </w:r>
       <w:r>
+        <w:rPr>
+          <w:rFonts w:eastAsia="黑体"/>
+        </w:rPr>
         <w:t xml:space="preserve"> </w:t>
       </w:r>
       <w:r>
         <w:rPr>
-          <w:rFonts w:hint="eastAsia"/>
+          <w:rFonts w:hint="eastAsia" w:eastAsia="黑体"/>
         </w:rPr>
         <w:t xml:space="preserve">D、电机</w:t>
       </w:r>
       <w:r>
+        <w:rPr>
+          <w:rFonts w:eastAsia="黑体"/>
+        </w:rPr>
         <w:t xml:space="preserve"> B </w:t>
       </w:r>
       <w:r>
         <w:rPr>
-          <w:rFonts w:hint="eastAsia"/>
+          <w:rFonts w:hint="eastAsia" w:eastAsia="黑体"/>
         </w:rPr>
         <w:t xml:space="preserve">相绕组一端相连）；</w:t>
       </w:r>
       <w:r>
         <w:rPr>
-          <w:rFonts w:hint="eastAsia"/>
+          <w:rFonts w:hint="eastAsia" w:eastAsia="黑体"/>
           <w:b/>
           <w:bCs/>
         </w:rPr>
@@ -754,6 +873,7 @@
       </w:r>
       <w:r>
         <w:rPr>
+          <w:rFonts w:eastAsia="黑体"/>
           <w:b/>
           <w:bCs/>
         </w:rPr>
@@ -761,7 +881,7 @@
       </w:r>
       <w:r>
         <w:rPr>
-          <w:rFonts w:hint="eastAsia"/>
+          <w:rFonts w:hint="eastAsia" w:eastAsia="黑体"/>
           <w:b/>
           <w:bCs/>
         </w:rPr>
@@ -769,7 +889,7 @@
       </w:r>
       <w:r>
         <w:rPr>
-          <w:rFonts w:hint="eastAsia"/>
+          <w:rFonts w:hint="eastAsia" w:eastAsia="黑体"/>
         </w:rPr>
         <w:t xml:space="preserve">（</w:t>
       </w:r>
@@ -788,15 +908,21 @@
         </m:sSub>
       </m:oMath>
       <w:r>
+        <w:rPr>
+          <w:rFonts w:eastAsia="黑体"/>
+        </w:rPr>
         <w:t xml:space="preserve"> </w:t>
       </w:r>
       <w:r>
         <w:rPr>
-          <w:rFonts w:hint="eastAsia"/>
+          <w:rFonts w:hint="eastAsia" w:eastAsia="黑体"/>
         </w:rPr>
         <w:t xml:space="preserve">源极</w:t>
       </w:r>
       <w:r>
+        <w:rPr>
+          <w:rFonts w:eastAsia="黑体"/>
+        </w:rPr>
         <w:t xml:space="preserve"> S、</w:t>
       </w:r>
       <m:oMath>
@@ -814,35 +940,44 @@
         </m:sSub>
       </m:oMath>
       <w:r>
+        <w:rPr>
+          <w:rFonts w:eastAsia="黑体"/>
+        </w:rPr>
         <w:t xml:space="preserve"> </w:t>
       </w:r>
       <w:r>
         <w:rPr>
-          <w:rFonts w:hint="eastAsia"/>
+          <w:rFonts w:hint="eastAsia" w:eastAsia="黑体"/>
         </w:rPr>
         <w:t xml:space="preserve">漏极</w:t>
       </w:r>
       <w:r>
+        <w:rPr>
+          <w:rFonts w:eastAsia="黑体"/>
+        </w:rPr>
         <w:t xml:space="preserve"> </w:t>
       </w:r>
       <w:r>
         <w:rPr>
-          <w:rFonts w:hint="eastAsia"/>
+          <w:rFonts w:hint="eastAsia" w:eastAsia="黑体"/>
         </w:rPr>
         <w:t xml:space="preserve">D、电机</w:t>
       </w:r>
       <w:r>
+        <w:rPr>
+          <w:rFonts w:eastAsia="黑体"/>
+        </w:rPr>
         <w:t xml:space="preserve"> C </w:t>
       </w:r>
       <w:r>
         <w:rPr>
-          <w:rFonts w:hint="eastAsia"/>
+          <w:rFonts w:hint="eastAsia" w:eastAsia="黑体"/>
         </w:rPr>
         <w:t xml:space="preserve">相绕组一端相连）；</w:t>
       </w:r>
       <w:r>
         <w:rPr>
-          <w:rFonts w:hint="eastAsia"/>
+          <w:rFonts w:hint="eastAsia" w:eastAsia="黑体"/>
           <w:b/>
           <w:bCs/>
         </w:rPr>
@@ -850,6 +985,7 @@
       </w:r>
       <w:r>
         <w:rPr>
+          <w:rFonts w:eastAsia="黑体"/>
           <w:b/>
           <w:bCs/>
         </w:rPr>
@@ -857,7 +993,7 @@
       </w:r>
       <w:r>
         <w:rPr>
-          <w:rFonts w:hint="eastAsia"/>
+          <w:rFonts w:hint="eastAsia" w:eastAsia="黑体"/>
           <w:b/>
           <w:bCs/>
         </w:rPr>
@@ -865,6 +1001,7 @@
       </w:r>
       <w:r>
         <w:rPr>
+          <w:rFonts w:eastAsia="黑体"/>
           <w:b/>
           <w:bCs/>
         </w:rPr>
@@ -872,7 +1009,7 @@
       </w:r>
       <w:r>
         <w:rPr>
-          <w:rFonts w:hint="eastAsia"/>
+          <w:rFonts w:hint="eastAsia" w:eastAsia="黑体"/>
         </w:rPr>
         <w:t xml:space="preserve">（三相绕组星形接法时的另一端共点，亦为电流采样点）。</w:t>
       </w:r>
@@ -881,7 +1018,7 @@
       <w:pPr/>
       <w:r>
         <w:rPr>
-          <w:rFonts w:hint="eastAsia"/>
+          <w:rFonts w:hint="eastAsia" w:eastAsia="黑体"/>
         </w:rPr>
         <w:t xml:space="preserve">各元件管脚连接：</w:t>
       </w:r>
@@ -900,56 +1037,74 @@
         </m:sSub>
       </m:oMath>
       <w:r>
+        <w:rPr>
+          <w:rFonts w:eastAsia="黑体"/>
+        </w:rPr>
         <w:t xml:space="preserve"> </w:t>
       </w:r>
       <w:r>
         <w:rPr>
-          <w:rFonts w:hint="eastAsia"/>
+          <w:rFonts w:hint="eastAsia" w:eastAsia="黑体"/>
         </w:rPr>
         <w:t xml:space="preserve">的</w:t>
       </w:r>
       <w:r>
+        <w:rPr>
+          <w:rFonts w:eastAsia="黑体"/>
+        </w:rPr>
         <w:t xml:space="preserve"> G </w:t>
       </w:r>
       <w:r>
         <w:rPr>
-          <w:rFonts w:hint="eastAsia"/>
+          <w:rFonts w:hint="eastAsia" w:eastAsia="黑体"/>
         </w:rPr>
         <w:t xml:space="preserve">接</w:t>
       </w:r>
       <w:r>
+        <w:rPr>
+          <w:rFonts w:eastAsia="黑体"/>
+        </w:rPr>
         <w:t xml:space="preserve"> A </w:t>
       </w:r>
       <w:r>
         <w:rPr>
-          <w:rFonts w:hint="eastAsia"/>
+          <w:rFonts w:hint="eastAsia" w:eastAsia="黑体"/>
         </w:rPr>
         <w:t xml:space="preserve">相上驱动信号、D</w:t>
       </w:r>
       <w:r>
+        <w:rPr>
+          <w:rFonts w:eastAsia="黑体"/>
+        </w:rPr>
         <w:t xml:space="preserve"> </w:t>
       </w:r>
       <w:r>
         <w:rPr>
-          <w:rFonts w:hint="eastAsia"/>
+          <w:rFonts w:hint="eastAsia" w:eastAsia="黑体"/>
         </w:rPr>
         <w:t xml:space="preserve">接节点①母线正端、S</w:t>
       </w:r>
       <w:r>
+        <w:rPr>
+          <w:rFonts w:eastAsia="黑体"/>
+        </w:rPr>
         <w:t xml:space="preserve"> </w:t>
       </w:r>
       <w:r>
         <w:rPr>
-          <w:rFonts w:hint="eastAsia"/>
+          <w:rFonts w:hint="eastAsia" w:eastAsia="黑体"/>
         </w:rPr>
         <w:t xml:space="preserve">接节点③A</w:t>
       </w:r>
       <w:r>
+        <w:rPr>
+          <w:rFonts w:eastAsia="黑体"/>
+        </w:rPr>
         <w:t xml:space="preserve"> </w:t>
       </w:r>
       <w:r>
         <w:rPr>
-          <w:rFonts w:hint="eastAsia"/>
+          <w:rFonts w:hint="eastAsia" w:eastAsia="黑体"/>
         </w:rPr>
         <w:t xml:space="preserve">相节点；</w:t>
       </w:r>
@@ -968,56 +1123,74 @@
         </m:sSub>
       </m:oMath>
       <w:r>
+        <w:rPr>
+          <w:rFonts w:eastAsia="黑体"/>
+        </w:rPr>
         <w:t xml:space="preserve"> </w:t>
       </w:r>
       <w:r>
         <w:rPr>
-          <w:rFonts w:hint="eastAsia"/>
+          <w:rFonts w:hint="eastAsia" w:eastAsia="黑体"/>
         </w:rPr>
         <w:t xml:space="preserve">的</w:t>
       </w:r>
       <w:r>
+        <w:rPr>
+          <w:rFonts w:eastAsia="黑体"/>
+        </w:rPr>
         <w:t xml:space="preserve"> G </w:t>
       </w:r>
       <w:r>
         <w:rPr>
-          <w:rFonts w:hint="eastAsia"/>
+          <w:rFonts w:hint="eastAsia" w:eastAsia="黑体"/>
         </w:rPr>
         <w:t xml:space="preserve">接</w:t>
       </w:r>
       <w:r>
+        <w:rPr>
+          <w:rFonts w:eastAsia="黑体"/>
+        </w:rPr>
         <w:t xml:space="preserve"> A </w:t>
       </w:r>
       <w:r>
         <w:rPr>
-          <w:rFonts w:hint="eastAsia"/>
+          <w:rFonts w:hint="eastAsia" w:eastAsia="黑体"/>
         </w:rPr>
         <w:t xml:space="preserve">相下驱动信号、D</w:t>
       </w:r>
       <w:r>
+        <w:rPr>
+          <w:rFonts w:eastAsia="黑体"/>
+        </w:rPr>
         <w:t xml:space="preserve"> </w:t>
       </w:r>
       <w:r>
         <w:rPr>
-          <w:rFonts w:hint="eastAsia"/>
+          <w:rFonts w:hint="eastAsia" w:eastAsia="黑体"/>
         </w:rPr>
         <w:t xml:space="preserve">接节点③A</w:t>
       </w:r>
       <w:r>
+        <w:rPr>
+          <w:rFonts w:eastAsia="黑体"/>
+        </w:rPr>
         <w:t xml:space="preserve"> </w:t>
       </w:r>
       <w:r>
         <w:rPr>
-          <w:rFonts w:hint="eastAsia"/>
+          <w:rFonts w:hint="eastAsia" w:eastAsia="黑体"/>
         </w:rPr>
         <w:t xml:space="preserve">相节点、S</w:t>
       </w:r>
       <w:r>
+        <w:rPr>
+          <w:rFonts w:eastAsia="黑体"/>
+        </w:rPr>
         <w:t xml:space="preserve"> </w:t>
       </w:r>
       <w:r>
         <w:rPr>
-          <w:rFonts w:hint="eastAsia"/>
+          <w:rFonts w:hint="eastAsia" w:eastAsia="黑体"/>
         </w:rPr>
         <w:t xml:space="preserve">接节点②地；</w:t>
       </w:r>
@@ -1036,56 +1209,74 @@
         </m:sSub>
       </m:oMath>
       <w:r>
+        <w:rPr>
+          <w:rFonts w:eastAsia="黑体"/>
+        </w:rPr>
         <w:t xml:space="preserve"> </w:t>
       </w:r>
       <w:r>
         <w:rPr>
-          <w:rFonts w:hint="eastAsia"/>
+          <w:rFonts w:hint="eastAsia" w:eastAsia="黑体"/>
         </w:rPr>
         <w:t xml:space="preserve">的</w:t>
       </w:r>
       <w:r>
+        <w:rPr>
+          <w:rFonts w:eastAsia="黑体"/>
+        </w:rPr>
         <w:t xml:space="preserve"> G </w:t>
       </w:r>
       <w:r>
         <w:rPr>
-          <w:rFonts w:hint="eastAsia"/>
+          <w:rFonts w:hint="eastAsia" w:eastAsia="黑体"/>
         </w:rPr>
         <w:t xml:space="preserve">接</w:t>
       </w:r>
       <w:r>
+        <w:rPr>
+          <w:rFonts w:eastAsia="黑体"/>
+        </w:rPr>
         <w:t xml:space="preserve"> B </w:t>
       </w:r>
       <w:r>
         <w:rPr>
-          <w:rFonts w:hint="eastAsia"/>
+          <w:rFonts w:hint="eastAsia" w:eastAsia="黑体"/>
         </w:rPr>
         <w:t xml:space="preserve">相上驱动信号、D</w:t>
       </w:r>
       <w:r>
+        <w:rPr>
+          <w:rFonts w:eastAsia="黑体"/>
+        </w:rPr>
         <w:t xml:space="preserve"> </w:t>
       </w:r>
       <w:r>
         <w:rPr>
-          <w:rFonts w:hint="eastAsia"/>
+          <w:rFonts w:hint="eastAsia" w:eastAsia="黑体"/>
         </w:rPr>
         <w:t xml:space="preserve">接节点①母线正端、S</w:t>
       </w:r>
       <w:r>
+        <w:rPr>
+          <w:rFonts w:eastAsia="黑体"/>
+        </w:rPr>
         <w:t xml:space="preserve"> </w:t>
       </w:r>
       <w:r>
         <w:rPr>
-          <w:rFonts w:hint="eastAsia"/>
+          <w:rFonts w:hint="eastAsia" w:eastAsia="黑体"/>
         </w:rPr>
         <w:t xml:space="preserve">接节点④B</w:t>
       </w:r>
       <w:r>
+        <w:rPr>
+          <w:rFonts w:eastAsia="黑体"/>
+        </w:rPr>
         <w:t xml:space="preserve"> </w:t>
       </w:r>
       <w:r>
         <w:rPr>
-          <w:rFonts w:hint="eastAsia"/>
+          <w:rFonts w:hint="eastAsia" w:eastAsia="黑体"/>
         </w:rPr>
         <w:t xml:space="preserve">相节点；</w:t>
       </w:r>
@@ -1104,56 +1295,74 @@
         </m:sSub>
       </m:oMath>
       <w:r>
+        <w:rPr>
+          <w:rFonts w:eastAsia="黑体"/>
+        </w:rPr>
         <w:t xml:space="preserve"> </w:t>
       </w:r>
       <w:r>
         <w:rPr>
-          <w:rFonts w:hint="eastAsia"/>
+          <w:rFonts w:hint="eastAsia" w:eastAsia="黑体"/>
         </w:rPr>
         <w:t xml:space="preserve">的</w:t>
       </w:r>
       <w:r>
+        <w:rPr>
+          <w:rFonts w:eastAsia="黑体"/>
+        </w:rPr>
         <w:t xml:space="preserve"> G </w:t>
       </w:r>
       <w:r>
         <w:rPr>
-          <w:rFonts w:hint="eastAsia"/>
+          <w:rFonts w:hint="eastAsia" w:eastAsia="黑体"/>
         </w:rPr>
         <w:t xml:space="preserve">接</w:t>
       </w:r>
       <w:r>
+        <w:rPr>
+          <w:rFonts w:eastAsia="黑体"/>
+        </w:rPr>
         <w:t xml:space="preserve"> B </w:t>
       </w:r>
       <w:r>
         <w:rPr>
-          <w:rFonts w:hint="eastAsia"/>
+          <w:rFonts w:hint="eastAsia" w:eastAsia="黑体"/>
         </w:rPr>
         <w:t xml:space="preserve">相下驱动信号、D</w:t>
       </w:r>
       <w:r>
+        <w:rPr>
+          <w:rFonts w:eastAsia="黑体"/>
+        </w:rPr>
         <w:t xml:space="preserve"> </w:t>
       </w:r>
       <w:r>
         <w:rPr>
-          <w:rFonts w:hint="eastAsia"/>
+          <w:rFonts w:hint="eastAsia" w:eastAsia="黑体"/>
         </w:rPr>
         <w:t xml:space="preserve">接节点④B</w:t>
       </w:r>
       <w:r>
+        <w:rPr>
+          <w:rFonts w:eastAsia="黑体"/>
+        </w:rPr>
         <w:t xml:space="preserve"> </w:t>
       </w:r>
       <w:r>
         <w:rPr>
-          <w:rFonts w:hint="eastAsia"/>
+          <w:rFonts w:hint="eastAsia" w:eastAsia="黑体"/>
         </w:rPr>
         <w:t xml:space="preserve">相节点、S</w:t>
       </w:r>
       <w:r>
+        <w:rPr>
+          <w:rFonts w:eastAsia="黑体"/>
+        </w:rPr>
         <w:t xml:space="preserve"> </w:t>
       </w:r>
       <w:r>
         <w:rPr>
-          <w:rFonts w:hint="eastAsia"/>
+          <w:rFonts w:hint="eastAsia" w:eastAsia="黑体"/>
         </w:rPr>
         <w:t xml:space="preserve">接节点②地；</w:t>
       </w:r>
@@ -1172,56 +1381,74 @@
         </m:sSub>
       </m:oMath>
       <w:r>
+        <w:rPr>
+          <w:rFonts w:eastAsia="黑体"/>
+        </w:rPr>
         <w:t xml:space="preserve"> </w:t>
       </w:r>
       <w:r>
         <w:rPr>
-          <w:rFonts w:hint="eastAsia"/>
+          <w:rFonts w:hint="eastAsia" w:eastAsia="黑体"/>
         </w:rPr>
         <w:t xml:space="preserve">的</w:t>
       </w:r>
       <w:r>
+        <w:rPr>
+          <w:rFonts w:eastAsia="黑体"/>
+        </w:rPr>
         <w:t xml:space="preserve"> G </w:t>
       </w:r>
       <w:r>
         <w:rPr>
-          <w:rFonts w:hint="eastAsia"/>
+          <w:rFonts w:hint="eastAsia" w:eastAsia="黑体"/>
         </w:rPr>
         <w:t xml:space="preserve">接</w:t>
       </w:r>
       <w:r>
+        <w:rPr>
+          <w:rFonts w:eastAsia="黑体"/>
+        </w:rPr>
         <w:t xml:space="preserve"> C </w:t>
       </w:r>
       <w:r>
         <w:rPr>
-          <w:rFonts w:hint="eastAsia"/>
+          <w:rFonts w:hint="eastAsia" w:eastAsia="黑体"/>
         </w:rPr>
         <w:t xml:space="preserve">相上驱动信号、D</w:t>
       </w:r>
       <w:r>
+        <w:rPr>
+          <w:rFonts w:eastAsia="黑体"/>
+        </w:rPr>
         <w:t xml:space="preserve"> </w:t>
       </w:r>
       <w:r>
         <w:rPr>
-          <w:rFonts w:hint="eastAsia"/>
+          <w:rFonts w:hint="eastAsia" w:eastAsia="黑体"/>
         </w:rPr>
         <w:t xml:space="preserve">接节点①母线正端、S</w:t>
       </w:r>
       <w:r>
+        <w:rPr>
+          <w:rFonts w:eastAsia="黑体"/>
+        </w:rPr>
         <w:t xml:space="preserve"> </w:t>
       </w:r>
       <w:r>
         <w:rPr>
-          <w:rFonts w:hint="eastAsia"/>
+          <w:rFonts w:hint="eastAsia" w:eastAsia="黑体"/>
         </w:rPr>
         <w:t xml:space="preserve">接节点⑤C</w:t>
       </w:r>
       <w:r>
+        <w:rPr>
+          <w:rFonts w:eastAsia="黑体"/>
+        </w:rPr>
         <w:t xml:space="preserve"> </w:t>
       </w:r>
       <w:r>
         <w:rPr>
-          <w:rFonts w:hint="eastAsia"/>
+          <w:rFonts w:hint="eastAsia" w:eastAsia="黑体"/>
         </w:rPr>
         <w:t xml:space="preserve">相节点；</w:t>
       </w:r>
@@ -1240,62 +1467,80 @@
         </m:sSub>
       </m:oMath>
       <w:r>
+        <w:rPr>
+          <w:rFonts w:eastAsia="黑体"/>
+        </w:rPr>
         <w:t xml:space="preserve"> </w:t>
       </w:r>
       <w:r>
         <w:rPr>
-          <w:rFonts w:hint="eastAsia"/>
+          <w:rFonts w:hint="eastAsia" w:eastAsia="黑体"/>
         </w:rPr>
         <w:t xml:space="preserve">的</w:t>
       </w:r>
       <w:r>
+        <w:rPr>
+          <w:rFonts w:eastAsia="黑体"/>
+        </w:rPr>
         <w:t xml:space="preserve"> G </w:t>
       </w:r>
       <w:r>
         <w:rPr>
-          <w:rFonts w:hint="eastAsia"/>
+          <w:rFonts w:hint="eastAsia" w:eastAsia="黑体"/>
         </w:rPr>
         <w:t xml:space="preserve">接</w:t>
       </w:r>
       <w:r>
+        <w:rPr>
+          <w:rFonts w:eastAsia="黑体"/>
+        </w:rPr>
         <w:t xml:space="preserve"> C </w:t>
       </w:r>
       <w:r>
         <w:rPr>
-          <w:rFonts w:hint="eastAsia"/>
+          <w:rFonts w:hint="eastAsia" w:eastAsia="黑体"/>
         </w:rPr>
         <w:t xml:space="preserve">相下驱动信号、D</w:t>
       </w:r>
       <w:r>
+        <w:rPr>
+          <w:rFonts w:eastAsia="黑体"/>
+        </w:rPr>
         <w:t xml:space="preserve"> </w:t>
       </w:r>
       <w:r>
         <w:rPr>
-          <w:rFonts w:hint="eastAsia"/>
+          <w:rFonts w:hint="eastAsia" w:eastAsia="黑体"/>
         </w:rPr>
         <w:t xml:space="preserve">接节点⑤C</w:t>
       </w:r>
       <w:r>
+        <w:rPr>
+          <w:rFonts w:eastAsia="黑体"/>
+        </w:rPr>
         <w:t xml:space="preserve"> </w:t>
       </w:r>
       <w:r>
         <w:rPr>
-          <w:rFonts w:hint="eastAsia"/>
+          <w:rFonts w:hint="eastAsia" w:eastAsia="黑体"/>
         </w:rPr>
         <w:t xml:space="preserve">相节点、S</w:t>
       </w:r>
       <w:r>
+        <w:rPr>
+          <w:rFonts w:eastAsia="黑体"/>
+        </w:rPr>
         <w:t xml:space="preserve"> </w:t>
       </w:r>
       <w:r>
         <w:rPr>
-          <w:rFonts w:hint="eastAsia"/>
+          <w:rFonts w:hint="eastAsia" w:eastAsia="黑体"/>
         </w:rPr>
         <w:t xml:space="preserve">接节点②地；</w:t>
       </w:r>
       <w:r>
         <w:rPr>
-          <w:rFonts w:hint="eastAsia"/>
+          <w:rFonts w:hint="eastAsia" w:eastAsia="黑体"/>
           <w:b/>
           <w:bCs/>
         </w:rPr>
@@ -1303,22 +1548,25 @@
       </w:r>
       <w:r>
         <w:rPr>
-          <w:rFonts w:hint="eastAsia"/>
+          <w:rFonts w:hint="eastAsia" w:eastAsia="黑体"/>
         </w:rPr>
         <w:t xml:space="preserve">的三相绕组</w:t>
       </w:r>
       <w:r>
+        <w:rPr>
+          <w:rFonts w:eastAsia="黑体"/>
+        </w:rPr>
         <w:t xml:space="preserve"> A、B、C </w:t>
       </w:r>
       <w:r>
         <w:rPr>
-          <w:rFonts w:hint="eastAsia"/>
+          <w:rFonts w:hint="eastAsia" w:eastAsia="黑体"/>
         </w:rPr>
         <w:t xml:space="preserve">分别一端接节点③、④、⑤，另一端接节点⑥中性点；</w:t>
       </w:r>
       <w:r>
         <w:rPr>
-          <w:rFonts w:hint="eastAsia"/>
+          <w:rFonts w:hint="eastAsia" w:eastAsia="黑体"/>
           <w:b/>
           <w:bCs/>
         </w:rPr>
@@ -1326,7 +1574,7 @@
       </w:r>
       <w:r>
         <w:rPr>
-          <w:rFonts w:hint="eastAsia"/>
+          <w:rFonts w:hint="eastAsia" w:eastAsia="黑体"/>
         </w:rPr>
         <w:t xml:space="preserve">串于母线或相线，采样信号送控制器。</w:t>
       </w:r>
@@ -1335,20 +1583,26 @@
       <w:pPr/>
       <w:r>
         <w:rPr>
-          <w:rFonts w:hint="eastAsia"/>
+          <w:rFonts w:hint="eastAsia" w:eastAsia="黑体"/>
         </w:rPr>
         <w:t xml:space="preserve">由此构成”三相全桥（三个对称半桥臂）“逆变组态，控制器按</w:t>
       </w:r>
       <w:r>
+        <w:rPr>
+          <w:rFonts w:eastAsia="黑体"/>
+        </w:rPr>
         <w:t xml:space="preserve"> SPWM/SVPWM </w:t>
       </w:r>
       <w:r>
         <w:rPr>
-          <w:rFonts w:hint="eastAsia"/>
+          <w:rFonts w:hint="eastAsia" w:eastAsia="黑体"/>
         </w:rPr>
         <w:t xml:space="preserve">时序驱动六只开关管，使三个相节点输出相位互差</w:t>
       </w:r>
       <w:r>
+        <w:rPr>
+          <w:rFonts w:eastAsia="黑体"/>
+        </w:rPr>
         <w:t xml:space="preserve"> </w:t>
       </w:r>
       <m:oMath>
@@ -1369,11 +1623,14 @@
         </m:sSup>
       </m:oMath>
       <w:r>
+        <w:rPr>
+          <w:rFonts w:eastAsia="黑体"/>
+        </w:rPr>
         <w:t xml:space="preserve"> </w:t>
       </w:r>
       <w:r>
         <w:rPr>
-          <w:rFonts w:hint="eastAsia"/>
+          <w:rFonts w:hint="eastAsia" w:eastAsia="黑体"/>
         </w:rPr>
         <w:t xml:space="preserve">的互补脉宽序列，经电机绕组电感滤波后在定子中形成三相正弦电流，产生旋转磁场，从而实现对三相电机的变频调速与矢量控制。</w:t>
       </w:r>
@@ -1386,7 +1643,7 @@
       </w:pPr>
       <w:r>
         <w:rPr>
-          <w:rFonts w:hint="eastAsia"/>
+          <w:rFonts w:hint="eastAsia" w:eastAsia="黑体"/>
         </w:rPr>
         <w:t xml:space="preserve">工作原理</w:t>
       </w:r>
@@ -1397,25 +1654,31 @@
       </w:pPr>
       <w:r>
         <w:rPr>
-          <w:rFonts w:hint="eastAsia"/>
+          <w:rFonts w:hint="eastAsia" w:eastAsia="黑体"/>
         </w:rPr>
         <w:t xml:space="preserve">控制器按正弦脉宽调制（SPWM</w:t>
       </w:r>
       <w:r>
+        <w:rPr>
+          <w:rFonts w:eastAsia="黑体"/>
+        </w:rPr>
         <w:t xml:space="preserve"> </w:t>
       </w:r>
       <w:r>
         <w:rPr>
-          <w:rFonts w:hint="eastAsia"/>
+          <w:rFonts w:hint="eastAsia" w:eastAsia="黑体"/>
         </w:rPr>
         <w:t xml:space="preserve">或</w:t>
       </w:r>
       <w:r>
+        <w:rPr>
+          <w:rFonts w:eastAsia="黑体"/>
+        </w:rPr>
         <w:t xml:space="preserve"> </w:t>
       </w:r>
       <w:r>
         <w:rPr>
-          <w:rFonts w:hint="eastAsia"/>
+          <w:rFonts w:hint="eastAsia" w:eastAsia="黑体"/>
         </w:rPr>
         <w:t xml:space="preserve">SVPWM）控制六个开关的通断，在三个桥臂中点生成互补的脉宽序列，经电机绕组电感滤波后形成三相正弦电流，产生旋转磁场带动转子。改变调制频率与幅值即可调速调压。</w:t>
       </w:r>
@@ -1428,7 +1691,7 @@
       </w:pPr>
       <w:r>
         <w:rPr>
-          <w:rFonts w:hint="eastAsia"/>
+          <w:rFonts w:hint="eastAsia" w:eastAsia="黑体"/>
         </w:rPr>
         <w:t xml:space="preserve">关键计算公式</w:t>
       </w:r>
@@ -1442,7 +1705,7 @@
       </w:pPr>
       <w:r>
         <w:rPr>
-          <w:rFonts w:hint="eastAsia"/>
+          <w:rFonts w:hint="eastAsia" w:eastAsia="黑体"/>
         </w:rPr>
         <w:t xml:space="preserve">同步转速（感应电机）：</w:t>
       </w:r>
@@ -1505,7 +1768,7 @@
       </w:pPr>
       <w:r>
         <w:rPr>
-          <w:rFonts w:hint="eastAsia"/>
+          <w:rFonts w:hint="eastAsia" w:eastAsia="黑体"/>
         </w:rPr>
         <w:t xml:space="preserve">转差率：</w:t>
       </w:r>
@@ -1583,11 +1846,14 @@
       </w:pPr>
       <w:r>
         <w:rPr>
-          <w:rFonts w:hint="eastAsia"/>
+          <w:rFonts w:hint="eastAsia" w:eastAsia="黑体"/>
         </w:rPr>
         <w:t xml:space="preserve">相电压（SPWM，直流母线</w:t>
       </w:r>
       <w:r>
+        <w:rPr>
+          <w:rFonts w:eastAsia="黑体"/>
+        </w:rPr>
         <w:t xml:space="preserve"> </w:t>
       </w:r>
       <m:oMath>
@@ -1609,7 +1875,7 @@
       </m:oMath>
       <w:r>
         <w:rPr>
-          <w:rFonts w:hint="eastAsia"/>
+          <w:rFonts w:hint="eastAsia" w:eastAsia="黑体"/>
         </w:rPr>
         <w:t xml:space="preserve">）：</w:t>
       </w:r>
@@ -1707,7 +1973,7 @@
       </w:pPr>
       <w:r>
         <w:rPr>
-          <w:rFonts w:hint="eastAsia"/>
+          <w:rFonts w:hint="eastAsia" w:eastAsia="黑体"/>
         </w:rPr>
         <w:t xml:space="preserve">调制度：</w:t>
       </w:r>
@@ -1809,7 +2075,7 @@
       </w:pPr>
       <w:r>
         <w:rPr>
-          <w:rFonts w:hint="eastAsia"/>
+          <w:rFonts w:hint="eastAsia" w:eastAsia="黑体"/>
         </w:rPr>
         <w:t xml:space="preserve">输出视在功率：</w:t>
       </w:r>
@@ -1911,7 +2177,7 @@
             </w:pPr>
             <w:r>
               <w:rPr>
-                <w:rFonts w:hint="eastAsia"/>
+                <w:rFonts w:hint="eastAsia" w:eastAsia="黑体"/>
               </w:rPr>
               <w:t xml:space="preserve">符号</w:t>
             </w:r>
@@ -1925,7 +2191,7 @@
             </w:pPr>
             <w:r>
               <w:rPr>
-                <w:rFonts w:hint="eastAsia"/>
+                <w:rFonts w:hint="eastAsia" w:eastAsia="黑体"/>
               </w:rPr>
               <w:t xml:space="preserve">含义</w:t>
             </w:r>
@@ -1939,7 +2205,7 @@
             </w:pPr>
             <w:r>
               <w:rPr>
-                <w:rFonts w:hint="eastAsia"/>
+                <w:rFonts w:hint="eastAsia" w:eastAsia="黑体"/>
               </w:rPr>
               <w:t xml:space="preserve">单位</w:t>
             </w:r>
@@ -1968,6 +2234,9 @@
               </m:sSub>
             </m:oMath>
             <w:r>
+              <w:rPr>
+                <w:rFonts w:eastAsia="黑体"/>
+              </w:rPr>
               <w:t xml:space="preserve">​</w:t>
             </w:r>
           </w:p>
@@ -1980,7 +2249,7 @@
             </w:pPr>
             <w:r>
               <w:rPr>
-                <w:rFonts w:hint="eastAsia"/>
+                <w:rFonts w:hint="eastAsia" w:eastAsia="黑体"/>
               </w:rPr>
               <w:t xml:space="preserve">同步转速</w:t>
             </w:r>
@@ -1993,6 +2262,9 @@
               <w:pStyle w:val="Compact"/>
             </w:pPr>
             <w:r>
+              <w:rPr>
+                <w:rFonts w:eastAsia="黑体"/>
+              </w:rPr>
               <w:t xml:space="preserve">r/min</w:t>
             </w:r>
           </w:p>
@@ -2011,6 +2283,9 @@
               </m:r>
             </m:oMath>
             <w:r>
+              <w:rPr>
+                <w:rFonts w:eastAsia="黑体"/>
+              </w:rPr>
               <w:t xml:space="preserve">​</w:t>
             </w:r>
           </w:p>
@@ -2023,7 +2298,7 @@
             </w:pPr>
             <w:r>
               <w:rPr>
-                <w:rFonts w:hint="eastAsia"/>
+                <w:rFonts w:hint="eastAsia" w:eastAsia="黑体"/>
               </w:rPr>
               <w:t xml:space="preserve">电源频率</w:t>
             </w:r>
@@ -2036,6 +2311,9 @@
               <w:pStyle w:val="Compact"/>
             </w:pPr>
             <w:r>
+              <w:rPr>
+                <w:rFonts w:eastAsia="黑体"/>
+              </w:rPr>
               <w:t xml:space="preserve">Hz</w:t>
             </w:r>
           </w:p>
@@ -2054,6 +2332,9 @@
               </m:r>
             </m:oMath>
             <w:r>
+              <w:rPr>
+                <w:rFonts w:eastAsia="黑体"/>
+              </w:rPr>
               <w:t xml:space="preserve">​</w:t>
             </w:r>
           </w:p>
@@ -2066,7 +2347,7 @@
             </w:pPr>
             <w:r>
               <w:rPr>
-                <w:rFonts w:hint="eastAsia"/>
+                <w:rFonts w:hint="eastAsia" w:eastAsia="黑体"/>
               </w:rPr>
               <w:t xml:space="preserve">极数</w:t>
             </w:r>
@@ -2079,6 +2360,9 @@
               <w:pStyle w:val="Compact"/>
             </w:pPr>
             <w:r>
+              <w:rPr>
+                <w:rFonts w:eastAsia="黑体"/>
+              </w:rPr>
               <w:t xml:space="preserve">—</w:t>
             </w:r>
           </w:p>
@@ -2097,6 +2381,9 @@
               </m:r>
             </m:oMath>
             <w:r>
+              <w:rPr>
+                <w:rFonts w:eastAsia="黑体"/>
+              </w:rPr>
               <w:t xml:space="preserve">​</w:t>
             </w:r>
           </w:p>
@@ -2109,7 +2396,7 @@
             </w:pPr>
             <w:r>
               <w:rPr>
-                <w:rFonts w:hint="eastAsia"/>
+                <w:rFonts w:hint="eastAsia" w:eastAsia="黑体"/>
               </w:rPr>
               <w:t xml:space="preserve">转差率</w:t>
             </w:r>
@@ -2122,6 +2409,9 @@
               <w:pStyle w:val="Compact"/>
             </w:pPr>
             <w:r>
+              <w:rPr>
+                <w:rFonts w:eastAsia="黑体"/>
+              </w:rPr>
               <w:t xml:space="preserve">—</w:t>
             </w:r>
           </w:p>
@@ -2149,6 +2439,9 @@
               </m:sSub>
             </m:oMath>
             <w:r>
+              <w:rPr>
+                <w:rFonts w:eastAsia="黑体"/>
+              </w:rPr>
               <w:t xml:space="preserve">​</w:t>
             </w:r>
           </w:p>
@@ -2161,7 +2454,7 @@
             </w:pPr>
             <w:r>
               <w:rPr>
-                <w:rFonts w:hint="eastAsia"/>
+                <w:rFonts w:hint="eastAsia" w:eastAsia="黑体"/>
               </w:rPr>
               <w:t xml:space="preserve">调制度</w:t>
             </w:r>
@@ -2174,6 +2467,9 @@
               <w:pStyle w:val="Compact"/>
             </w:pPr>
             <w:r>
+              <w:rPr>
+                <w:rFonts w:eastAsia="黑体"/>
+              </w:rPr>
               <w:t xml:space="preserve">—</w:t>
             </w:r>
           </w:p>
@@ -2204,6 +2500,9 @@
               </m:sSub>
             </m:oMath>
             <w:r>
+              <w:rPr>
+                <w:rFonts w:eastAsia="黑体"/>
+              </w:rPr>
               <w:t xml:space="preserve">​</w:t>
             </w:r>
           </w:p>
@@ -2216,7 +2515,7 @@
             </w:pPr>
             <w:r>
               <w:rPr>
-                <w:rFonts w:hint="eastAsia"/>
+                <w:rFonts w:hint="eastAsia" w:eastAsia="黑体"/>
               </w:rPr>
               <w:t xml:space="preserve">直流母线电压</w:t>
             </w:r>
@@ -2229,6 +2528,9 @@
               <w:pStyle w:val="Compact"/>
             </w:pPr>
             <w:r>
+              <w:rPr>
+                <w:rFonts w:eastAsia="黑体"/>
+              </w:rPr>
               <w:t xml:space="preserve">V</w:t>
             </w:r>
           </w:p>
@@ -2277,6 +2579,9 @@
               </m:sSub>
             </m:oMath>
             <w:r>
+              <w:rPr>
+                <w:rFonts w:eastAsia="黑体"/>
+              </w:rPr>
               <w:t xml:space="preserve">​</w:t>
             </w:r>
           </w:p>
@@ -2289,7 +2594,7 @@
             </w:pPr>
             <w:r>
               <w:rPr>
-                <w:rFonts w:hint="eastAsia"/>
+                <w:rFonts w:hint="eastAsia" w:eastAsia="黑体"/>
               </w:rPr>
               <w:t xml:space="preserve">线电压/线电流</w:t>
             </w:r>
@@ -2302,6 +2607,9 @@
               <w:pStyle w:val="Compact"/>
             </w:pPr>
             <w:r>
+              <w:rPr>
+                <w:rFonts w:eastAsia="黑体"/>
+              </w:rPr>
               <w:t xml:space="preserve">V, A</w:t>
             </w:r>
           </w:p>
@@ -2320,6 +2628,9 @@
               </m:r>
             </m:oMath>
             <w:r>
+              <w:rPr>
+                <w:rFonts w:eastAsia="黑体"/>
+              </w:rPr>
               <w:t xml:space="preserve">​</w:t>
             </w:r>
           </w:p>
@@ -2332,7 +2643,7 @@
             </w:pPr>
             <w:r>
               <w:rPr>
-                <w:rFonts w:hint="eastAsia"/>
+                <w:rFonts w:hint="eastAsia" w:eastAsia="黑体"/>
               </w:rPr>
               <w:t xml:space="preserve">视在功率</w:t>
             </w:r>
@@ -2345,6 +2656,9 @@
               <w:pStyle w:val="Compact"/>
             </w:pPr>
             <w:r>
+              <w:rPr>
+                <w:rFonts w:eastAsia="黑体"/>
+              </w:rPr>
               <w:t xml:space="preserve">VA</w:t>
             </w:r>
           </w:p>
@@ -2359,7 +2673,7 @@
       </w:pPr>
       <w:r>
         <w:rPr>
-          <w:rFonts w:hint="eastAsia"/>
+          <w:rFonts w:hint="eastAsia" w:eastAsia="黑体"/>
         </w:rPr>
         <w:t xml:space="preserve">元件调整影响</w:t>
       </w:r>
@@ -2374,21 +2688,27 @@
       </w:pPr>
       <w:r>
         <w:rPr>
-          <w:rFonts w:hint="eastAsia"/>
+          <w:rFonts w:hint="eastAsia" w:eastAsia="黑体"/>
           <w:b/>
           <w:bCs/>
         </w:rPr>
         <w:t xml:space="preserve">调制频率升高</w:t>
       </w:r>
       <w:r>
+        <w:rPr>
+          <w:rFonts w:eastAsia="黑体"/>
+        </w:rPr>
         <w:t xml:space="preserve"> </w:t>
       </w:r>
       <w:r>
+        <w:rPr>
+          <w:rFonts w:eastAsia="黑体"/>
+        </w:rPr>
         <w:t xml:space="preserve">→ </w:t>
       </w:r>
       <w:r>
         <w:rPr>
-          <w:rFonts w:hint="eastAsia"/>
+          <w:rFonts w:hint="eastAsia" w:eastAsia="黑体"/>
         </w:rPr>
         <w:t xml:space="preserve">电机同步转速提高。</w:t>
       </w:r>
@@ -2403,7 +2723,7 @@
       </w:pPr>
       <w:r>
         <w:rPr>
-          <w:rFonts w:hint="eastAsia"/>
+          <w:rFonts w:hint="eastAsia" w:eastAsia="黑体"/>
           <w:b/>
           <w:bCs/>
         </w:rPr>
@@ -2411,6 +2731,7 @@
       </w:r>
       <w:r>
         <w:rPr>
+          <w:rFonts w:eastAsia="黑体"/>
           <w:b/>
           <w:bCs/>
         </w:rPr>
@@ -2432,6 +2753,7 @@
       </m:oMath>
       <w:r>
         <w:rPr>
+          <w:rFonts w:eastAsia="黑体"/>
           <w:b/>
           <w:bCs/>
         </w:rPr>
@@ -2439,21 +2761,27 @@
       </w:r>
       <w:r>
         <w:rPr>
-          <w:rFonts w:hint="eastAsia"/>
+          <w:rFonts w:hint="eastAsia" w:eastAsia="黑体"/>
           <w:b/>
           <w:bCs/>
         </w:rPr>
         <w:t xml:space="preserve">提高</w:t>
       </w:r>
       <w:r>
+        <w:rPr>
+          <w:rFonts w:eastAsia="黑体"/>
+        </w:rPr>
         <w:t xml:space="preserve"> </w:t>
       </w:r>
       <w:r>
+        <w:rPr>
+          <w:rFonts w:eastAsia="黑体"/>
+        </w:rPr>
         <w:t xml:space="preserve">→ </w:t>
       </w:r>
       <w:r>
         <w:rPr>
-          <w:rFonts w:hint="eastAsia"/>
+          <w:rFonts w:hint="eastAsia" w:eastAsia="黑体"/>
         </w:rPr>
         <w:t xml:space="preserve">输出电压幅值增大、转矩能力提高。</w:t>
       </w:r>
@@ -2468,21 +2796,27 @@
       </w:pPr>
       <w:r>
         <w:rPr>
-          <w:rFonts w:hint="eastAsia"/>
+          <w:rFonts w:hint="eastAsia" w:eastAsia="黑体"/>
           <w:b/>
           <w:bCs/>
         </w:rPr>
         <w:t xml:space="preserve">直流母线电压升高</w:t>
       </w:r>
       <w:r>
+        <w:rPr>
+          <w:rFonts w:eastAsia="黑体"/>
+        </w:rPr>
         <w:t xml:space="preserve"> </w:t>
       </w:r>
       <w:r>
+        <w:rPr>
+          <w:rFonts w:eastAsia="黑体"/>
+        </w:rPr>
         <w:t xml:space="preserve">→ </w:t>
       </w:r>
       <w:r>
         <w:rPr>
-          <w:rFonts w:hint="eastAsia"/>
+          <w:rFonts w:hint="eastAsia" w:eastAsia="黑体"/>
         </w:rPr>
         <w:t xml:space="preserve">输出功率与转速上限提高，但要求器件耐压更高。</w:t>
       </w:r>
@@ -2497,21 +2831,27 @@
       </w:pPr>
       <w:r>
         <w:rPr>
-          <w:rFonts w:hint="eastAsia"/>
+          <w:rFonts w:hint="eastAsia" w:eastAsia="黑体"/>
           <w:b/>
           <w:bCs/>
         </w:rPr>
         <w:t xml:space="preserve">开关频率提高</w:t>
       </w:r>
       <w:r>
+        <w:rPr>
+          <w:rFonts w:eastAsia="黑体"/>
+        </w:rPr>
         <w:t xml:space="preserve"> </w:t>
       </w:r>
       <w:r>
+        <w:rPr>
+          <w:rFonts w:eastAsia="黑体"/>
+        </w:rPr>
         <w:t xml:space="preserve">→ </w:t>
       </w:r>
       <w:r>
         <w:rPr>
-          <w:rFonts w:hint="eastAsia"/>
+          <w:rFonts w:hint="eastAsia" w:eastAsia="黑体"/>
         </w:rPr>
         <w:t xml:space="preserve">电流波形更正弦、噪声降低，但开关损耗增大。</w:t>
       </w:r>
@@ -2524,7 +2864,7 @@
       </w:pPr>
       <w:r>
         <w:rPr>
-          <w:rFonts w:hint="eastAsia"/>
+          <w:rFonts w:hint="eastAsia" w:eastAsia="黑体"/>
         </w:rPr>
         <w:t xml:space="preserve">典型参数示例</w:t>
       </w:r>
@@ -2538,11 +2878,14 @@
         </w:numPr>
       </w:pPr>
       <w:r>
+        <w:rPr>
+          <w:rFonts w:eastAsia="黑体"/>
+        </w:rPr>
         <w:t xml:space="preserve">4 </w:t>
       </w:r>
       <w:r>
         <w:rPr>
-          <w:rFonts w:hint="eastAsia"/>
+          <w:rFonts w:hint="eastAsia" w:eastAsia="黑体"/>
         </w:rPr>
         <w:t xml:space="preserve">极电机（</w:t>
       </w:r>
@@ -2562,7 +2905,7 @@
       </m:oMath>
       <w:r>
         <w:rPr>
-          <w:rFonts w:hint="eastAsia"/>
+          <w:rFonts w:hint="eastAsia" w:eastAsia="黑体"/>
         </w:rPr>
         <w:t xml:space="preserve">）、</w:t>
       </w:r>
@@ -2592,7 +2935,7 @@
       </m:oMath>
       <w:r>
         <w:rPr>
-          <w:rFonts w:hint="eastAsia"/>
+          <w:rFonts w:hint="eastAsia" w:eastAsia="黑体"/>
         </w:rPr>
         <w:t xml:space="preserve">：</w:t>
       </w:r>
@@ -2660,6 +3003,9 @@
         </m:r>
       </m:oMath>
       <w:r>
+        <w:rPr>
+          <w:rFonts w:eastAsia="黑体"/>
+        </w:rPr>
         <w:t xml:space="preserve">。</w:t>
       </w:r>
     </w:p>
@@ -2673,11 +3019,14 @@
       </w:pPr>
       <w:r>
         <w:rPr>
-          <w:rFonts w:hint="eastAsia"/>
+          <w:rFonts w:hint="eastAsia" w:eastAsia="黑体"/>
         </w:rPr>
         <w:t xml:space="preserve">取</w:t>
       </w:r>
       <w:r>
+        <w:rPr>
+          <w:rFonts w:eastAsia="黑体"/>
+        </w:rPr>
         <w:t xml:space="preserve"> </w:t>
       </w:r>
       <m:oMath>
@@ -2717,6 +3066,9 @@
         </m:r>
       </m:oMath>
       <w:r>
+        <w:rPr>
+          <w:rFonts w:eastAsia="黑体"/>
+        </w:rPr>
         <w:t xml:space="preserve">、</w:t>
       </w:r>
       <m:oMath>
@@ -2744,7 +3096,7 @@
       </m:oMath>
       <w:r>
         <w:rPr>
-          <w:rFonts w:hint="eastAsia"/>
+          <w:rFonts w:hint="eastAsia" w:eastAsia="黑体"/>
         </w:rPr>
         <w:t xml:space="preserve">：</w:t>
       </w:r>
@@ -2827,7 +3179,7 @@
       </m:oMath>
       <w:r>
         <w:rPr>
-          <w:rFonts w:hint="eastAsia"/>
+          <w:rFonts w:hint="eastAsia" w:eastAsia="黑体"/>
         </w:rPr>
         <w:t xml:space="preserve">（相电压有效值）。</w:t>
       </w:r>
@@ -2840,7 +3192,7 @@
       </w:pPr>
       <w:r>
         <w:rPr>
-          <w:rFonts w:hint="eastAsia"/>
+          <w:rFonts w:hint="eastAsia" w:eastAsia="黑体"/>
         </w:rPr>
         <w:t xml:space="preserve">常见器件型号</w:t>
       </w:r>
@@ -2855,34 +3207,43 @@
       </w:pPr>
       <w:r>
         <w:rPr>
-          <w:rFonts w:hint="eastAsia"/>
+          <w:rFonts w:hint="eastAsia" w:eastAsia="黑体"/>
         </w:rPr>
         <w:t xml:space="preserve">IGBT/MOSFET：IRGB、IKW</w:t>
       </w:r>
       <w:r>
+        <w:rPr>
+          <w:rFonts w:eastAsia="黑体"/>
+        </w:rPr>
         <w:t xml:space="preserve"> </w:t>
       </w:r>
       <w:r>
         <w:rPr>
-          <w:rFonts w:hint="eastAsia"/>
+          <w:rFonts w:hint="eastAsia" w:eastAsia="黑体"/>
         </w:rPr>
         <w:t xml:space="preserve">系列；IPM</w:t>
       </w:r>
       <w:r>
+        <w:rPr>
+          <w:rFonts w:eastAsia="黑体"/>
+        </w:rPr>
         <w:t xml:space="preserve"> </w:t>
       </w:r>
       <w:r>
         <w:rPr>
-          <w:rFonts w:hint="eastAsia"/>
+          <w:rFonts w:hint="eastAsia" w:eastAsia="黑体"/>
         </w:rPr>
         <w:t xml:space="preserve">模块（如</w:t>
       </w:r>
       <w:r>
+        <w:rPr>
+          <w:rFonts w:eastAsia="黑体"/>
+        </w:rPr>
         <w:t xml:space="preserve"> </w:t>
       </w:r>
       <w:r>
         <w:rPr>
-          <w:rFonts w:hint="eastAsia"/>
+          <w:rFonts w:hint="eastAsia" w:eastAsia="黑体"/>
         </w:rPr>
         <w:t xml:space="preserve">PSS20S92F6、FSBB30CH60）。</w:t>
       </w:r>
@@ -2897,7 +3258,7 @@
       </w:pPr>
       <w:r>
         <w:rPr>
-          <w:rFonts w:hint="eastAsia"/>
+          <w:rFonts w:hint="eastAsia" w:eastAsia="黑体"/>
         </w:rPr>
         <w:t xml:space="preserve">栅极驱动：IR2110、IR2136、8EDL04。</w:t>
       </w:r>
@@ -2912,7 +3273,7 @@
       </w:pPr>
       <w:r>
         <w:rPr>
-          <w:rFonts w:hint="eastAsia"/>
+          <w:rFonts w:hint="eastAsia" w:eastAsia="黑体"/>
         </w:rPr>
         <w:t xml:space="preserve">控制器：STM32F3/G4、TMS320F28x。</w:t>
       </w:r>
@@ -2925,7 +3286,7 @@
       </w:pPr>
       <w:r>
         <w:rPr>
-          <w:rFonts w:hint="eastAsia"/>
+          <w:rFonts w:hint="eastAsia" w:eastAsia="黑体"/>
         </w:rPr>
         <w:t xml:space="preserve">注意事项</w:t>
       </w:r>
@@ -2940,7 +3301,7 @@
       </w:pPr>
       <w:r>
         <w:rPr>
-          <w:rFonts w:hint="eastAsia"/>
+          <w:rFonts w:hint="eastAsia" w:eastAsia="黑体"/>
         </w:rPr>
         <w:t xml:space="preserve">上下桥臂须设死区，防止直通短路烧毁功率级。</w:t>
       </w:r>
@@ -2955,7 +3316,7 @@
       </w:pPr>
       <w:r>
         <w:rPr>
-          <w:rFonts w:hint="eastAsia"/>
+          <w:rFonts w:hint="eastAsia" w:eastAsia="黑体"/>
         </w:rPr>
         <w:t xml:space="preserve">母线去耦电容需就近放置，抑制开关尖峰。</w:t>
       </w:r>
@@ -2970,7 +3331,7 @@
       </w:pPr>
       <w:r>
         <w:rPr>
-          <w:rFonts w:hint="eastAsia"/>
+          <w:rFonts w:hint="eastAsia" w:eastAsia="黑体"/>
         </w:rPr>
         <w:t xml:space="preserve">过流、过温、欠压保护必不可少；电机堵转时电流剧增。</w:t>
       </w:r>
@@ -2983,7 +3344,7 @@
       </w:pPr>
       <w:r>
         <w:rPr>
-          <w:rFonts w:hint="eastAsia"/>
+          <w:rFonts w:hint="eastAsia" w:eastAsia="黑体"/>
         </w:rPr>
         <w:t xml:space="preserve">参考资料</w:t>
       </w:r>
@@ -2997,6 +3358,9 @@
         </w:numPr>
       </w:pPr>
       <w:r>
+        <w:rPr>
+          <w:rFonts w:eastAsia="黑体"/>
+        </w:rPr>
         <w:t xml:space="preserve">Wikipedia: Variable-frequency drive、Three-phase inverter。</w:t>
       </w:r>
     </w:p>
@@ -3010,7 +3374,7 @@
       </w:pPr>
       <w:r>
         <w:rPr>
-          <w:rFonts w:hint="eastAsia"/>
+          <w:rFonts w:hint="eastAsia" w:eastAsia="黑体"/>
         </w:rPr>
         <w:t xml:space="preserve">《电力电子技术》（王兆安）。</w:t>
       </w:r>
@@ -3024,15 +3388,21 @@
         </w:numPr>
       </w:pPr>
       <w:r>
+        <w:rPr>
+          <w:rFonts w:eastAsia="黑体"/>
+        </w:rPr>
         <w:t xml:space="preserve">TI </w:t>
       </w:r>
       <w:r>
         <w:rPr>
-          <w:rFonts w:hint="eastAsia"/>
+          <w:rFonts w:hint="eastAsia" w:eastAsia="黑体"/>
         </w:rPr>
         <w:t xml:space="preserve">应用笔记：Three-Phase</w:t>
       </w:r>
       <w:r>
+        <w:rPr>
+          <w:rFonts w:eastAsia="黑体"/>
+        </w:rPr>
         <w:t xml:space="preserve"> Inverter Design。</w:t>
       </w:r>
     </w:p>
@@ -3045,11 +3415,11 @@
       </w:pPr>
       <w:r>
         <w:rPr>
-          <w:rFonts w:ascii="Times New Roman" w:hAnsi="Times New Roman"/>
+          <w:rFonts w:ascii="Times New Roman" w:hAnsi="Times New Roman" w:eastAsia="黑体"/>
           <w:color w:val="555555"/>
           <w:sz w:val="21"/>
         </w:rPr>
-        <w:t>材料收集者：杜文杰</w:t>
+        <w:t>材料收集者：杜文杰，WX手机：19519196569，QQ:3478827729</w:t>
       </w:r>
     </w:p>
     <w:sectPr>
@@ -3069,7 +3439,7 @@
 </file>
 
 <file path=word/footer1.xml><?xml version="1.0" encoding="utf-8"?>
-<w:ftr xmlns:m="http://schemas.openxmlformats.org/officeDocument/2006/math" xmlns:mc="http://schemas.openxmlformats.org/markup-compatibility/2006" xmlns:mo="http://schemas.microsoft.com/office/mac/office/2008/main" xmlns:mv="urn:schemas-microsoft-com:mac:vml" xmlns:o="urn:schemas-microsoft-com:office:office" xmlns:r="http://schemas.openxmlformats.org/officeDocument/2006/relationships" xmlns:v="urn:schemas-microsoft-com:vml" xmlns:w10="urn:schemas-microsoft-com:office:word" xmlns:w14="http://schemas.microsoft.com/office/word/2010/wordml" xmlns:w="http://schemas.openxmlformats.org/wordprocessingml/2006/main" xmlns:wne="http://schemas.microsoft.com/office/word/2006/wordml" xmlns:wp14="http://schemas.microsoft.com/office/word/2010/wordprocessingDrawing" xmlns:wp="http://schemas.openxmlformats.org/drawingml/2006/wordprocessingDrawing" xmlns:wpc="http://schemas.microsoft.com/office/word/2010/wordprocessingCanvas" xmlns:wpg="http://schemas.microsoft.com/office/word/2010/wordprocessingGroup" xmlns:wpi="http://schemas.microsoft.com/office/word/2010/wordprocessingInk" xmlns:wps="http://schemas.microsoft.com/office/word/2010/wordprocessingShape" mc:Ignorable="w14 wp14">
+<w:ftr xmlns:mc="http://schemas.openxmlformats.org/markup-compatibility/2006" xmlns:w="http://schemas.openxmlformats.org/wordprocessingml/2006/main" xmlns:m="http://schemas.openxmlformats.org/officeDocument/2006/math" xmlns:mo="http://schemas.microsoft.com/office/mac/office/2008/main" xmlns:mv="urn:schemas-microsoft-com:mac:vml" xmlns:o="urn:schemas-microsoft-com:office:office" xmlns:r="http://schemas.openxmlformats.org/officeDocument/2006/relationships" xmlns:v="urn:schemas-microsoft-com:vml" xmlns:w10="urn:schemas-microsoft-com:office:word" xmlns:w14="http://schemas.microsoft.com/office/word/2010/wordml" xmlns:wne="http://schemas.microsoft.com/office/word/2006/wordml" xmlns:wp14="http://schemas.microsoft.com/office/word/2010/wordprocessingDrawing" xmlns:wp="http://schemas.openxmlformats.org/drawingml/2006/wordprocessingDrawing" xmlns:wpc="http://schemas.microsoft.com/office/word/2010/wordprocessingCanvas" xmlns:wpg="http://schemas.microsoft.com/office/word/2010/wordprocessingGroup" xmlns:wpi="http://schemas.microsoft.com/office/word/2010/wordprocessingInk" xmlns:wps="http://schemas.microsoft.com/office/word/2010/wordprocessingShape" mc:Ignorable="w14 wp14">
   <w:p>
     <w:pPr>
       <w:pStyle w:val="Footer"/>
@@ -3077,12 +3447,14 @@
     </w:pPr>
     <w:r>
       <w:rPr>
+        <w:rFonts w:eastAsia="黑体"/>
         <w:sz w:val="18"/>
       </w:rPr>
       <w:t xml:space="preserve">第 </w:t>
     </w:r>
     <w:r>
       <w:rPr>
+        <w:rFonts w:eastAsia="黑体"/>
         <w:sz w:val="18"/>
       </w:rPr>
       <w:fldChar w:fldCharType="begin"/>
@@ -3091,6 +3463,7 @@
     </w:r>
     <w:r>
       <w:rPr>
+        <w:rFonts w:eastAsia="黑体"/>
         <w:sz w:val="18"/>
       </w:rPr>
       <w:t xml:space="preserve"> 页</w:t>
@@ -3104,6 +3477,9 @@
   <w:footnote w:type="continuationSeparator" w:id="0">
     <w:p>
       <w:r>
+        <w:rPr>
+          <w:rFonts w:eastAsia="黑体"/>
+        </w:rPr>
         <w:continuationSeparator/>
       </w:r>
     </w:p>
@@ -3111,6 +3487,9 @@
   <w:footnote w:type="separator" w:id="-1">
     <w:p>
       <w:r>
+        <w:rPr>
+          <w:rFonts w:eastAsia="黑体"/>
+        </w:rPr>
         <w:separator/>
       </w:r>
     </w:p>
@@ -3119,7 +3498,7 @@
 </file>
 
 <file path=word/header1.xml><?xml version="1.0" encoding="utf-8"?>
-<w:hdr xmlns:m="http://schemas.openxmlformats.org/officeDocument/2006/math" xmlns:mc="http://schemas.openxmlformats.org/markup-compatibility/2006" xmlns:mo="http://schemas.microsoft.com/office/mac/office/2008/main" xmlns:mv="urn:schemas-microsoft-com:mac:vml" xmlns:o="urn:schemas-microsoft-com:office:office" xmlns:r="http://schemas.openxmlformats.org/officeDocument/2006/relationships" xmlns:v="urn:schemas-microsoft-com:vml" xmlns:w10="urn:schemas-microsoft-com:office:word" xmlns:w14="http://schemas.microsoft.com/office/word/2010/wordml" xmlns:w="http://schemas.openxmlformats.org/wordprocessingml/2006/main" xmlns:wne="http://schemas.microsoft.com/office/word/2006/wordml" xmlns:wp14="http://schemas.microsoft.com/office/word/2010/wordprocessingDrawing" xmlns:wp="http://schemas.openxmlformats.org/drawingml/2006/wordprocessingDrawing" xmlns:wpc="http://schemas.microsoft.com/office/word/2010/wordprocessingCanvas" xmlns:wpg="http://schemas.microsoft.com/office/word/2010/wordprocessingGroup" xmlns:wpi="http://schemas.microsoft.com/office/word/2010/wordprocessingInk" xmlns:wps="http://schemas.microsoft.com/office/word/2010/wordprocessingShape" mc:Ignorable="w14 wp14">
+<w:hdr xmlns:mc="http://schemas.openxmlformats.org/markup-compatibility/2006" xmlns:w="http://schemas.openxmlformats.org/wordprocessingml/2006/main" xmlns:m="http://schemas.openxmlformats.org/officeDocument/2006/math" xmlns:mo="http://schemas.microsoft.com/office/mac/office/2008/main" xmlns:mv="urn:schemas-microsoft-com:mac:vml" xmlns:o="urn:schemas-microsoft-com:office:office" xmlns:r="http://schemas.openxmlformats.org/officeDocument/2006/relationships" xmlns:v="urn:schemas-microsoft-com:vml" xmlns:w10="urn:schemas-microsoft-com:office:word" xmlns:w14="http://schemas.microsoft.com/office/word/2010/wordml" xmlns:wne="http://schemas.microsoft.com/office/word/2006/wordml" xmlns:wp14="http://schemas.microsoft.com/office/word/2010/wordprocessingDrawing" xmlns:wp="http://schemas.openxmlformats.org/drawingml/2006/wordprocessingDrawing" xmlns:wpc="http://schemas.microsoft.com/office/word/2010/wordprocessingCanvas" xmlns:wpg="http://schemas.microsoft.com/office/word/2010/wordprocessingGroup" xmlns:wpi="http://schemas.microsoft.com/office/word/2010/wordprocessingInk" xmlns:wps="http://schemas.microsoft.com/office/word/2010/wordprocessingShape" mc:Ignorable="w14 wp14">
   <w:p>
     <w:pPr>
       <w:pStyle w:val="Header"/>
@@ -3127,7 +3506,7 @@
     </w:pPr>
     <w:r>
       <w:rPr>
-        <w:rFonts w:ascii="Times New Roman" w:hAnsi="Times New Roman"/>
+        <w:rFonts w:ascii="Times New Roman" w:hAnsi="Times New Roman" w:eastAsia="黑体"/>
         <w:sz w:val="18"/>
         <w:rFonts w:eastAsia="黑体"/>
         <w:rFonts w:eastAsia="黑体"/>
@@ -3139,7 +3518,7 @@
 </file>
 
 <file path=word/numbering.xml><?xml version="1.0" encoding="utf-8"?>
-<w:numbering xmlns:m="http://schemas.openxmlformats.org/officeDocument/2006/math" xmlns:mc="http://schemas.openxmlformats.org/markup-compatibility/2006" xmlns:mo="http://schemas.microsoft.com/office/mac/office/2008/main" xmlns:mv="urn:schemas-microsoft-com:mac:vml" xmlns:o="urn:schemas-microsoft-com:office:office" xmlns:r="http://schemas.openxmlformats.org/officeDocument/2006/relationships" xmlns:v="urn:schemas-microsoft-com:vml" xmlns:w="http://schemas.openxmlformats.org/wordprocessingml/2006/main" xmlns:w10="urn:schemas-microsoft-com:office:word" xmlns:w14="http://schemas.microsoft.com/office/word/2010/wordml" xmlns:wne="http://schemas.microsoft.com/office/word/2006/wordml" xmlns:wp="http://schemas.openxmlformats.org/drawingml/2006/wordprocessingDrawing" xmlns:wp14="http://schemas.microsoft.com/office/word/2010/wordprocessingDrawing" xmlns:wpc="http://schemas.microsoft.com/office/word/2010/wordprocessingCanvas" xmlns:wpg="http://schemas.microsoft.com/office/word/2010/wordprocessingGroup" xmlns:wpi="http://schemas.microsoft.com/office/word/2010/wordprocessingInk" xmlns:wps="http://schemas.microsoft.com/office/word/2010/wordprocessingShape" mc:Ignorable="w14 wp14">
+<w:numbering xmlns:mc="http://schemas.openxmlformats.org/markup-compatibility/2006" xmlns:w="http://schemas.openxmlformats.org/wordprocessingml/2006/main" xmlns:m="http://schemas.openxmlformats.org/officeDocument/2006/math" xmlns:mo="http://schemas.microsoft.com/office/mac/office/2008/main" xmlns:mv="urn:schemas-microsoft-com:mac:vml" xmlns:o="urn:schemas-microsoft-com:office:office" xmlns:r="http://schemas.openxmlformats.org/officeDocument/2006/relationships" xmlns:v="urn:schemas-microsoft-com:vml" xmlns:w10="urn:schemas-microsoft-com:office:word" xmlns:w14="http://schemas.microsoft.com/office/word/2010/wordml" xmlns:wne="http://schemas.microsoft.com/office/word/2006/wordml" xmlns:wp="http://schemas.openxmlformats.org/drawingml/2006/wordprocessingDrawing" xmlns:wp14="http://schemas.microsoft.com/office/word/2010/wordprocessingDrawing" xmlns:wpc="http://schemas.microsoft.com/office/word/2010/wordprocessingCanvas" xmlns:wpg="http://schemas.microsoft.com/office/word/2010/wordprocessingGroup" xmlns:wpi="http://schemas.microsoft.com/office/word/2010/wordprocessingInk" xmlns:wps="http://schemas.microsoft.com/office/word/2010/wordprocessingShape" mc:Ignorable="w14 wp14">
   <w:abstractNum w:abstractNumId="0">
     <w:nsid w:val="FFFFFF7C"/>
     <w:multiLevelType w:val="singleLevel"/>
@@ -3226,7 +3605,7 @@
         <w:ind w:hanging="360" w:left="1440"/>
       </w:pPr>
       <w:rPr>
-        <w:rFonts w:ascii="Symbol" w:hAnsi="Symbol" w:hint="default"/>
+        <w:rFonts w:ascii="Symbol" w:hAnsi="Symbol" w:hint="default" w:eastAsia="黑体"/>
       </w:rPr>
     </w:lvl>
   </w:abstractNum>
@@ -3247,7 +3626,7 @@
         <w:ind w:hanging="360" w:left="1080"/>
       </w:pPr>
       <w:rPr>
-        <w:rFonts w:ascii="Symbol" w:hAnsi="Symbol" w:hint="default"/>
+        <w:rFonts w:ascii="Symbol" w:hAnsi="Symbol" w:hint="default" w:eastAsia="黑体"/>
       </w:rPr>
     </w:lvl>
   </w:abstractNum>
@@ -3268,7 +3647,7 @@
         <w:ind w:hanging="360" w:left="720"/>
       </w:pPr>
       <w:rPr>
-        <w:rFonts w:ascii="Symbol" w:hAnsi="Symbol" w:hint="default"/>
+        <w:rFonts w:ascii="Symbol" w:hAnsi="Symbol" w:hint="default" w:eastAsia="黑体"/>
       </w:rPr>
     </w:lvl>
   </w:abstractNum>
@@ -3307,7 +3686,7 @@
         <w:ind w:hanging="360" w:left="360"/>
       </w:pPr>
       <w:rPr>
-        <w:rFonts w:ascii="Symbol" w:hAnsi="Symbol" w:hint="default"/>
+        <w:rFonts w:ascii="Symbol" w:hAnsi="Symbol" w:hint="default" w:eastAsia="黑体"/>
       </w:rPr>
     </w:lvl>
   </w:abstractNum>
@@ -3398,7 +3777,7 @@
         <w:ind w:left="720" w:hanging="360"/>
       </w:pPr>
       <w:rPr>
-        <w:rFonts w:ascii="Symbol" w:hAnsi="Symbol" w:cs="Symbol" w:hint="default"/>
+        <w:rFonts w:ascii="Symbol" w:hAnsi="Symbol" w:cs="Symbol" w:hint="default" w:eastAsia="黑体"/>
       </w:rPr>
     </w:lvl>
     <w:lvl w:ilvl="1">
@@ -3409,7 +3788,7 @@
         <w:ind w:left="1440" w:hanging="360"/>
       </w:pPr>
       <w:rPr>
-        <w:rFonts w:ascii="Courier New" w:hAnsi="Courier New" w:cs="Courier New" w:hint="default"/>
+        <w:rFonts w:ascii="Courier New" w:hAnsi="Courier New" w:cs="Courier New" w:hint="default" w:eastAsia="黑体"/>
       </w:rPr>
     </w:lvl>
     <w:lvl w:ilvl="2">
@@ -3420,7 +3799,7 @@
         <w:ind w:left="2160" w:hanging="360"/>
       </w:pPr>
       <w:rPr>
-        <w:rFonts w:ascii="Wingdings" w:hAnsi="Wingdings" w:cs="Wingdings" w:hint="default"/>
+        <w:rFonts w:ascii="Wingdings" w:hAnsi="Wingdings" w:cs="Wingdings" w:hint="default" w:eastAsia="黑体"/>
       </w:rPr>
     </w:lvl>
     <w:lvl w:ilvl="3">
@@ -3431,7 +3810,7 @@
         <w:ind w:left="2880" w:hanging="360"/>
       </w:pPr>
       <w:rPr>
-        <w:rFonts w:ascii="Symbol" w:hAnsi="Symbol" w:cs="Symbol" w:hint="default"/>
+        <w:rFonts w:ascii="Symbol" w:hAnsi="Symbol" w:cs="Symbol" w:hint="default" w:eastAsia="黑体"/>
       </w:rPr>
     </w:lvl>
     <w:lvl w:ilvl="4">
@@ -3442,7 +3821,7 @@
         <w:ind w:left="3600" w:hanging="360"/>
       </w:pPr>
       <w:rPr>
-        <w:rFonts w:ascii="Courier New" w:hAnsi="Courier New" w:cs="Courier New" w:hint="default"/>
+        <w:rFonts w:ascii="Courier New" w:hAnsi="Courier New" w:cs="Courier New" w:hint="default" w:eastAsia="黑体"/>
       </w:rPr>
     </w:lvl>
     <w:lvl w:ilvl="5">
@@ -3453,7 +3832,7 @@
         <w:ind w:left="4320" w:hanging="360"/>
       </w:pPr>
       <w:rPr>
-        <w:rFonts w:ascii="Wingdings" w:hAnsi="Wingdings" w:cs="Wingdings" w:hint="default"/>
+        <w:rFonts w:ascii="Wingdings" w:hAnsi="Wingdings" w:cs="Wingdings" w:hint="default" w:eastAsia="黑体"/>
       </w:rPr>
     </w:lvl>
     <w:lvl w:ilvl="6">
@@ -3464,7 +3843,7 @@
         <w:ind w:left="5040" w:hanging="360"/>
       </w:pPr>
       <w:rPr>
-        <w:rFonts w:ascii="Symbol" w:hAnsi="Symbol" w:cs="Symbol" w:hint="default"/>
+        <w:rFonts w:ascii="Symbol" w:hAnsi="Symbol" w:cs="Symbol" w:hint="default" w:eastAsia="黑体"/>
       </w:rPr>
     </w:lvl>
     <w:lvl w:ilvl="7">
@@ -3475,7 +3854,7 @@
         <w:ind w:left="5760" w:hanging="360"/>
       </w:pPr>
       <w:rPr>
-        <w:rFonts w:ascii="Courier New" w:hAnsi="Courier New" w:cs="Courier New" w:hint="default"/>
+        <w:rFonts w:ascii="Courier New" w:hAnsi="Courier New" w:cs="Courier New" w:hint="default" w:eastAsia="黑体"/>
       </w:rPr>
     </w:lvl>
     <w:lvl w:ilvl="8">
@@ -3486,7 +3865,7 @@
         <w:ind w:left="6480" w:hanging="360"/>
       </w:pPr>
       <w:rPr>
-        <w:rFonts w:ascii="Wingdings" w:hAnsi="Wingdings" w:cs="Wingdings" w:hint="default"/>
+        <w:rFonts w:ascii="Wingdings" w:hAnsi="Wingdings" w:cs="Wingdings" w:hint="default" w:eastAsia="黑体"/>
       </w:rPr>
     </w:lvl>
   </w:abstractNum>
@@ -3542,11 +3921,11 @@
 </file>
 
 <file path=word/styles.xml><?xml version="1.0" encoding="utf-8"?>
-<w:styles xmlns:mc="http://schemas.openxmlformats.org/markup-compatibility/2006" xmlns:r="http://schemas.openxmlformats.org/officeDocument/2006/relationships" xmlns:w="http://schemas.openxmlformats.org/wordprocessingml/2006/main" xmlns:w14="http://schemas.microsoft.com/office/word/2010/wordml" mc:Ignorable="w14">
+<w:styles xmlns:mc="http://schemas.openxmlformats.org/markup-compatibility/2006" xmlns:w="http://schemas.openxmlformats.org/wordprocessingml/2006/main" xmlns:r="http://schemas.openxmlformats.org/officeDocument/2006/relationships" xmlns:w14="http://schemas.microsoft.com/office/word/2010/wordml" mc:Ignorable="w14">
   <w:docDefaults>
     <w:rPrDefault>
       <w:rPr>
-        <w:rFonts w:asciiTheme="minorHAnsi" w:cstheme="minorBidi" w:eastAsiaTheme="minorEastAsia" w:hAnsiTheme="minorHAnsi"/>
+        <w:rFonts w:asciiTheme="minorHAnsi" w:cstheme="minorBidi" w:hAnsiTheme="minorHAnsi" w:eastAsia="黑体"/>
         <w:sz w:val="22"/>
         <w:szCs w:val="22"/>
         <w:lang w:bidi="ar-SA" w:eastAsia="en-US" w:val="en-US"/>
@@ -3768,7 +4147,7 @@
       <w:outlineLvl w:val="0"/>
     </w:pPr>
     <w:rPr>
-      <w:rFonts w:ascii="Times New Roman" w:asciiTheme="majorHAnsi" w:cstheme="majorBidi" w:eastAsia="黑体" w:eastAsiaTheme="majorEastAsia" w:hAnsi="Times New Roman" w:hAnsiTheme="majorHAnsi"/>
+      <w:rFonts w:ascii="Times New Roman" w:asciiTheme="majorHAnsi" w:cstheme="majorBidi" w:eastAsia="黑体" w:hAnsi="Times New Roman" w:hAnsiTheme="majorHAnsi"/>
       <w:b/>
       <w:bCs/>
       <w:color w:val="1F3864"/>
@@ -3792,7 +4171,7 @@
       <w:outlineLvl w:val="1"/>
     </w:pPr>
     <w:rPr>
-      <w:rFonts w:ascii="Times New Roman" w:asciiTheme="majorHAnsi" w:cstheme="majorBidi" w:eastAsia="黑体" w:eastAsiaTheme="majorEastAsia" w:hAnsi="Times New Roman" w:hAnsiTheme="majorHAnsi"/>
+      <w:rFonts w:ascii="Times New Roman" w:asciiTheme="majorHAnsi" w:cstheme="majorBidi" w:eastAsia="黑体" w:hAnsi="Times New Roman" w:hAnsiTheme="majorHAnsi"/>
       <w:b/>
       <w:bCs/>
       <w:color w:val="2E4E7E"/>
@@ -3816,7 +4195,7 @@
       <w:outlineLvl w:val="2"/>
     </w:pPr>
     <w:rPr>
-      <w:rFonts w:ascii="Times New Roman" w:asciiTheme="majorHAnsi" w:cstheme="majorBidi" w:eastAsia="黑体" w:eastAsiaTheme="majorEastAsia" w:hAnsi="Times New Roman" w:hAnsiTheme="majorHAnsi"/>
+      <w:rFonts w:ascii="Times New Roman" w:asciiTheme="majorHAnsi" w:cstheme="majorBidi" w:eastAsia="黑体" w:hAnsi="Times New Roman" w:hAnsiTheme="majorHAnsi"/>
       <w:b/>
       <w:bCs/>
       <w:color w:val="2E4E7E"/>
@@ -3840,7 +4219,7 @@
       <w:outlineLvl w:val="3"/>
     </w:pPr>
     <w:rPr>
-      <w:rFonts w:ascii="Times New Roman" w:asciiTheme="majorHAnsi" w:cstheme="majorBidi" w:eastAsia="黑体" w:eastAsiaTheme="majorEastAsia" w:hAnsi="Times New Roman" w:hAnsiTheme="majorHAnsi"/>
+      <w:rFonts w:ascii="Times New Roman" w:asciiTheme="majorHAnsi" w:cstheme="majorBidi" w:eastAsia="黑体" w:hAnsi="Times New Roman" w:hAnsiTheme="majorHAnsi"/>
       <w:b/>
       <w:bCs/>
       <w:i/>
@@ -3866,7 +4245,7 @@
       <w:outlineLvl w:val="4"/>
     </w:pPr>
     <w:rPr>
-      <w:rFonts w:ascii="Times New Roman" w:asciiTheme="majorHAnsi" w:cstheme="majorBidi" w:eastAsia="黑体" w:eastAsiaTheme="majorEastAsia" w:hAnsi="Times New Roman" w:hAnsiTheme="majorHAnsi"/>
+      <w:rFonts w:ascii="Times New Roman" w:asciiTheme="majorHAnsi" w:cstheme="majorBidi" w:eastAsia="黑体" w:hAnsi="Times New Roman" w:hAnsiTheme="majorHAnsi"/>
       <w:b/>
       <w:color w:val="333333"/>
       <w:sz w:val="22"/>
@@ -3889,7 +4268,7 @@
       <w:outlineLvl w:val="5"/>
     </w:pPr>
     <w:rPr>
-      <w:rFonts w:asciiTheme="majorHAnsi" w:cstheme="majorBidi" w:eastAsiaTheme="majorEastAsia" w:hAnsiTheme="majorHAnsi"/>
+      <w:rFonts w:asciiTheme="majorHAnsi" w:cstheme="majorBidi" w:hAnsiTheme="majorHAnsi" w:eastAsia="黑体"/>
       <w:i/>
       <w:iCs/>
       <w:color w:themeColor="accent1" w:themeShade="7F" w:val="243F60"/>
@@ -3912,7 +4291,7 @@
       <w:outlineLvl w:val="6"/>
     </w:pPr>
     <w:rPr>
-      <w:rFonts w:asciiTheme="majorHAnsi" w:cstheme="majorBidi" w:eastAsiaTheme="majorEastAsia" w:hAnsiTheme="majorHAnsi"/>
+      <w:rFonts w:asciiTheme="majorHAnsi" w:cstheme="majorBidi" w:hAnsiTheme="majorHAnsi" w:eastAsia="黑体"/>
       <w:i/>
       <w:iCs/>
       <w:color w:themeColor="text1" w:themeTint="BF" w:val="404040"/>
@@ -3935,7 +4314,7 @@
       <w:outlineLvl w:val="7"/>
     </w:pPr>
     <w:rPr>
-      <w:rFonts w:asciiTheme="majorHAnsi" w:cstheme="majorBidi" w:eastAsiaTheme="majorEastAsia" w:hAnsiTheme="majorHAnsi"/>
+      <w:rFonts w:asciiTheme="majorHAnsi" w:cstheme="majorBidi" w:hAnsiTheme="majorHAnsi" w:eastAsia="黑体"/>
       <w:color w:themeColor="accent1" w:val="4F81BD"/>
       <w:sz w:val="20"/>
       <w:szCs w:val="20"/>
@@ -3958,7 +4337,7 @@
       <w:outlineLvl w:val="8"/>
     </w:pPr>
     <w:rPr>
-      <w:rFonts w:asciiTheme="majorHAnsi" w:cstheme="majorBidi" w:eastAsiaTheme="majorEastAsia" w:hAnsiTheme="majorHAnsi"/>
+      <w:rFonts w:asciiTheme="majorHAnsi" w:cstheme="majorBidi" w:hAnsiTheme="majorHAnsi" w:eastAsia="黑体"/>
       <w:i/>
       <w:iCs/>
       <w:color w:themeColor="text1" w:themeTint="BF" w:val="404040"/>
@@ -4009,7 +4388,7 @@
     <w:uiPriority w:val="9"/>
     <w:rsid w:val="00FC693F"/>
     <w:rPr>
-      <w:rFonts w:asciiTheme="majorHAnsi" w:cstheme="majorBidi" w:eastAsiaTheme="majorEastAsia" w:hAnsiTheme="majorHAnsi"/>
+      <w:rFonts w:asciiTheme="majorHAnsi" w:cstheme="majorBidi" w:hAnsiTheme="majorHAnsi" w:eastAsia="黑体"/>
       <w:b/>
       <w:bCs/>
       <w:color w:themeColor="accent1" w:themeShade="BF" w:val="365F91"/>
@@ -4024,7 +4403,7 @@
     <w:uiPriority w:val="9"/>
     <w:rsid w:val="00FC693F"/>
     <w:rPr>
-      <w:rFonts w:asciiTheme="majorHAnsi" w:cstheme="majorBidi" w:eastAsiaTheme="majorEastAsia" w:hAnsiTheme="majorHAnsi"/>
+      <w:rFonts w:asciiTheme="majorHAnsi" w:cstheme="majorBidi" w:hAnsiTheme="majorHAnsi" w:eastAsia="黑体"/>
       <w:b/>
       <w:bCs/>
       <w:color w:themeColor="accent1" w:val="4F81BD"/>
@@ -4039,7 +4418,7 @@
     <w:uiPriority w:val="9"/>
     <w:rsid w:val="00FC693F"/>
     <w:rPr>
-      <w:rFonts w:asciiTheme="majorHAnsi" w:cstheme="majorBidi" w:eastAsiaTheme="majorEastAsia" w:hAnsiTheme="majorHAnsi"/>
+      <w:rFonts w:asciiTheme="majorHAnsi" w:cstheme="majorBidi" w:hAnsiTheme="majorHAnsi" w:eastAsia="黑体"/>
       <w:b/>
       <w:bCs/>
       <w:color w:themeColor="accent1" w:val="4F81BD"/>
@@ -4062,7 +4441,7 @@
       <w:contextualSpacing/>
     </w:pPr>
     <w:rPr>
-      <w:rFonts w:ascii="Times New Roman" w:asciiTheme="majorHAnsi" w:cstheme="majorBidi" w:eastAsia="黑体" w:eastAsiaTheme="majorEastAsia" w:hAnsi="Times New Roman" w:hAnsiTheme="majorHAnsi"/>
+      <w:rFonts w:ascii="Times New Roman" w:asciiTheme="majorHAnsi" w:cstheme="majorBidi" w:eastAsia="黑体" w:hAnsi="Times New Roman" w:hAnsiTheme="majorHAnsi"/>
       <w:b/>
       <w:color w:val="1F3864"/>
       <w:spacing w:val="5"/>
@@ -4078,7 +4457,7 @@
     <w:uiPriority w:val="10"/>
     <w:rsid w:val="00FC693F"/>
     <w:rPr>
-      <w:rFonts w:asciiTheme="majorHAnsi" w:cstheme="majorBidi" w:eastAsiaTheme="majorEastAsia" w:hAnsiTheme="majorHAnsi"/>
+      <w:rFonts w:asciiTheme="majorHAnsi" w:cstheme="majorBidi" w:hAnsiTheme="majorHAnsi" w:eastAsia="黑体"/>
       <w:color w:themeColor="text2" w:themeShade="BF" w:val="17365D"/>
       <w:spacing w:val="5"/>
       <w:kern w:val="28"/>
@@ -4100,7 +4479,7 @@
       </w:numPr>
     </w:pPr>
     <w:rPr>
-      <w:rFonts w:asciiTheme="majorHAnsi" w:cstheme="majorBidi" w:eastAsiaTheme="majorEastAsia" w:hAnsiTheme="majorHAnsi"/>
+      <w:rFonts w:asciiTheme="majorHAnsi" w:cstheme="majorBidi" w:hAnsiTheme="majorHAnsi" w:eastAsia="黑体"/>
       <w:i/>
       <w:iCs/>
       <w:color w:themeColor="accent1" w:val="4F81BD"/>
@@ -4116,7 +4495,7 @@
     <w:uiPriority w:val="11"/>
     <w:rsid w:val="00FC693F"/>
     <w:rPr>
-      <w:rFonts w:asciiTheme="majorHAnsi" w:cstheme="majorBidi" w:eastAsiaTheme="majorEastAsia" w:hAnsiTheme="majorHAnsi"/>
+      <w:rFonts w:asciiTheme="majorHAnsi" w:cstheme="majorBidi" w:hAnsiTheme="majorHAnsi" w:eastAsia="黑体"/>
       <w:i/>
       <w:iCs/>
       <w:color w:themeColor="accent1" w:val="4F81BD"/>
@@ -4183,6 +4562,7 @@
       <w:spacing w:after="120"/>
     </w:pPr>
     <w:rPr>
+      <w:rFonts w:eastAsia="黑体"/>
       <w:sz w:val="16"/>
       <w:szCs w:val="16"/>
     </w:rPr>
@@ -4194,6 +4574,7 @@
     <w:uiPriority w:val="99"/>
     <w:rsid w:val="00AA1D8D"/>
     <w:rPr>
+      <w:rFonts w:eastAsia="黑体"/>
       <w:sz w:val="16"/>
       <w:szCs w:val="16"/>
     </w:rPr>
@@ -4363,7 +4744,7 @@
       </w:tabs>
     </w:pPr>
     <w:rPr>
-      <w:rFonts w:ascii="Courier" w:hAnsi="Courier"/>
+      <w:rFonts w:ascii="Courier" w:hAnsi="Courier" w:eastAsia="黑体"/>
       <w:sz w:val="20"/>
       <w:szCs w:val="20"/>
     </w:rPr>
@@ -4375,7 +4756,7 @@
     <w:uiPriority w:val="99"/>
     <w:rsid w:val="0029639D"/>
     <w:rPr>
-      <w:rFonts w:ascii="Courier" w:hAnsi="Courier"/>
+      <w:rFonts w:ascii="Courier" w:hAnsi="Courier" w:eastAsia="黑体"/>
       <w:sz w:val="20"/>
       <w:szCs w:val="20"/>
     </w:rPr>
@@ -4411,6 +4792,7 @@
     <w:uiPriority w:val="29"/>
     <w:rsid w:val="00FC693F"/>
     <w:rPr>
+      <w:rFonts w:eastAsia="黑体"/>
       <w:i/>
       <w:iCs/>
       <w:color w:themeColor="text1" w:val="000000"/>
@@ -4424,7 +4806,7 @@
     <w:semiHidden/>
     <w:rsid w:val="00FC693F"/>
     <w:rPr>
-      <w:rFonts w:asciiTheme="majorHAnsi" w:cstheme="majorBidi" w:eastAsiaTheme="majorEastAsia" w:hAnsiTheme="majorHAnsi"/>
+      <w:rFonts w:asciiTheme="majorHAnsi" w:cstheme="majorBidi" w:hAnsiTheme="majorHAnsi" w:eastAsia="黑体"/>
       <w:b/>
       <w:bCs/>
       <w:i/>
@@ -4440,7 +4822,7 @@
     <w:semiHidden/>
     <w:rsid w:val="00FC693F"/>
     <w:rPr>
-      <w:rFonts w:asciiTheme="majorHAnsi" w:cstheme="majorBidi" w:eastAsiaTheme="majorEastAsia" w:hAnsiTheme="majorHAnsi"/>
+      <w:rFonts w:asciiTheme="majorHAnsi" w:cstheme="majorBidi" w:hAnsiTheme="majorHAnsi" w:eastAsia="黑体"/>
       <w:color w:themeColor="accent1" w:themeShade="7F" w:val="243F60"/>
     </w:rPr>
   </w:style>
@@ -4452,7 +4834,7 @@
     <w:semiHidden/>
     <w:rsid w:val="00FC693F"/>
     <w:rPr>
-      <w:rFonts w:asciiTheme="majorHAnsi" w:cstheme="majorBidi" w:eastAsiaTheme="majorEastAsia" w:hAnsiTheme="majorHAnsi"/>
+      <w:rFonts w:asciiTheme="majorHAnsi" w:cstheme="majorBidi" w:hAnsiTheme="majorHAnsi" w:eastAsia="黑体"/>
       <w:i/>
       <w:iCs/>
       <w:color w:themeColor="accent1" w:themeShade="7F" w:val="243F60"/>
@@ -4466,7 +4848,7 @@
     <w:semiHidden/>
     <w:rsid w:val="00FC693F"/>
     <w:rPr>
-      <w:rFonts w:asciiTheme="majorHAnsi" w:cstheme="majorBidi" w:eastAsiaTheme="majorEastAsia" w:hAnsiTheme="majorHAnsi"/>
+      <w:rFonts w:asciiTheme="majorHAnsi" w:cstheme="majorBidi" w:hAnsiTheme="majorHAnsi" w:eastAsia="黑体"/>
       <w:i/>
       <w:iCs/>
       <w:color w:themeColor="text1" w:themeTint="BF" w:val="404040"/>
@@ -4480,7 +4862,7 @@
     <w:semiHidden/>
     <w:rsid w:val="00FC693F"/>
     <w:rPr>
-      <w:rFonts w:asciiTheme="majorHAnsi" w:cstheme="majorBidi" w:eastAsiaTheme="majorEastAsia" w:hAnsiTheme="majorHAnsi"/>
+      <w:rFonts w:asciiTheme="majorHAnsi" w:cstheme="majorBidi" w:hAnsiTheme="majorHAnsi" w:eastAsia="黑体"/>
       <w:color w:themeColor="accent1" w:val="4F81BD"/>
       <w:sz w:val="20"/>
       <w:szCs w:val="20"/>
@@ -4494,7 +4876,7 @@
     <w:semiHidden/>
     <w:rsid w:val="00FC693F"/>
     <w:rPr>
-      <w:rFonts w:asciiTheme="majorHAnsi" w:cstheme="majorBidi" w:eastAsiaTheme="majorEastAsia" w:hAnsiTheme="majorHAnsi"/>
+      <w:rFonts w:asciiTheme="majorHAnsi" w:cstheme="majorBidi" w:hAnsiTheme="majorHAnsi" w:eastAsia="黑体"/>
       <w:i/>
       <w:iCs/>
       <w:color w:themeColor="text1" w:themeTint="BF" w:val="404040"/>
@@ -4515,6 +4897,7 @@
       <w:spacing w:line="240" w:lineRule="auto"/>
     </w:pPr>
     <w:rPr>
+      <w:rFonts w:eastAsia="黑体"/>
       <w:b/>
       <w:bCs/>
       <w:color w:themeColor="accent1" w:val="4F81BD"/>
@@ -4529,6 +4912,7 @@
     <w:qFormat/>
     <w:rsid w:val="00FC693F"/>
     <w:rPr>
+      <w:rFonts w:eastAsia="黑体"/>
       <w:b/>
       <w:bCs/>
     </w:rPr>
@@ -4540,6 +4924,7 @@
     <w:qFormat/>
     <w:rsid w:val="00FC693F"/>
     <w:rPr>
+      <w:rFonts w:eastAsia="黑体"/>
       <w:i/>
       <w:iCs/>
     </w:rPr>
@@ -4560,6 +4945,7 @@
       <w:ind w:left="936" w:right="936"/>
     </w:pPr>
     <w:rPr>
+      <w:rFonts w:eastAsia="黑体"/>
       <w:b/>
       <w:bCs/>
       <w:i/>
@@ -4574,6 +4960,7 @@
     <w:uiPriority w:val="30"/>
     <w:rsid w:val="00FC693F"/>
     <w:rPr>
+      <w:rFonts w:eastAsia="黑体"/>
       <w:b/>
       <w:bCs/>
       <w:i/>
@@ -4588,6 +4975,7 @@
     <w:qFormat/>
     <w:rsid w:val="00FC693F"/>
     <w:rPr>
+      <w:rFonts w:eastAsia="黑体"/>
       <w:i/>
       <w:iCs/>
       <w:color w:themeColor="text1" w:themeTint="7F" w:val="808080"/>
@@ -4600,6 +4988,7 @@
     <w:qFormat/>
     <w:rsid w:val="00FC693F"/>
     <w:rPr>
+      <w:rFonts w:eastAsia="黑体"/>
       <w:b/>
       <w:bCs/>
       <w:i/>
@@ -4614,6 +5003,7 @@
     <w:qFormat/>
     <w:rsid w:val="00FC693F"/>
     <w:rPr>
+      <w:rFonts w:eastAsia="黑体"/>
       <w:smallCaps/>
       <w:color w:themeColor="accent2" w:val="C0504D"/>
       <w:u w:val="single"/>
@@ -4626,6 +5016,7 @@
     <w:qFormat/>
     <w:rsid w:val="00FC693F"/>
     <w:rPr>
+      <w:rFonts w:eastAsia="黑体"/>
       <w:b/>
       <w:bCs/>
       <w:smallCaps/>
@@ -4641,6 +5032,7 @@
     <w:qFormat/>
     <w:rsid w:val="00FC693F"/>
     <w:rPr>
+      <w:rFonts w:eastAsia="黑体"/>
       <w:b/>
       <w:bCs/>
       <w:smallCaps/>
@@ -4695,6 +5087,7 @@
       <w:spacing w:after="0" w:line="240" w:lineRule="auto"/>
     </w:pPr>
     <w:rPr>
+      <w:rFonts w:eastAsia="黑体"/>
       <w:color w:themeColor="text1" w:themeShade="BF" w:val="000000"/>
     </w:rPr>
     <w:tblPr>
@@ -4717,6 +5110,7 @@
         <w:spacing w:after="0" w:before="0" w:line="240" w:lineRule="auto"/>
       </w:pPr>
       <w:rPr>
+        <w:rFonts w:eastAsia="黑体"/>
         <w:b/>
         <w:bCs/>
       </w:rPr>
@@ -4737,6 +5131,7 @@
         <w:spacing w:after="0" w:before="0" w:line="240" w:lineRule="auto"/>
       </w:pPr>
       <w:rPr>
+        <w:rFonts w:eastAsia="黑体"/>
         <w:b/>
         <w:bCs/>
       </w:rPr>
@@ -4754,12 +5149,14 @@
     </w:tblStylePr>
     <w:tblStylePr w:type="firstCol">
       <w:rPr>
+        <w:rFonts w:eastAsia="黑体"/>
         <w:b/>
         <w:bCs/>
       </w:rPr>
     </w:tblStylePr>
     <w:tblStylePr w:type="lastCol">
       <w:rPr>
+        <w:rFonts w:eastAsia="黑体"/>
         <w:b/>
         <w:bCs/>
       </w:rPr>
@@ -4798,6 +5195,7 @@
       <w:spacing w:after="0" w:line="240" w:lineRule="auto"/>
     </w:pPr>
     <w:rPr>
+      <w:rFonts w:eastAsia="黑体"/>
       <w:color w:themeColor="accent1" w:themeShade="BF" w:val="365F91"/>
     </w:rPr>
     <w:tblPr>
@@ -4820,6 +5218,7 @@
         <w:spacing w:after="0" w:before="0" w:line="240" w:lineRule="auto"/>
       </w:pPr>
       <w:rPr>
+        <w:rFonts w:eastAsia="黑体"/>
         <w:b/>
         <w:bCs/>
       </w:rPr>
@@ -4840,6 +5239,7 @@
         <w:spacing w:after="0" w:before="0" w:line="240" w:lineRule="auto"/>
       </w:pPr>
       <w:rPr>
+        <w:rFonts w:eastAsia="黑体"/>
         <w:b/>
         <w:bCs/>
       </w:rPr>
@@ -4857,12 +5257,14 @@
     </w:tblStylePr>
     <w:tblStylePr w:type="firstCol">
       <w:rPr>
+        <w:rFonts w:eastAsia="黑体"/>
         <w:b/>
         <w:bCs/>
       </w:rPr>
     </w:tblStylePr>
     <w:tblStylePr w:type="lastCol">
       <w:rPr>
+        <w:rFonts w:eastAsia="黑体"/>
         <w:b/>
         <w:bCs/>
       </w:rPr>
@@ -4901,6 +5303,7 @@
       <w:spacing w:after="0" w:line="240" w:lineRule="auto"/>
     </w:pPr>
     <w:rPr>
+      <w:rFonts w:eastAsia="黑体"/>
       <w:color w:themeColor="accent2" w:themeShade="BF" w:val="943634"/>
     </w:rPr>
     <w:tblPr>
@@ -4923,6 +5326,7 @@
         <w:spacing w:after="0" w:before="0" w:line="240" w:lineRule="auto"/>
       </w:pPr>
       <w:rPr>
+        <w:rFonts w:eastAsia="黑体"/>
         <w:b/>
         <w:bCs/>
       </w:rPr>
@@ -4943,6 +5347,7 @@
         <w:spacing w:after="0" w:before="0" w:line="240" w:lineRule="auto"/>
       </w:pPr>
       <w:rPr>
+        <w:rFonts w:eastAsia="黑体"/>
         <w:b/>
         <w:bCs/>
       </w:rPr>
@@ -4960,12 +5365,14 @@
     </w:tblStylePr>
     <w:tblStylePr w:type="firstCol">
       <w:rPr>
+        <w:rFonts w:eastAsia="黑体"/>
         <w:b/>
         <w:bCs/>
       </w:rPr>
     </w:tblStylePr>
     <w:tblStylePr w:type="lastCol">
       <w:rPr>
+        <w:rFonts w:eastAsia="黑体"/>
         <w:b/>
         <w:bCs/>
       </w:rPr>
@@ -5004,6 +5411,7 @@
       <w:spacing w:after="0" w:line="240" w:lineRule="auto"/>
     </w:pPr>
     <w:rPr>
+      <w:rFonts w:eastAsia="黑体"/>
       <w:color w:themeColor="accent3" w:themeShade="BF" w:val="76923C"/>
     </w:rPr>
     <w:tblPr>
@@ -5026,6 +5434,7 @@
         <w:spacing w:after="0" w:before="0" w:line="240" w:lineRule="auto"/>
       </w:pPr>
       <w:rPr>
+        <w:rFonts w:eastAsia="黑体"/>
         <w:b/>
         <w:bCs/>
       </w:rPr>
@@ -5046,6 +5455,7 @@
         <w:spacing w:after="0" w:before="0" w:line="240" w:lineRule="auto"/>
       </w:pPr>
       <w:rPr>
+        <w:rFonts w:eastAsia="黑体"/>
         <w:b/>
         <w:bCs/>
       </w:rPr>
@@ -5063,12 +5473,14 @@
     </w:tblStylePr>
     <w:tblStylePr w:type="firstCol">
       <w:rPr>
+        <w:rFonts w:eastAsia="黑体"/>
         <w:b/>
         <w:bCs/>
       </w:rPr>
     </w:tblStylePr>
     <w:tblStylePr w:type="lastCol">
       <w:rPr>
+        <w:rFonts w:eastAsia="黑体"/>
         <w:b/>
         <w:bCs/>
       </w:rPr>
@@ -5107,6 +5519,7 @@
       <w:spacing w:after="0" w:line="240" w:lineRule="auto"/>
     </w:pPr>
     <w:rPr>
+      <w:rFonts w:eastAsia="黑体"/>
       <w:color w:themeColor="accent4" w:themeShade="BF" w:val="5F497A"/>
     </w:rPr>
     <w:tblPr>
@@ -5129,6 +5542,7 @@
         <w:spacing w:after="0" w:before="0" w:line="240" w:lineRule="auto"/>
       </w:pPr>
       <w:rPr>
+        <w:rFonts w:eastAsia="黑体"/>
         <w:b/>
         <w:bCs/>
       </w:rPr>
@@ -5149,6 +5563,7 @@
         <w:spacing w:after="0" w:before="0" w:line="240" w:lineRule="auto"/>
       </w:pPr>
       <w:rPr>
+        <w:rFonts w:eastAsia="黑体"/>
         <w:b/>
         <w:bCs/>
       </w:rPr>
@@ -5166,12 +5581,14 @@
     </w:tblStylePr>
     <w:tblStylePr w:type="firstCol">
       <w:rPr>
+        <w:rFonts w:eastAsia="黑体"/>
         <w:b/>
         <w:bCs/>
       </w:rPr>
     </w:tblStylePr>
     <w:tblStylePr w:type="lastCol">
       <w:rPr>
+        <w:rFonts w:eastAsia="黑体"/>
         <w:b/>
         <w:bCs/>
       </w:rPr>
@@ -5210,6 +5627,7 @@
       <w:spacing w:after="0" w:line="240" w:lineRule="auto"/>
     </w:pPr>
     <w:rPr>
+      <w:rFonts w:eastAsia="黑体"/>
       <w:color w:themeColor="accent5" w:themeShade="BF" w:val="31849B"/>
     </w:rPr>
     <w:tblPr>
@@ -5232,6 +5650,7 @@
         <w:spacing w:after="0" w:before="0" w:line="240" w:lineRule="auto"/>
       </w:pPr>
       <w:rPr>
+        <w:rFonts w:eastAsia="黑体"/>
         <w:b/>
         <w:bCs/>
       </w:rPr>
@@ -5252,6 +5671,7 @@
         <w:spacing w:after="0" w:before="0" w:line="240" w:lineRule="auto"/>
       </w:pPr>
       <w:rPr>
+        <w:rFonts w:eastAsia="黑体"/>
         <w:b/>
         <w:bCs/>
       </w:rPr>
@@ -5269,12 +5689,14 @@
     </w:tblStylePr>
     <w:tblStylePr w:type="firstCol">
       <w:rPr>
+        <w:rFonts w:eastAsia="黑体"/>
         <w:b/>
         <w:bCs/>
       </w:rPr>
     </w:tblStylePr>
     <w:tblStylePr w:type="lastCol">
       <w:rPr>
+        <w:rFonts w:eastAsia="黑体"/>
         <w:b/>
         <w:bCs/>
       </w:rPr>
@@ -5313,6 +5735,7 @@
       <w:spacing w:after="0" w:line="240" w:lineRule="auto"/>
     </w:pPr>
     <w:rPr>
+      <w:rFonts w:eastAsia="黑体"/>
       <w:color w:themeColor="accent6" w:themeShade="BF" w:val="E36C0A"/>
     </w:rPr>
     <w:tblPr>
@@ -5335,6 +5758,7 @@
         <w:spacing w:after="0" w:before="0" w:line="240" w:lineRule="auto"/>
       </w:pPr>
       <w:rPr>
+        <w:rFonts w:eastAsia="黑体"/>
         <w:b/>
         <w:bCs/>
       </w:rPr>
@@ -5355,6 +5779,7 @@
         <w:spacing w:after="0" w:before="0" w:line="240" w:lineRule="auto"/>
       </w:pPr>
       <w:rPr>
+        <w:rFonts w:eastAsia="黑体"/>
         <w:b/>
         <w:bCs/>
       </w:rPr>
@@ -5372,12 +5797,14 @@
     </w:tblStylePr>
     <w:tblStylePr w:type="firstCol">
       <w:rPr>
+        <w:rFonts w:eastAsia="黑体"/>
         <w:b/>
         <w:bCs/>
       </w:rPr>
     </w:tblStylePr>
     <w:tblStylePr w:type="lastCol">
       <w:rPr>
+        <w:rFonts w:eastAsia="黑体"/>
         <w:b/>
         <w:bCs/>
       </w:rPr>
@@ -5437,6 +5864,7 @@
         <w:spacing w:after="0" w:before="0" w:line="240" w:lineRule="auto"/>
       </w:pPr>
       <w:rPr>
+        <w:rFonts w:eastAsia="黑体"/>
         <w:b/>
         <w:bCs/>
         <w:color w:themeColor="background1" w:val="FFFFFF"/>
@@ -5451,6 +5879,7 @@
         <w:spacing w:after="0" w:before="0" w:line="240" w:lineRule="auto"/>
       </w:pPr>
       <w:rPr>
+        <w:rFonts w:eastAsia="黑体"/>
         <w:b/>
         <w:bCs/>
       </w:rPr>
@@ -5466,12 +5895,14 @@
     </w:tblStylePr>
     <w:tblStylePr w:type="firstCol">
       <w:rPr>
+        <w:rFonts w:eastAsia="黑体"/>
         <w:b/>
         <w:bCs/>
       </w:rPr>
     </w:tblStylePr>
     <w:tblStylePr w:type="lastCol">
       <w:rPr>
+        <w:rFonts w:eastAsia="黑体"/>
         <w:b/>
         <w:bCs/>
       </w:rPr>
@@ -5529,6 +5960,7 @@
         <w:spacing w:after="0" w:before="0" w:line="240" w:lineRule="auto"/>
       </w:pPr>
       <w:rPr>
+        <w:rFonts w:eastAsia="黑体"/>
         <w:b/>
         <w:bCs/>
         <w:color w:themeColor="background1" w:val="FFFFFF"/>
@@ -5543,6 +5975,7 @@
         <w:spacing w:after="0" w:before="0" w:line="240" w:lineRule="auto"/>
       </w:pPr>
       <w:rPr>
+        <w:rFonts w:eastAsia="黑体"/>
         <w:b/>
         <w:bCs/>
       </w:rPr>
@@ -5558,12 +5991,14 @@
     </w:tblStylePr>
     <w:tblStylePr w:type="firstCol">
       <w:rPr>
+        <w:rFonts w:eastAsia="黑体"/>
         <w:b/>
         <w:bCs/>
       </w:rPr>
     </w:tblStylePr>
     <w:tblStylePr w:type="lastCol">
       <w:rPr>
+        <w:rFonts w:eastAsia="黑体"/>
         <w:b/>
         <w:bCs/>
       </w:rPr>
@@ -5621,6 +6056,7 @@
         <w:spacing w:after="0" w:before="0" w:line="240" w:lineRule="auto"/>
       </w:pPr>
       <w:rPr>
+        <w:rFonts w:eastAsia="黑体"/>
         <w:b/>
         <w:bCs/>
         <w:color w:themeColor="background1" w:val="FFFFFF"/>
@@ -5635,6 +6071,7 @@
         <w:spacing w:after="0" w:before="0" w:line="240" w:lineRule="auto"/>
       </w:pPr>
       <w:rPr>
+        <w:rFonts w:eastAsia="黑体"/>
         <w:b/>
         <w:bCs/>
       </w:rPr>
@@ -5650,12 +6087,14 @@
     </w:tblStylePr>
     <w:tblStylePr w:type="firstCol">
       <w:rPr>
+        <w:rFonts w:eastAsia="黑体"/>
         <w:b/>
         <w:bCs/>
       </w:rPr>
     </w:tblStylePr>
     <w:tblStylePr w:type="lastCol">
       <w:rPr>
+        <w:rFonts w:eastAsia="黑体"/>
         <w:b/>
         <w:bCs/>
       </w:rPr>
@@ -5713,6 +6152,7 @@
         <w:spacing w:after="0" w:before="0" w:line="240" w:lineRule="auto"/>
       </w:pPr>
       <w:rPr>
+        <w:rFonts w:eastAsia="黑体"/>
         <w:b/>
         <w:bCs/>
         <w:color w:themeColor="background1" w:val="FFFFFF"/>
@@ -5727,6 +6167,7 @@
         <w:spacing w:after="0" w:before="0" w:line="240" w:lineRule="auto"/>
       </w:pPr>
       <w:rPr>
+        <w:rFonts w:eastAsia="黑体"/>
         <w:b/>
         <w:bCs/>
       </w:rPr>
@@ -5742,12 +6183,14 @@
     </w:tblStylePr>
     <w:tblStylePr w:type="firstCol">
       <w:rPr>
+        <w:rFonts w:eastAsia="黑体"/>
         <w:b/>
         <w:bCs/>
       </w:rPr>
     </w:tblStylePr>
     <w:tblStylePr w:type="lastCol">
       <w:rPr>
+        <w:rFonts w:eastAsia="黑体"/>
         <w:b/>
         <w:bCs/>
       </w:rPr>
@@ -5805,6 +6248,7 @@
         <w:spacing w:after="0" w:before="0" w:line="240" w:lineRule="auto"/>
       </w:pPr>
       <w:rPr>
+        <w:rFonts w:eastAsia="黑体"/>
         <w:b/>
         <w:bCs/>
         <w:color w:themeColor="background1" w:val="FFFFFF"/>
@@ -5819,6 +6263,7 @@
         <w:spacing w:after="0" w:before="0" w:line="240" w:lineRule="auto"/>
       </w:pPr>
       <w:rPr>
+        <w:rFonts w:eastAsia="黑体"/>
         <w:b/>
         <w:bCs/>
       </w:rPr>
@@ -5834,12 +6279,14 @@
     </w:tblStylePr>
     <w:tblStylePr w:type="firstCol">
       <w:rPr>
+        <w:rFonts w:eastAsia="黑体"/>
         <w:b/>
         <w:bCs/>
       </w:rPr>
     </w:tblStylePr>
     <w:tblStylePr w:type="lastCol">
       <w:rPr>
+        <w:rFonts w:eastAsia="黑体"/>
         <w:b/>
         <w:bCs/>
       </w:rPr>
@@ -5897,6 +6344,7 @@
         <w:spacing w:after="0" w:before="0" w:line="240" w:lineRule="auto"/>
       </w:pPr>
       <w:rPr>
+        <w:rFonts w:eastAsia="黑体"/>
         <w:b/>
         <w:bCs/>
         <w:color w:themeColor="background1" w:val="FFFFFF"/>
@@ -5911,6 +6359,7 @@
         <w:spacing w:after="0" w:before="0" w:line="240" w:lineRule="auto"/>
       </w:pPr>
       <w:rPr>
+        <w:rFonts w:eastAsia="黑体"/>
         <w:b/>
         <w:bCs/>
       </w:rPr>
@@ -5926,12 +6375,14 @@
     </w:tblStylePr>
     <w:tblStylePr w:type="firstCol">
       <w:rPr>
+        <w:rFonts w:eastAsia="黑体"/>
         <w:b/>
         <w:bCs/>
       </w:rPr>
     </w:tblStylePr>
     <w:tblStylePr w:type="lastCol">
       <w:rPr>
+        <w:rFonts w:eastAsia="黑体"/>
         <w:b/>
         <w:bCs/>
       </w:rPr>
@@ -5989,6 +6440,7 @@
         <w:spacing w:after="0" w:before="0" w:line="240" w:lineRule="auto"/>
       </w:pPr>
       <w:rPr>
+        <w:rFonts w:eastAsia="黑体"/>
         <w:b/>
         <w:bCs/>
         <w:color w:themeColor="background1" w:val="FFFFFF"/>
@@ -6003,6 +6455,7 @@
         <w:spacing w:after="0" w:before="0" w:line="240" w:lineRule="auto"/>
       </w:pPr>
       <w:rPr>
+        <w:rFonts w:eastAsia="黑体"/>
         <w:b/>
         <w:bCs/>
       </w:rPr>
@@ -6018,12 +6471,14 @@
     </w:tblStylePr>
     <w:tblStylePr w:type="firstCol">
       <w:rPr>
+        <w:rFonts w:eastAsia="黑体"/>
         <w:b/>
         <w:bCs/>
       </w:rPr>
     </w:tblStylePr>
     <w:tblStylePr w:type="lastCol">
       <w:rPr>
+        <w:rFonts w:eastAsia="黑体"/>
         <w:b/>
         <w:bCs/>
       </w:rPr>
@@ -6083,7 +6538,7 @@
         <w:spacing w:after="0" w:before="0" w:line="240" w:lineRule="auto"/>
       </w:pPr>
       <w:rPr>
-        <w:rFonts w:asciiTheme="majorHAnsi" w:cstheme="majorBidi" w:eastAsiaTheme="majorEastAsia" w:hAnsiTheme="majorHAnsi"/>
+        <w:rFonts w:asciiTheme="majorHAnsi" w:cstheme="majorBidi" w:hAnsiTheme="majorHAnsi" w:eastAsia="黑体"/>
         <w:b/>
         <w:bCs/>
       </w:rPr>
@@ -6104,7 +6559,7 @@
         <w:spacing w:after="0" w:before="0" w:line="240" w:lineRule="auto"/>
       </w:pPr>
       <w:rPr>
-        <w:rFonts w:asciiTheme="majorHAnsi" w:cstheme="majorBidi" w:eastAsiaTheme="majorEastAsia" w:hAnsiTheme="majorHAnsi"/>
+        <w:rFonts w:asciiTheme="majorHAnsi" w:cstheme="majorBidi" w:hAnsiTheme="majorHAnsi" w:eastAsia="黑体"/>
         <w:b/>
         <w:bCs/>
       </w:rPr>
@@ -6122,14 +6577,14 @@
     </w:tblStylePr>
     <w:tblStylePr w:type="firstCol">
       <w:rPr>
-        <w:rFonts w:asciiTheme="majorHAnsi" w:cstheme="majorBidi" w:eastAsiaTheme="majorEastAsia" w:hAnsiTheme="majorHAnsi"/>
+        <w:rFonts w:asciiTheme="majorHAnsi" w:cstheme="majorBidi" w:hAnsiTheme="majorHAnsi" w:eastAsia="黑体"/>
         <w:b/>
         <w:bCs/>
       </w:rPr>
     </w:tblStylePr>
     <w:tblStylePr w:type="lastCol">
       <w:rPr>
-        <w:rFonts w:asciiTheme="majorHAnsi" w:cstheme="majorBidi" w:eastAsiaTheme="majorEastAsia" w:hAnsiTheme="majorHAnsi"/>
+        <w:rFonts w:asciiTheme="majorHAnsi" w:cstheme="majorBidi" w:hAnsiTheme="majorHAnsi" w:eastAsia="黑体"/>
         <w:b/>
         <w:bCs/>
       </w:rPr>
@@ -6213,7 +6668,7 @@
         <w:spacing w:after="0" w:before="0" w:line="240" w:lineRule="auto"/>
       </w:pPr>
       <w:rPr>
-        <w:rFonts w:asciiTheme="majorHAnsi" w:cstheme="majorBidi" w:eastAsiaTheme="majorEastAsia" w:hAnsiTheme="majorHAnsi"/>
+        <w:rFonts w:asciiTheme="majorHAnsi" w:cstheme="majorBidi" w:hAnsiTheme="majorHAnsi" w:eastAsia="黑体"/>
         <w:b/>
         <w:bCs/>
       </w:rPr>
@@ -6234,7 +6689,7 @@
         <w:spacing w:after="0" w:before="0" w:line="240" w:lineRule="auto"/>
       </w:pPr>
       <w:rPr>
-        <w:rFonts w:asciiTheme="majorHAnsi" w:cstheme="majorBidi" w:eastAsiaTheme="majorEastAsia" w:hAnsiTheme="majorHAnsi"/>
+        <w:rFonts w:asciiTheme="majorHAnsi" w:cstheme="majorBidi" w:hAnsiTheme="majorHAnsi" w:eastAsia="黑体"/>
         <w:b/>
         <w:bCs/>
       </w:rPr>
@@ -6252,14 +6707,14 @@
     </w:tblStylePr>
     <w:tblStylePr w:type="firstCol">
       <w:rPr>
-        <w:rFonts w:asciiTheme="majorHAnsi" w:cstheme="majorBidi" w:eastAsiaTheme="majorEastAsia" w:hAnsiTheme="majorHAnsi"/>
+        <w:rFonts w:asciiTheme="majorHAnsi" w:cstheme="majorBidi" w:hAnsiTheme="majorHAnsi" w:eastAsia="黑体"/>
         <w:b/>
         <w:bCs/>
       </w:rPr>
     </w:tblStylePr>
     <w:tblStylePr w:type="lastCol">
       <w:rPr>
-        <w:rFonts w:asciiTheme="majorHAnsi" w:cstheme="majorBidi" w:eastAsiaTheme="majorEastAsia" w:hAnsiTheme="majorHAnsi"/>
+        <w:rFonts w:asciiTheme="majorHAnsi" w:cstheme="majorBidi" w:hAnsiTheme="majorHAnsi" w:eastAsia="黑体"/>
         <w:b/>
         <w:bCs/>
       </w:rPr>
@@ -6343,7 +6798,7 @@
         <w:spacing w:after="0" w:before="0" w:line="240" w:lineRule="auto"/>
       </w:pPr>
       <w:rPr>
-        <w:rFonts w:asciiTheme="majorHAnsi" w:cstheme="majorBidi" w:eastAsiaTheme="majorEastAsia" w:hAnsiTheme="majorHAnsi"/>
+        <w:rFonts w:asciiTheme="majorHAnsi" w:cstheme="majorBidi" w:hAnsiTheme="majorHAnsi" w:eastAsia="黑体"/>
         <w:b/>
         <w:bCs/>
       </w:rPr>
@@ -6364,7 +6819,7 @@
         <w:spacing w:after="0" w:before="0" w:line="240" w:lineRule="auto"/>
       </w:pPr>
       <w:rPr>
-        <w:rFonts w:asciiTheme="majorHAnsi" w:cstheme="majorBidi" w:eastAsiaTheme="majorEastAsia" w:hAnsiTheme="majorHAnsi"/>
+        <w:rFonts w:asciiTheme="majorHAnsi" w:cstheme="majorBidi" w:hAnsiTheme="majorHAnsi" w:eastAsia="黑体"/>
         <w:b/>
         <w:bCs/>
       </w:rPr>
@@ -6382,14 +6837,14 @@
     </w:tblStylePr>
     <w:tblStylePr w:type="firstCol">
       <w:rPr>
-        <w:rFonts w:asciiTheme="majorHAnsi" w:cstheme="majorBidi" w:eastAsiaTheme="majorEastAsia" w:hAnsiTheme="majorHAnsi"/>
+        <w:rFonts w:asciiTheme="majorHAnsi" w:cstheme="majorBidi" w:hAnsiTheme="majorHAnsi" w:eastAsia="黑体"/>
         <w:b/>
         <w:bCs/>
       </w:rPr>
     </w:tblStylePr>
     <w:tblStylePr w:type="lastCol">
       <w:rPr>
-        <w:rFonts w:asciiTheme="majorHAnsi" w:cstheme="majorBidi" w:eastAsiaTheme="majorEastAsia" w:hAnsiTheme="majorHAnsi"/>
+        <w:rFonts w:asciiTheme="majorHAnsi" w:cstheme="majorBidi" w:hAnsiTheme="majorHAnsi" w:eastAsia="黑体"/>
         <w:b/>
         <w:bCs/>
       </w:rPr>
@@ -6473,7 +6928,7 @@
         <w:spacing w:after="0" w:before="0" w:line="240" w:lineRule="auto"/>
       </w:pPr>
       <w:rPr>
-        <w:rFonts w:asciiTheme="majorHAnsi" w:cstheme="majorBidi" w:eastAsiaTheme="majorEastAsia" w:hAnsiTheme="majorHAnsi"/>
+        <w:rFonts w:asciiTheme="majorHAnsi" w:cstheme="majorBidi" w:hAnsiTheme="majorHAnsi" w:eastAsia="黑体"/>
         <w:b/>
         <w:bCs/>
       </w:rPr>
@@ -6494,7 +6949,7 @@
         <w:spacing w:after="0" w:before="0" w:line="240" w:lineRule="auto"/>
       </w:pPr>
       <w:rPr>
-        <w:rFonts w:asciiTheme="majorHAnsi" w:cstheme="majorBidi" w:eastAsiaTheme="majorEastAsia" w:hAnsiTheme="majorHAnsi"/>
+        <w:rFonts w:asciiTheme="majorHAnsi" w:cstheme="majorBidi" w:hAnsiTheme="majorHAnsi" w:eastAsia="黑体"/>
         <w:b/>
         <w:bCs/>
       </w:rPr>
@@ -6512,14 +6967,14 @@
     </w:tblStylePr>
     <w:tblStylePr w:type="firstCol">
       <w:rPr>
-        <w:rFonts w:asciiTheme="majorHAnsi" w:cstheme="majorBidi" w:eastAsiaTheme="majorEastAsia" w:hAnsiTheme="majorHAnsi"/>
+        <w:rFonts w:asciiTheme="majorHAnsi" w:cstheme="majorBidi" w:hAnsiTheme="majorHAnsi" w:eastAsia="黑体"/>
         <w:b/>
         <w:bCs/>
       </w:rPr>
     </w:tblStylePr>
     <w:tblStylePr w:type="lastCol">
       <w:rPr>
-        <w:rFonts w:asciiTheme="majorHAnsi" w:cstheme="majorBidi" w:eastAsiaTheme="majorEastAsia" w:hAnsiTheme="majorHAnsi"/>
+        <w:rFonts w:asciiTheme="majorHAnsi" w:cstheme="majorBidi" w:hAnsiTheme="majorHAnsi" w:eastAsia="黑体"/>
         <w:b/>
         <w:bCs/>
       </w:rPr>
@@ -6603,7 +7058,7 @@
         <w:spacing w:after="0" w:before="0" w:line="240" w:lineRule="auto"/>
       </w:pPr>
       <w:rPr>
-        <w:rFonts w:asciiTheme="majorHAnsi" w:cstheme="majorBidi" w:eastAsiaTheme="majorEastAsia" w:hAnsiTheme="majorHAnsi"/>
+        <w:rFonts w:asciiTheme="majorHAnsi" w:cstheme="majorBidi" w:hAnsiTheme="majorHAnsi" w:eastAsia="黑体"/>
         <w:b/>
         <w:bCs/>
       </w:rPr>
@@ -6624,7 +7079,7 @@
         <w:spacing w:after="0" w:before="0" w:line="240" w:lineRule="auto"/>
       </w:pPr>
       <w:rPr>
-        <w:rFonts w:asciiTheme="majorHAnsi" w:cstheme="majorBidi" w:eastAsiaTheme="majorEastAsia" w:hAnsiTheme="majorHAnsi"/>
+        <w:rFonts w:asciiTheme="majorHAnsi" w:cstheme="majorBidi" w:hAnsiTheme="majorHAnsi" w:eastAsia="黑体"/>
         <w:b/>
         <w:bCs/>
       </w:rPr>
@@ -6642,14 +7097,14 @@
     </w:tblStylePr>
     <w:tblStylePr w:type="firstCol">
       <w:rPr>
-        <w:rFonts w:asciiTheme="majorHAnsi" w:cstheme="majorBidi" w:eastAsiaTheme="majorEastAsia" w:hAnsiTheme="majorHAnsi"/>
+        <w:rFonts w:asciiTheme="majorHAnsi" w:cstheme="majorBidi" w:hAnsiTheme="majorHAnsi" w:eastAsia="黑体"/>
         <w:b/>
         <w:bCs/>
       </w:rPr>
     </w:tblStylePr>
     <w:tblStylePr w:type="lastCol">
       <w:rPr>
-        <w:rFonts w:asciiTheme="majorHAnsi" w:cstheme="majorBidi" w:eastAsiaTheme="majorEastAsia" w:hAnsiTheme="majorHAnsi"/>
+        <w:rFonts w:asciiTheme="majorHAnsi" w:cstheme="majorBidi" w:hAnsiTheme="majorHAnsi" w:eastAsia="黑体"/>
         <w:b/>
         <w:bCs/>
       </w:rPr>
@@ -6733,7 +7188,7 @@
         <w:spacing w:after="0" w:before="0" w:line="240" w:lineRule="auto"/>
       </w:pPr>
       <w:rPr>
-        <w:rFonts w:asciiTheme="majorHAnsi" w:cstheme="majorBidi" w:eastAsiaTheme="majorEastAsia" w:hAnsiTheme="majorHAnsi"/>
+        <w:rFonts w:asciiTheme="majorHAnsi" w:cstheme="majorBidi" w:hAnsiTheme="majorHAnsi" w:eastAsia="黑体"/>
         <w:b/>
         <w:bCs/>
       </w:rPr>
@@ -6754,7 +7209,7 @@
         <w:spacing w:after="0" w:before="0" w:line="240" w:lineRule="auto"/>
       </w:pPr>
       <w:rPr>
-        <w:rFonts w:asciiTheme="majorHAnsi" w:cstheme="majorBidi" w:eastAsiaTheme="majorEastAsia" w:hAnsiTheme="majorHAnsi"/>
+        <w:rFonts w:asciiTheme="majorHAnsi" w:cstheme="majorBidi" w:hAnsiTheme="majorHAnsi" w:eastAsia="黑体"/>
         <w:b/>
         <w:bCs/>
       </w:rPr>
@@ -6772,14 +7227,14 @@
     </w:tblStylePr>
     <w:tblStylePr w:type="firstCol">
       <w:rPr>
-        <w:rFonts w:asciiTheme="majorHAnsi" w:cstheme="majorBidi" w:eastAsiaTheme="majorEastAsia" w:hAnsiTheme="majorHAnsi"/>
+        <w:rFonts w:asciiTheme="majorHAnsi" w:cstheme="majorBidi" w:hAnsiTheme="majorHAnsi" w:eastAsia="黑体"/>
         <w:b/>
         <w:bCs/>
       </w:rPr>
     </w:tblStylePr>
     <w:tblStylePr w:type="lastCol">
       <w:rPr>
-        <w:rFonts w:asciiTheme="majorHAnsi" w:cstheme="majorBidi" w:eastAsiaTheme="majorEastAsia" w:hAnsiTheme="majorHAnsi"/>
+        <w:rFonts w:asciiTheme="majorHAnsi" w:cstheme="majorBidi" w:hAnsiTheme="majorHAnsi" w:eastAsia="黑体"/>
         <w:b/>
         <w:bCs/>
       </w:rPr>
@@ -6863,7 +7318,7 @@
         <w:spacing w:after="0" w:before="0" w:line="240" w:lineRule="auto"/>
       </w:pPr>
       <w:rPr>
-        <w:rFonts w:asciiTheme="majorHAnsi" w:cstheme="majorBidi" w:eastAsiaTheme="majorEastAsia" w:hAnsiTheme="majorHAnsi"/>
+        <w:rFonts w:asciiTheme="majorHAnsi" w:cstheme="majorBidi" w:hAnsiTheme="majorHAnsi" w:eastAsia="黑体"/>
         <w:b/>
         <w:bCs/>
       </w:rPr>
@@ -6884,7 +7339,7 @@
         <w:spacing w:after="0" w:before="0" w:line="240" w:lineRule="auto"/>
       </w:pPr>
       <w:rPr>
-        <w:rFonts w:asciiTheme="majorHAnsi" w:cstheme="majorBidi" w:eastAsiaTheme="majorEastAsia" w:hAnsiTheme="majorHAnsi"/>
+        <w:rFonts w:asciiTheme="majorHAnsi" w:cstheme="majorBidi" w:hAnsiTheme="majorHAnsi" w:eastAsia="黑体"/>
         <w:b/>
         <w:bCs/>
       </w:rPr>
@@ -6902,14 +7357,14 @@
     </w:tblStylePr>
     <w:tblStylePr w:type="firstCol">
       <w:rPr>
-        <w:rFonts w:asciiTheme="majorHAnsi" w:cstheme="majorBidi" w:eastAsiaTheme="majorEastAsia" w:hAnsiTheme="majorHAnsi"/>
+        <w:rFonts w:asciiTheme="majorHAnsi" w:cstheme="majorBidi" w:hAnsiTheme="majorHAnsi" w:eastAsia="黑体"/>
         <w:b/>
         <w:bCs/>
       </w:rPr>
     </w:tblStylePr>
     <w:tblStylePr w:type="lastCol">
       <w:rPr>
-        <w:rFonts w:asciiTheme="majorHAnsi" w:cstheme="majorBidi" w:eastAsiaTheme="majorEastAsia" w:hAnsiTheme="majorHAnsi"/>
+        <w:rFonts w:asciiTheme="majorHAnsi" w:cstheme="majorBidi" w:hAnsiTheme="majorHAnsi" w:eastAsia="黑体"/>
         <w:b/>
         <w:bCs/>
       </w:rPr>
@@ -6992,6 +7447,7 @@
         <w:spacing w:after="0" w:before="0" w:line="240" w:lineRule="auto"/>
       </w:pPr>
       <w:rPr>
+        <w:rFonts w:eastAsia="黑体"/>
         <w:b/>
         <w:bCs/>
         <w:color w:themeColor="background1" w:val="FFFFFF"/>
@@ -7014,6 +7470,7 @@
         <w:spacing w:after="0" w:before="0" w:line="240" w:lineRule="auto"/>
       </w:pPr>
       <w:rPr>
+        <w:rFonts w:eastAsia="黑体"/>
         <w:b/>
         <w:bCs/>
       </w:rPr>
@@ -7031,12 +7488,14 @@
     </w:tblStylePr>
     <w:tblStylePr w:type="firstCol">
       <w:rPr>
+        <w:rFonts w:eastAsia="黑体"/>
         <w:b/>
         <w:bCs/>
       </w:rPr>
     </w:tblStylePr>
     <w:tblStylePr w:type="lastCol">
       <w:rPr>
+        <w:rFonts w:eastAsia="黑体"/>
         <w:b/>
         <w:bCs/>
       </w:rPr>
@@ -7098,6 +7557,7 @@
         <w:spacing w:after="0" w:before="0" w:line="240" w:lineRule="auto"/>
       </w:pPr>
       <w:rPr>
+        <w:rFonts w:eastAsia="黑体"/>
         <w:b/>
         <w:bCs/>
         <w:color w:themeColor="background1" w:val="FFFFFF"/>
@@ -7120,6 +7580,7 @@
         <w:spacing w:after="0" w:before="0" w:line="240" w:lineRule="auto"/>
       </w:pPr>
       <w:rPr>
+        <w:rFonts w:eastAsia="黑体"/>
         <w:b/>
         <w:bCs/>
       </w:rPr>
@@ -7137,12 +7598,14 @@
     </w:tblStylePr>
     <w:tblStylePr w:type="firstCol">
       <w:rPr>
+        <w:rFonts w:eastAsia="黑体"/>
         <w:b/>
         <w:bCs/>
       </w:rPr>
     </w:tblStylePr>
     <w:tblStylePr w:type="lastCol">
       <w:rPr>
+        <w:rFonts w:eastAsia="黑体"/>
         <w:b/>
         <w:bCs/>
       </w:rPr>
@@ -7204,6 +7667,7 @@
         <w:spacing w:after="0" w:before="0" w:line="240" w:lineRule="auto"/>
       </w:pPr>
       <w:rPr>
+        <w:rFonts w:eastAsia="黑体"/>
         <w:b/>
         <w:bCs/>
         <w:color w:themeColor="background1" w:val="FFFFFF"/>
@@ -7226,6 +7690,7 @@
         <w:spacing w:after="0" w:before="0" w:line="240" w:lineRule="auto"/>
       </w:pPr>
       <w:rPr>
+        <w:rFonts w:eastAsia="黑体"/>
         <w:b/>
         <w:bCs/>
       </w:rPr>
@@ -7243,12 +7708,14 @@
     </w:tblStylePr>
     <w:tblStylePr w:type="firstCol">
       <w:rPr>
+        <w:rFonts w:eastAsia="黑体"/>
         <w:b/>
         <w:bCs/>
       </w:rPr>
     </w:tblStylePr>
     <w:tblStylePr w:type="lastCol">
       <w:rPr>
+        <w:rFonts w:eastAsia="黑体"/>
         <w:b/>
         <w:bCs/>
       </w:rPr>
@@ -7310,6 +7777,7 @@
         <w:spacing w:after="0" w:before="0" w:line="240" w:lineRule="auto"/>
       </w:pPr>
       <w:rPr>
+        <w:rFonts w:eastAsia="黑体"/>
         <w:b/>
         <w:bCs/>
         <w:color w:themeColor="background1" w:val="FFFFFF"/>
@@ -7332,6 +7800,7 @@
         <w:spacing w:after="0" w:before="0" w:line="240" w:lineRule="auto"/>
       </w:pPr>
       <w:rPr>
+        <w:rFonts w:eastAsia="黑体"/>
         <w:b/>
         <w:bCs/>
       </w:rPr>
@@ -7349,12 +7818,14 @@
     </w:tblStylePr>
     <w:tblStylePr w:type="firstCol">
       <w:rPr>
+        <w:rFonts w:eastAsia="黑体"/>
         <w:b/>
         <w:bCs/>
       </w:rPr>
     </w:tblStylePr>
     <w:tblStylePr w:type="lastCol">
       <w:rPr>
+        <w:rFonts w:eastAsia="黑体"/>
         <w:b/>
         <w:bCs/>
       </w:rPr>
@@ -7416,6 +7887,7 @@
         <w:spacing w:after="0" w:before="0" w:line="240" w:lineRule="auto"/>
       </w:pPr>
       <w:rPr>
+        <w:rFonts w:eastAsia="黑体"/>
         <w:b/>
         <w:bCs/>
         <w:color w:themeColor="background1" w:val="FFFFFF"/>
@@ -7438,6 +7910,7 @@
         <w:spacing w:after="0" w:before="0" w:line="240" w:lineRule="auto"/>
       </w:pPr>
       <w:rPr>
+        <w:rFonts w:eastAsia="黑体"/>
         <w:b/>
         <w:bCs/>
       </w:rPr>
@@ -7455,12 +7928,14 @@
     </w:tblStylePr>
     <w:tblStylePr w:type="firstCol">
       <w:rPr>
+        <w:rFonts w:eastAsia="黑体"/>
         <w:b/>
         <w:bCs/>
       </w:rPr>
     </w:tblStylePr>
     <w:tblStylePr w:type="lastCol">
       <w:rPr>
+        <w:rFonts w:eastAsia="黑体"/>
         <w:b/>
         <w:bCs/>
       </w:rPr>
@@ -7522,6 +7997,7 @@
         <w:spacing w:after="0" w:before="0" w:line="240" w:lineRule="auto"/>
       </w:pPr>
       <w:rPr>
+        <w:rFonts w:eastAsia="黑体"/>
         <w:b/>
         <w:bCs/>
         <w:color w:themeColor="background1" w:val="FFFFFF"/>
@@ -7544,6 +8020,7 @@
         <w:spacing w:after="0" w:before="0" w:line="240" w:lineRule="auto"/>
       </w:pPr>
       <w:rPr>
+        <w:rFonts w:eastAsia="黑体"/>
         <w:b/>
         <w:bCs/>
       </w:rPr>
@@ -7561,12 +8038,14 @@
     </w:tblStylePr>
     <w:tblStylePr w:type="firstCol">
       <w:rPr>
+        <w:rFonts w:eastAsia="黑体"/>
         <w:b/>
         <w:bCs/>
       </w:rPr>
     </w:tblStylePr>
     <w:tblStylePr w:type="lastCol">
       <w:rPr>
+        <w:rFonts w:eastAsia="黑体"/>
         <w:b/>
         <w:bCs/>
       </w:rPr>
@@ -7628,6 +8107,7 @@
         <w:spacing w:after="0" w:before="0" w:line="240" w:lineRule="auto"/>
       </w:pPr>
       <w:rPr>
+        <w:rFonts w:eastAsia="黑体"/>
         <w:b/>
         <w:bCs/>
         <w:color w:themeColor="background1" w:val="FFFFFF"/>
@@ -7650,6 +8130,7 @@
         <w:spacing w:after="0" w:before="0" w:line="240" w:lineRule="auto"/>
       </w:pPr>
       <w:rPr>
+        <w:rFonts w:eastAsia="黑体"/>
         <w:b/>
         <w:bCs/>
       </w:rPr>
@@ -7667,12 +8148,14 @@
     </w:tblStylePr>
     <w:tblStylePr w:type="firstCol">
       <w:rPr>
+        <w:rFonts w:eastAsia="黑体"/>
         <w:b/>
         <w:bCs/>
       </w:rPr>
     </w:tblStylePr>
     <w:tblStylePr w:type="lastCol">
       <w:rPr>
+        <w:rFonts w:eastAsia="黑体"/>
         <w:b/>
         <w:bCs/>
       </w:rPr>
@@ -7731,6 +8214,7 @@
         <w:spacing w:after="0" w:before="0" w:line="240" w:lineRule="auto"/>
       </w:pPr>
       <w:rPr>
+        <w:rFonts w:eastAsia="黑体"/>
         <w:b/>
         <w:bCs/>
         <w:color w:themeColor="background1" w:val="FFFFFF"/>
@@ -7753,6 +8237,7 @@
         <w:spacing w:after="0" w:before="0" w:line="240" w:lineRule="auto"/>
       </w:pPr>
       <w:rPr>
+        <w:rFonts w:eastAsia="黑体"/>
         <w:color w:val="auto"/>
       </w:rPr>
       <w:tblPr/>
@@ -7770,6 +8255,7 @@
     </w:tblStylePr>
     <w:tblStylePr w:type="firstCol">
       <w:rPr>
+        <w:rFonts w:eastAsia="黑体"/>
         <w:b/>
         <w:bCs/>
         <w:color w:themeColor="background1" w:val="FFFFFF"/>
@@ -7789,6 +8275,7 @@
     </w:tblStylePr>
     <w:tblStylePr w:type="lastCol">
       <w:rPr>
+        <w:rFonts w:eastAsia="黑体"/>
         <w:b/>
         <w:bCs/>
         <w:color w:themeColor="background1" w:val="FFFFFF"/>
@@ -7837,6 +8324,7 @@
     </w:tblStylePr>
     <w:tblStylePr w:type="nwCell">
       <w:rPr>
+        <w:rFonts w:eastAsia="黑体"/>
         <w:color w:themeColor="background1" w:val="FFFFFF"/>
       </w:rPr>
       <w:tblPr/>
@@ -7880,6 +8368,7 @@
         <w:spacing w:after="0" w:before="0" w:line="240" w:lineRule="auto"/>
       </w:pPr>
       <w:rPr>
+        <w:rFonts w:eastAsia="黑体"/>
         <w:b/>
         <w:bCs/>
         <w:color w:themeColor="background1" w:val="FFFFFF"/>
@@ -7902,6 +8391,7 @@
         <w:spacing w:after="0" w:before="0" w:line="240" w:lineRule="auto"/>
       </w:pPr>
       <w:rPr>
+        <w:rFonts w:eastAsia="黑体"/>
         <w:color w:val="auto"/>
       </w:rPr>
       <w:tblPr/>
@@ -7919,6 +8409,7 @@
     </w:tblStylePr>
     <w:tblStylePr w:type="firstCol">
       <w:rPr>
+        <w:rFonts w:eastAsia="黑体"/>
         <w:b/>
         <w:bCs/>
         <w:color w:themeColor="background1" w:val="FFFFFF"/>
@@ -7938,6 +8429,7 @@
     </w:tblStylePr>
     <w:tblStylePr w:type="lastCol">
       <w:rPr>
+        <w:rFonts w:eastAsia="黑体"/>
         <w:b/>
         <w:bCs/>
         <w:color w:themeColor="background1" w:val="FFFFFF"/>
@@ -7986,6 +8478,7 @@
     </w:tblStylePr>
     <w:tblStylePr w:type="nwCell">
       <w:rPr>
+        <w:rFonts w:eastAsia="黑体"/>
         <w:color w:themeColor="background1" w:val="FFFFFF"/>
       </w:rPr>
       <w:tblPr/>
@@ -8029,6 +8522,7 @@
         <w:spacing w:after="0" w:before="0" w:line="240" w:lineRule="auto"/>
       </w:pPr>
       <w:rPr>
+        <w:rFonts w:eastAsia="黑体"/>
         <w:b/>
         <w:bCs/>
         <w:color w:themeColor="background1" w:val="FFFFFF"/>
@@ -8051,6 +8545,7 @@
         <w:spacing w:after="0" w:before="0" w:line="240" w:lineRule="auto"/>
       </w:pPr>
       <w:rPr>
+        <w:rFonts w:eastAsia="黑体"/>
         <w:color w:val="auto"/>
       </w:rPr>
       <w:tblPr/>
@@ -8068,6 +8563,7 @@
     </w:tblStylePr>
     <w:tblStylePr w:type="firstCol">
       <w:rPr>
+        <w:rFonts w:eastAsia="黑体"/>
         <w:b/>
         <w:bCs/>
         <w:color w:themeColor="background1" w:val="FFFFFF"/>
@@ -8087,6 +8583,7 @@
     </w:tblStylePr>
     <w:tblStylePr w:type="lastCol">
       <w:rPr>
+        <w:rFonts w:eastAsia="黑体"/>
         <w:b/>
         <w:bCs/>
         <w:color w:themeColor="background1" w:val="FFFFFF"/>
@@ -8135,6 +8632,7 @@
     </w:tblStylePr>
     <w:tblStylePr w:type="nwCell">
       <w:rPr>
+        <w:rFonts w:eastAsia="黑体"/>
         <w:color w:themeColor="background1" w:val="FFFFFF"/>
       </w:rPr>
       <w:tblPr/>
@@ -8178,6 +8676,7 @@
         <w:spacing w:after="0" w:before="0" w:line="240" w:lineRule="auto"/>
       </w:pPr>
       <w:rPr>
+        <w:rFonts w:eastAsia="黑体"/>
         <w:b/>
         <w:bCs/>
         <w:color w:themeColor="background1" w:val="FFFFFF"/>
@@ -8200,6 +8699,7 @@
         <w:spacing w:after="0" w:before="0" w:line="240" w:lineRule="auto"/>
       </w:pPr>
       <w:rPr>
+        <w:rFonts w:eastAsia="黑体"/>
         <w:color w:val="auto"/>
       </w:rPr>
       <w:tblPr/>
@@ -8217,6 +8717,7 @@
     </w:tblStylePr>
     <w:tblStylePr w:type="firstCol">
       <w:rPr>
+        <w:rFonts w:eastAsia="黑体"/>
         <w:b/>
         <w:bCs/>
         <w:color w:themeColor="background1" w:val="FFFFFF"/>
@@ -8236,6 +8737,7 @@
     </w:tblStylePr>
     <w:tblStylePr w:type="lastCol">
       <w:rPr>
+        <w:rFonts w:eastAsia="黑体"/>
         <w:b/>
         <w:bCs/>
         <w:color w:themeColor="background1" w:val="FFFFFF"/>
@@ -8284,6 +8786,7 @@
     </w:tblStylePr>
     <w:tblStylePr w:type="nwCell">
       <w:rPr>
+        <w:rFonts w:eastAsia="黑体"/>
         <w:color w:themeColor="background1" w:val="FFFFFF"/>
       </w:rPr>
       <w:tblPr/>
@@ -8327,6 +8830,7 @@
         <w:spacing w:after="0" w:before="0" w:line="240" w:lineRule="auto"/>
       </w:pPr>
       <w:rPr>
+        <w:rFonts w:eastAsia="黑体"/>
         <w:b/>
         <w:bCs/>
         <w:color w:themeColor="background1" w:val="FFFFFF"/>
@@ -8349,6 +8853,7 @@
         <w:spacing w:after="0" w:before="0" w:line="240" w:lineRule="auto"/>
       </w:pPr>
       <w:rPr>
+        <w:rFonts w:eastAsia="黑体"/>
         <w:color w:val="auto"/>
       </w:rPr>
       <w:tblPr/>
@@ -8366,6 +8871,7 @@
     </w:tblStylePr>
     <w:tblStylePr w:type="firstCol">
       <w:rPr>
+        <w:rFonts w:eastAsia="黑体"/>
         <w:b/>
         <w:bCs/>
         <w:color w:themeColor="background1" w:val="FFFFFF"/>
@@ -8385,6 +8891,7 @@
     </w:tblStylePr>
     <w:tblStylePr w:type="lastCol">
       <w:rPr>
+        <w:rFonts w:eastAsia="黑体"/>
         <w:b/>
         <w:bCs/>
         <w:color w:themeColor="background1" w:val="FFFFFF"/>
@@ -8433,6 +8940,7 @@
     </w:tblStylePr>
     <w:tblStylePr w:type="nwCell">
       <w:rPr>
+        <w:rFonts w:eastAsia="黑体"/>
         <w:color w:themeColor="background1" w:val="FFFFFF"/>
       </w:rPr>
       <w:tblPr/>
@@ -8476,6 +8984,7 @@
         <w:spacing w:after="0" w:before="0" w:line="240" w:lineRule="auto"/>
       </w:pPr>
       <w:rPr>
+        <w:rFonts w:eastAsia="黑体"/>
         <w:b/>
         <w:bCs/>
         <w:color w:themeColor="background1" w:val="FFFFFF"/>
@@ -8498,6 +9007,7 @@
         <w:spacing w:after="0" w:before="0" w:line="240" w:lineRule="auto"/>
       </w:pPr>
       <w:rPr>
+        <w:rFonts w:eastAsia="黑体"/>
         <w:color w:val="auto"/>
       </w:rPr>
       <w:tblPr/>
@@ -8515,6 +9025,7 @@
     </w:tblStylePr>
     <w:tblStylePr w:type="firstCol">
       <w:rPr>
+        <w:rFonts w:eastAsia="黑体"/>
         <w:b/>
         <w:bCs/>
         <w:color w:themeColor="background1" w:val="FFFFFF"/>
@@ -8534,6 +9045,7 @@
     </w:tblStylePr>
     <w:tblStylePr w:type="lastCol">
       <w:rPr>
+        <w:rFonts w:eastAsia="黑体"/>
         <w:b/>
         <w:bCs/>
         <w:color w:themeColor="background1" w:val="FFFFFF"/>
@@ -8582,6 +9094,7 @@
     </w:tblStylePr>
     <w:tblStylePr w:type="nwCell">
       <w:rPr>
+        <w:rFonts w:eastAsia="黑体"/>
         <w:color w:themeColor="background1" w:val="FFFFFF"/>
       </w:rPr>
       <w:tblPr/>
@@ -8625,6 +9138,7 @@
         <w:spacing w:after="0" w:before="0" w:line="240" w:lineRule="auto"/>
       </w:pPr>
       <w:rPr>
+        <w:rFonts w:eastAsia="黑体"/>
         <w:b/>
         <w:bCs/>
         <w:color w:themeColor="background1" w:val="FFFFFF"/>
@@ -8647,6 +9161,7 @@
         <w:spacing w:after="0" w:before="0" w:line="240" w:lineRule="auto"/>
       </w:pPr>
       <w:rPr>
+        <w:rFonts w:eastAsia="黑体"/>
         <w:color w:val="auto"/>
       </w:rPr>
       <w:tblPr/>
@@ -8664,6 +9179,7 @@
     </w:tblStylePr>
     <w:tblStylePr w:type="firstCol">
       <w:rPr>
+        <w:rFonts w:eastAsia="黑体"/>
         <w:b/>
         <w:bCs/>
         <w:color w:themeColor="background1" w:val="FFFFFF"/>
@@ -8683,6 +9199,7 @@
     </w:tblStylePr>
     <w:tblStylePr w:type="lastCol">
       <w:rPr>
+        <w:rFonts w:eastAsia="黑体"/>
         <w:b/>
         <w:bCs/>
         <w:color w:themeColor="background1" w:val="FFFFFF"/>
@@ -8731,6 +9248,7 @@
     </w:tblStylePr>
     <w:tblStylePr w:type="nwCell">
       <w:rPr>
+        <w:rFonts w:eastAsia="黑体"/>
         <w:color w:themeColor="background1" w:val="FFFFFF"/>
       </w:rPr>
       <w:tblPr/>
@@ -8755,6 +9273,7 @@
       <w:spacing w:after="0" w:line="240" w:lineRule="auto"/>
     </w:pPr>
     <w:rPr>
+      <w:rFonts w:eastAsia="黑体"/>
       <w:color w:themeColor="text1" w:val="000000"/>
     </w:rPr>
     <w:tblPr>
@@ -8774,7 +9293,7 @@
     </w:tblPr>
     <w:tblStylePr w:type="firstRow">
       <w:rPr>
-        <w:rFonts w:asciiTheme="majorHAnsi" w:cstheme="majorBidi" w:eastAsiaTheme="majorEastAsia" w:hAnsiTheme="majorHAnsi"/>
+        <w:rFonts w:asciiTheme="majorHAnsi" w:cstheme="majorBidi" w:hAnsiTheme="majorHAnsi" w:eastAsia="黑体"/>
       </w:rPr>
       <w:tblPr/>
       <w:tcPr>
@@ -8786,6 +9305,7 @@
     </w:tblStylePr>
     <w:tblStylePr w:type="lastRow">
       <w:rPr>
+        <w:rFonts w:eastAsia="黑体"/>
         <w:b/>
         <w:bCs/>
         <w:color w:themeColor="text2" w:val="1F497D"/>
@@ -8800,12 +9320,14 @@
     </w:tblStylePr>
     <w:tblStylePr w:type="firstCol">
       <w:rPr>
+        <w:rFonts w:eastAsia="黑体"/>
         <w:b/>
         <w:bCs/>
       </w:rPr>
     </w:tblStylePr>
     <w:tblStylePr w:type="lastCol">
       <w:rPr>
+        <w:rFonts w:eastAsia="黑体"/>
         <w:b/>
         <w:bCs/>
       </w:rPr>
@@ -8839,6 +9361,7 @@
       <w:spacing w:after="0" w:line="240" w:lineRule="auto"/>
     </w:pPr>
     <w:rPr>
+      <w:rFonts w:eastAsia="黑体"/>
       <w:color w:themeColor="text1" w:val="000000"/>
     </w:rPr>
     <w:tblPr>
@@ -8858,7 +9381,7 @@
     </w:tblPr>
     <w:tblStylePr w:type="firstRow">
       <w:rPr>
-        <w:rFonts w:asciiTheme="majorHAnsi" w:cstheme="majorBidi" w:eastAsiaTheme="majorEastAsia" w:hAnsiTheme="majorHAnsi"/>
+        <w:rFonts w:asciiTheme="majorHAnsi" w:cstheme="majorBidi" w:hAnsiTheme="majorHAnsi" w:eastAsia="黑体"/>
       </w:rPr>
       <w:tblPr/>
       <w:tcPr>
@@ -8870,6 +9393,7 @@
     </w:tblStylePr>
     <w:tblStylePr w:type="lastRow">
       <w:rPr>
+        <w:rFonts w:eastAsia="黑体"/>
         <w:b/>
         <w:bCs/>
         <w:color w:themeColor="text2" w:val="1F497D"/>
@@ -8884,12 +9408,14 @@
     </w:tblStylePr>
     <w:tblStylePr w:type="firstCol">
       <w:rPr>
+        <w:rFonts w:eastAsia="黑体"/>
         <w:b/>
         <w:bCs/>
       </w:rPr>
     </w:tblStylePr>
     <w:tblStylePr w:type="lastCol">
       <w:rPr>
+        <w:rFonts w:eastAsia="黑体"/>
         <w:b/>
         <w:bCs/>
       </w:rPr>
@@ -8923,6 +9449,7 @@
       <w:spacing w:after="0" w:line="240" w:lineRule="auto"/>
     </w:pPr>
     <w:rPr>
+      <w:rFonts w:eastAsia="黑体"/>
       <w:color w:themeColor="text1" w:val="000000"/>
     </w:rPr>
     <w:tblPr>
@@ -8942,7 +9469,7 @@
     </w:tblPr>
     <w:tblStylePr w:type="firstRow">
       <w:rPr>
-        <w:rFonts w:asciiTheme="majorHAnsi" w:cstheme="majorBidi" w:eastAsiaTheme="majorEastAsia" w:hAnsiTheme="majorHAnsi"/>
+        <w:rFonts w:asciiTheme="majorHAnsi" w:cstheme="majorBidi" w:hAnsiTheme="majorHAnsi" w:eastAsia="黑体"/>
       </w:rPr>
       <w:tblPr/>
       <w:tcPr>
@@ -8954,6 +9481,7 @@
     </w:tblStylePr>
     <w:tblStylePr w:type="lastRow">
       <w:rPr>
+        <w:rFonts w:eastAsia="黑体"/>
         <w:b/>
         <w:bCs/>
         <w:color w:themeColor="text2" w:val="1F497D"/>
@@ -8968,12 +9496,14 @@
     </w:tblStylePr>
     <w:tblStylePr w:type="firstCol">
       <w:rPr>
+        <w:rFonts w:eastAsia="黑体"/>
         <w:b/>
         <w:bCs/>
       </w:rPr>
     </w:tblStylePr>
     <w:tblStylePr w:type="lastCol">
       <w:rPr>
+        <w:rFonts w:eastAsia="黑体"/>
         <w:b/>
         <w:bCs/>
       </w:rPr>
@@ -9007,6 +9537,7 @@
       <w:spacing w:after="0" w:line="240" w:lineRule="auto"/>
     </w:pPr>
     <w:rPr>
+      <w:rFonts w:eastAsia="黑体"/>
       <w:color w:themeColor="text1" w:val="000000"/>
     </w:rPr>
     <w:tblPr>
@@ -9026,7 +9557,7 @@
     </w:tblPr>
     <w:tblStylePr w:type="firstRow">
       <w:rPr>
-        <w:rFonts w:asciiTheme="majorHAnsi" w:cstheme="majorBidi" w:eastAsiaTheme="majorEastAsia" w:hAnsiTheme="majorHAnsi"/>
+        <w:rFonts w:asciiTheme="majorHAnsi" w:cstheme="majorBidi" w:hAnsiTheme="majorHAnsi" w:eastAsia="黑体"/>
       </w:rPr>
       <w:tblPr/>
       <w:tcPr>
@@ -9038,6 +9569,7 @@
     </w:tblStylePr>
     <w:tblStylePr w:type="lastRow">
       <w:rPr>
+        <w:rFonts w:eastAsia="黑体"/>
         <w:b/>
         <w:bCs/>
         <w:color w:themeColor="text2" w:val="1F497D"/>
@@ -9052,12 +9584,14 @@
     </w:tblStylePr>
     <w:tblStylePr w:type="firstCol">
       <w:rPr>
+        <w:rFonts w:eastAsia="黑体"/>
         <w:b/>
         <w:bCs/>
       </w:rPr>
     </w:tblStylePr>
     <w:tblStylePr w:type="lastCol">
       <w:rPr>
+        <w:rFonts w:eastAsia="黑体"/>
         <w:b/>
         <w:bCs/>
       </w:rPr>
@@ -9091,6 +9625,7 @@
       <w:spacing w:after="0" w:line="240" w:lineRule="auto"/>
     </w:pPr>
     <w:rPr>
+      <w:rFonts w:eastAsia="黑体"/>
       <w:color w:themeColor="text1" w:val="000000"/>
     </w:rPr>
     <w:tblPr>
@@ -9110,7 +9645,7 @@
     </w:tblPr>
     <w:tblStylePr w:type="firstRow">
       <w:rPr>
-        <w:rFonts w:asciiTheme="majorHAnsi" w:cstheme="majorBidi" w:eastAsiaTheme="majorEastAsia" w:hAnsiTheme="majorHAnsi"/>
+        <w:rFonts w:asciiTheme="majorHAnsi" w:cstheme="majorBidi" w:hAnsiTheme="majorHAnsi" w:eastAsia="黑体"/>
       </w:rPr>
       <w:tblPr/>
       <w:tcPr>
@@ -9122,6 +9657,7 @@
     </w:tblStylePr>
     <w:tblStylePr w:type="lastRow">
       <w:rPr>
+        <w:rFonts w:eastAsia="黑体"/>
         <w:b/>
         <w:bCs/>
         <w:color w:themeColor="text2" w:val="1F497D"/>
@@ -9136,12 +9672,14 @@
     </w:tblStylePr>
     <w:tblStylePr w:type="firstCol">
       <w:rPr>
+        <w:rFonts w:eastAsia="黑体"/>
         <w:b/>
         <w:bCs/>
       </w:rPr>
     </w:tblStylePr>
     <w:tblStylePr w:type="lastCol">
       <w:rPr>
+        <w:rFonts w:eastAsia="黑体"/>
         <w:b/>
         <w:bCs/>
       </w:rPr>
@@ -9175,6 +9713,7 @@
       <w:spacing w:after="0" w:line="240" w:lineRule="auto"/>
     </w:pPr>
     <w:rPr>
+      <w:rFonts w:eastAsia="黑体"/>
       <w:color w:themeColor="text1" w:val="000000"/>
     </w:rPr>
     <w:tblPr>
@@ -9194,7 +9733,7 @@
     </w:tblPr>
     <w:tblStylePr w:type="firstRow">
       <w:rPr>
-        <w:rFonts w:asciiTheme="majorHAnsi" w:cstheme="majorBidi" w:eastAsiaTheme="majorEastAsia" w:hAnsiTheme="majorHAnsi"/>
+        <w:rFonts w:asciiTheme="majorHAnsi" w:cstheme="majorBidi" w:hAnsiTheme="majorHAnsi" w:eastAsia="黑体"/>
       </w:rPr>
       <w:tblPr/>
       <w:tcPr>
@@ -9206,6 +9745,7 @@
     </w:tblStylePr>
     <w:tblStylePr w:type="lastRow">
       <w:rPr>
+        <w:rFonts w:eastAsia="黑体"/>
         <w:b/>
         <w:bCs/>
         <w:color w:themeColor="text2" w:val="1F497D"/>
@@ -9220,12 +9760,14 @@
     </w:tblStylePr>
     <w:tblStylePr w:type="firstCol">
       <w:rPr>
+        <w:rFonts w:eastAsia="黑体"/>
         <w:b/>
         <w:bCs/>
       </w:rPr>
     </w:tblStylePr>
     <w:tblStylePr w:type="lastCol">
       <w:rPr>
+        <w:rFonts w:eastAsia="黑体"/>
         <w:b/>
         <w:bCs/>
       </w:rPr>
@@ -9259,6 +9801,7 @@
       <w:spacing w:after="0" w:line="240" w:lineRule="auto"/>
     </w:pPr>
     <w:rPr>
+      <w:rFonts w:eastAsia="黑体"/>
       <w:color w:themeColor="text1" w:val="000000"/>
     </w:rPr>
     <w:tblPr>
@@ -9278,7 +9821,7 @@
     </w:tblPr>
     <w:tblStylePr w:type="firstRow">
       <w:rPr>
-        <w:rFonts w:asciiTheme="majorHAnsi" w:cstheme="majorBidi" w:eastAsiaTheme="majorEastAsia" w:hAnsiTheme="majorHAnsi"/>
+        <w:rFonts w:asciiTheme="majorHAnsi" w:cstheme="majorBidi" w:hAnsiTheme="majorHAnsi" w:eastAsia="黑体"/>
       </w:rPr>
       <w:tblPr/>
       <w:tcPr>
@@ -9290,6 +9833,7 @@
     </w:tblStylePr>
     <w:tblStylePr w:type="lastRow">
       <w:rPr>
+        <w:rFonts w:eastAsia="黑体"/>
         <w:b/>
         <w:bCs/>
         <w:color w:themeColor="text2" w:val="1F497D"/>
@@ -9304,12 +9848,14 @@
     </w:tblStylePr>
     <w:tblStylePr w:type="firstCol">
       <w:rPr>
+        <w:rFonts w:eastAsia="黑体"/>
         <w:b/>
         <w:bCs/>
       </w:rPr>
     </w:tblStylePr>
     <w:tblStylePr w:type="lastCol">
       <w:rPr>
+        <w:rFonts w:eastAsia="黑体"/>
         <w:b/>
         <w:bCs/>
       </w:rPr>
@@ -9343,7 +9889,7 @@
       <w:spacing w:after="0" w:line="240" w:lineRule="auto"/>
     </w:pPr>
     <w:rPr>
-      <w:rFonts w:asciiTheme="majorHAnsi" w:cstheme="majorBidi" w:eastAsiaTheme="majorEastAsia" w:hAnsiTheme="majorHAnsi"/>
+      <w:rFonts w:asciiTheme="majorHAnsi" w:cstheme="majorBidi" w:hAnsiTheme="majorHAnsi" w:eastAsia="黑体"/>
       <w:color w:themeColor="text1" w:val="000000"/>
     </w:rPr>
     <w:tblPr>
@@ -9365,6 +9911,7 @@
     </w:tblPr>
     <w:tblStylePr w:type="firstRow">
       <w:rPr>
+        <w:rFonts w:eastAsia="黑体"/>
         <w:sz w:val="24"/>
         <w:szCs w:val="24"/>
       </w:rPr>
@@ -9471,7 +10018,7 @@
       <w:spacing w:after="0" w:line="240" w:lineRule="auto"/>
     </w:pPr>
     <w:rPr>
-      <w:rFonts w:asciiTheme="majorHAnsi" w:cstheme="majorBidi" w:eastAsiaTheme="majorEastAsia" w:hAnsiTheme="majorHAnsi"/>
+      <w:rFonts w:asciiTheme="majorHAnsi" w:cstheme="majorBidi" w:hAnsiTheme="majorHAnsi" w:eastAsia="黑体"/>
       <w:color w:themeColor="text1" w:val="000000"/>
     </w:rPr>
     <w:tblPr>
@@ -9493,6 +10040,7 @@
     </w:tblPr>
     <w:tblStylePr w:type="firstRow">
       <w:rPr>
+        <w:rFonts w:eastAsia="黑体"/>
         <w:sz w:val="24"/>
         <w:szCs w:val="24"/>
       </w:rPr>
@@ -9599,7 +10147,7 @@
       <w:spacing w:after="0" w:line="240" w:lineRule="auto"/>
     </w:pPr>
     <w:rPr>
-      <w:rFonts w:asciiTheme="majorHAnsi" w:cstheme="majorBidi" w:eastAsiaTheme="majorEastAsia" w:hAnsiTheme="majorHAnsi"/>
+      <w:rFonts w:asciiTheme="majorHAnsi" w:cstheme="majorBidi" w:hAnsiTheme="majorHAnsi" w:eastAsia="黑体"/>
       <w:color w:themeColor="text1" w:val="000000"/>
     </w:rPr>
     <w:tblPr>
@@ -9621,6 +10169,7 @@
     </w:tblPr>
     <w:tblStylePr w:type="firstRow">
       <w:rPr>
+        <w:rFonts w:eastAsia="黑体"/>
         <w:sz w:val="24"/>
         <w:szCs w:val="24"/>
       </w:rPr>
@@ -9727,7 +10276,7 @@
       <w:spacing w:after="0" w:line="240" w:lineRule="auto"/>
     </w:pPr>
     <w:rPr>
-      <w:rFonts w:asciiTheme="majorHAnsi" w:cstheme="majorBidi" w:eastAsiaTheme="majorEastAsia" w:hAnsiTheme="majorHAnsi"/>
+      <w:rFonts w:asciiTheme="majorHAnsi" w:cstheme="majorBidi" w:hAnsiTheme="majorHAnsi" w:eastAsia="黑体"/>
       <w:color w:themeColor="text1" w:val="000000"/>
     </w:rPr>
     <w:tblPr>
@@ -9749,6 +10298,7 @@
     </w:tblPr>
     <w:tblStylePr w:type="firstRow">
       <w:rPr>
+        <w:rFonts w:eastAsia="黑体"/>
         <w:sz w:val="24"/>
         <w:szCs w:val="24"/>
       </w:rPr>
@@ -9855,7 +10405,7 @@
       <w:spacing w:after="0" w:line="240" w:lineRule="auto"/>
     </w:pPr>
     <w:rPr>
-      <w:rFonts w:asciiTheme="majorHAnsi" w:cstheme="majorBidi" w:eastAsiaTheme="majorEastAsia" w:hAnsiTheme="majorHAnsi"/>
+      <w:rFonts w:asciiTheme="majorHAnsi" w:cstheme="majorBidi" w:hAnsiTheme="majorHAnsi" w:eastAsia="黑体"/>
       <w:color w:themeColor="text1" w:val="000000"/>
     </w:rPr>
     <w:tblPr>
@@ -9877,6 +10427,7 @@
     </w:tblPr>
     <w:tblStylePr w:type="firstRow">
       <w:rPr>
+        <w:rFonts w:eastAsia="黑体"/>
         <w:sz w:val="24"/>
         <w:szCs w:val="24"/>
       </w:rPr>
@@ -9983,7 +10534,7 @@
       <w:spacing w:after="0" w:line="240" w:lineRule="auto"/>
     </w:pPr>
     <w:rPr>
-      <w:rFonts w:asciiTheme="majorHAnsi" w:cstheme="majorBidi" w:eastAsiaTheme="majorEastAsia" w:hAnsiTheme="majorHAnsi"/>
+      <w:rFonts w:asciiTheme="majorHAnsi" w:cstheme="majorBidi" w:hAnsiTheme="majorHAnsi" w:eastAsia="黑体"/>
       <w:color w:themeColor="text1" w:val="000000"/>
     </w:rPr>
     <w:tblPr>
@@ -10005,6 +10556,7 @@
     </w:tblPr>
     <w:tblStylePr w:type="firstRow">
       <w:rPr>
+        <w:rFonts w:eastAsia="黑体"/>
         <w:sz w:val="24"/>
         <w:szCs w:val="24"/>
       </w:rPr>
@@ -10111,7 +10663,7 @@
       <w:spacing w:after="0" w:line="240" w:lineRule="auto"/>
     </w:pPr>
     <w:rPr>
-      <w:rFonts w:asciiTheme="majorHAnsi" w:cstheme="majorBidi" w:eastAsiaTheme="majorEastAsia" w:hAnsiTheme="majorHAnsi"/>
+      <w:rFonts w:asciiTheme="majorHAnsi" w:cstheme="majorBidi" w:hAnsiTheme="majorHAnsi" w:eastAsia="黑体"/>
       <w:color w:themeColor="text1" w:val="000000"/>
     </w:rPr>
     <w:tblPr>
@@ -10133,6 +10685,7 @@
     </w:tblPr>
     <w:tblStylePr w:type="firstRow">
       <w:rPr>
+        <w:rFonts w:eastAsia="黑体"/>
         <w:sz w:val="24"/>
         <w:szCs w:val="24"/>
       </w:rPr>
@@ -10262,12 +10815,14 @@
     </w:tcPr>
     <w:tblStylePr w:type="firstRow">
       <w:rPr>
+        <w:rFonts w:eastAsia="黑体"/>
         <w:b/>
         <w:bCs/>
       </w:rPr>
     </w:tblStylePr>
     <w:tblStylePr w:type="lastRow">
       <w:rPr>
+        <w:rFonts w:eastAsia="黑体"/>
         <w:b/>
         <w:bCs/>
       </w:rPr>
@@ -10280,12 +10835,14 @@
     </w:tblStylePr>
     <w:tblStylePr w:type="firstCol">
       <w:rPr>
+        <w:rFonts w:eastAsia="黑体"/>
         <w:b/>
         <w:bCs/>
       </w:rPr>
     </w:tblStylePr>
     <w:tblStylePr w:type="lastCol">
       <w:rPr>
+        <w:rFonts w:eastAsia="黑体"/>
         <w:b/>
         <w:bCs/>
       </w:rPr>
@@ -10335,12 +10892,14 @@
     </w:tcPr>
     <w:tblStylePr w:type="firstRow">
       <w:rPr>
+        <w:rFonts w:eastAsia="黑体"/>
         <w:b/>
         <w:bCs/>
       </w:rPr>
     </w:tblStylePr>
     <w:tblStylePr w:type="lastRow">
       <w:rPr>
+        <w:rFonts w:eastAsia="黑体"/>
         <w:b/>
         <w:bCs/>
       </w:rPr>
@@ -10353,12 +10912,14 @@
     </w:tblStylePr>
     <w:tblStylePr w:type="firstCol">
       <w:rPr>
+        <w:rFonts w:eastAsia="黑体"/>
         <w:b/>
         <w:bCs/>
       </w:rPr>
     </w:tblStylePr>
     <w:tblStylePr w:type="lastCol">
       <w:rPr>
+        <w:rFonts w:eastAsia="黑体"/>
         <w:b/>
         <w:bCs/>
       </w:rPr>
@@ -10408,12 +10969,14 @@
     </w:tcPr>
     <w:tblStylePr w:type="firstRow">
       <w:rPr>
+        <w:rFonts w:eastAsia="黑体"/>
         <w:b/>
         <w:bCs/>
       </w:rPr>
     </w:tblStylePr>
     <w:tblStylePr w:type="lastRow">
       <w:rPr>
+        <w:rFonts w:eastAsia="黑体"/>
         <w:b/>
         <w:bCs/>
       </w:rPr>
@@ -10426,12 +10989,14 @@
     </w:tblStylePr>
     <w:tblStylePr w:type="firstCol">
       <w:rPr>
+        <w:rFonts w:eastAsia="黑体"/>
         <w:b/>
         <w:bCs/>
       </w:rPr>
     </w:tblStylePr>
     <w:tblStylePr w:type="lastCol">
       <w:rPr>
+        <w:rFonts w:eastAsia="黑体"/>
         <w:b/>
         <w:bCs/>
       </w:rPr>
@@ -10481,12 +11046,14 @@
     </w:tcPr>
     <w:tblStylePr w:type="firstRow">
       <w:rPr>
+        <w:rFonts w:eastAsia="黑体"/>
         <w:b/>
         <w:bCs/>
       </w:rPr>
     </w:tblStylePr>
     <w:tblStylePr w:type="lastRow">
       <w:rPr>
+        <w:rFonts w:eastAsia="黑体"/>
         <w:b/>
         <w:bCs/>
       </w:rPr>
@@ -10499,12 +11066,14 @@
     </w:tblStylePr>
     <w:tblStylePr w:type="firstCol">
       <w:rPr>
+        <w:rFonts w:eastAsia="黑体"/>
         <w:b/>
         <w:bCs/>
       </w:rPr>
     </w:tblStylePr>
     <w:tblStylePr w:type="lastCol">
       <w:rPr>
+        <w:rFonts w:eastAsia="黑体"/>
         <w:b/>
         <w:bCs/>
       </w:rPr>
@@ -10554,12 +11123,14 @@
     </w:tcPr>
     <w:tblStylePr w:type="firstRow">
       <w:rPr>
+        <w:rFonts w:eastAsia="黑体"/>
         <w:b/>
         <w:bCs/>
       </w:rPr>
     </w:tblStylePr>
     <w:tblStylePr w:type="lastRow">
       <w:rPr>
+        <w:rFonts w:eastAsia="黑体"/>
         <w:b/>
         <w:bCs/>
       </w:rPr>
@@ -10572,12 +11143,14 @@
     </w:tblStylePr>
     <w:tblStylePr w:type="firstCol">
       <w:rPr>
+        <w:rFonts w:eastAsia="黑体"/>
         <w:b/>
         <w:bCs/>
       </w:rPr>
     </w:tblStylePr>
     <w:tblStylePr w:type="lastCol">
       <w:rPr>
+        <w:rFonts w:eastAsia="黑体"/>
         <w:b/>
         <w:bCs/>
       </w:rPr>
@@ -10627,12 +11200,14 @@
     </w:tcPr>
     <w:tblStylePr w:type="firstRow">
       <w:rPr>
+        <w:rFonts w:eastAsia="黑体"/>
         <w:b/>
         <w:bCs/>
       </w:rPr>
     </w:tblStylePr>
     <w:tblStylePr w:type="lastRow">
       <w:rPr>
+        <w:rFonts w:eastAsia="黑体"/>
         <w:b/>
         <w:bCs/>
       </w:rPr>
@@ -10645,12 +11220,14 @@
     </w:tblStylePr>
     <w:tblStylePr w:type="firstCol">
       <w:rPr>
+        <w:rFonts w:eastAsia="黑体"/>
         <w:b/>
         <w:bCs/>
       </w:rPr>
     </w:tblStylePr>
     <w:tblStylePr w:type="lastCol">
       <w:rPr>
+        <w:rFonts w:eastAsia="黑体"/>
         <w:b/>
         <w:bCs/>
       </w:rPr>
@@ -10700,12 +11277,14 @@
     </w:tcPr>
     <w:tblStylePr w:type="firstRow">
       <w:rPr>
+        <w:rFonts w:eastAsia="黑体"/>
         <w:b/>
         <w:bCs/>
       </w:rPr>
     </w:tblStylePr>
     <w:tblStylePr w:type="lastRow">
       <w:rPr>
+        <w:rFonts w:eastAsia="黑体"/>
         <w:b/>
         <w:bCs/>
       </w:rPr>
@@ -10718,12 +11297,14 @@
     </w:tblStylePr>
     <w:tblStylePr w:type="firstCol">
       <w:rPr>
+        <w:rFonts w:eastAsia="黑体"/>
         <w:b/>
         <w:bCs/>
       </w:rPr>
     </w:tblStylePr>
     <w:tblStylePr w:type="lastCol">
       <w:rPr>
+        <w:rFonts w:eastAsia="黑体"/>
         <w:b/>
         <w:bCs/>
       </w:rPr>
@@ -10750,7 +11331,7 @@
       <w:spacing w:after="0" w:line="240" w:lineRule="auto"/>
     </w:pPr>
     <w:rPr>
-      <w:rFonts w:asciiTheme="majorHAnsi" w:cstheme="majorBidi" w:eastAsiaTheme="majorEastAsia" w:hAnsiTheme="majorHAnsi"/>
+      <w:rFonts w:asciiTheme="majorHAnsi" w:cstheme="majorBidi" w:hAnsiTheme="majorHAnsi" w:eastAsia="黑体"/>
       <w:color w:themeColor="text1" w:val="000000"/>
     </w:rPr>
     <w:tblPr>
@@ -10777,6 +11358,7 @@
     </w:tcPr>
     <w:tblStylePr w:type="firstRow">
       <w:rPr>
+        <w:rFonts w:eastAsia="黑体"/>
         <w:b/>
         <w:bCs/>
         <w:color w:themeColor="text1" w:val="000000"/>
@@ -10788,6 +11370,7 @@
     </w:tblStylePr>
     <w:tblStylePr w:type="lastRow">
       <w:rPr>
+        <w:rFonts w:eastAsia="黑体"/>
         <w:b/>
         <w:bCs/>
         <w:color w:themeColor="text1" w:val="000000"/>
@@ -10807,6 +11390,7 @@
     </w:tblStylePr>
     <w:tblStylePr w:type="firstCol">
       <w:rPr>
+        <w:rFonts w:eastAsia="黑体"/>
         <w:b/>
         <w:bCs/>
         <w:color w:themeColor="text1" w:val="000000"/>
@@ -10826,6 +11410,7 @@
     </w:tblStylePr>
     <w:tblStylePr w:type="lastCol">
       <w:rPr>
+        <w:rFonts w:eastAsia="黑体"/>
         <w:b w:val="0"/>
         <w:bCs w:val="0"/>
         <w:color w:themeColor="text1" w:val="000000"/>
@@ -10875,7 +11460,7 @@
       <w:spacing w:after="0" w:line="240" w:lineRule="auto"/>
     </w:pPr>
     <w:rPr>
-      <w:rFonts w:asciiTheme="majorHAnsi" w:cstheme="majorBidi" w:eastAsiaTheme="majorEastAsia" w:hAnsiTheme="majorHAnsi"/>
+      <w:rFonts w:asciiTheme="majorHAnsi" w:cstheme="majorBidi" w:hAnsiTheme="majorHAnsi" w:eastAsia="黑体"/>
       <w:color w:themeColor="text1" w:val="000000"/>
     </w:rPr>
     <w:tblPr>
@@ -10902,6 +11487,7 @@
     </w:tcPr>
     <w:tblStylePr w:type="firstRow">
       <w:rPr>
+        <w:rFonts w:eastAsia="黑体"/>
         <w:b/>
         <w:bCs/>
         <w:color w:themeColor="text1" w:val="000000"/>
@@ -10913,6 +11499,7 @@
     </w:tblStylePr>
     <w:tblStylePr w:type="lastRow">
       <w:rPr>
+        <w:rFonts w:eastAsia="黑体"/>
         <w:b/>
         <w:bCs/>
         <w:color w:themeColor="text1" w:val="000000"/>
@@ -10932,6 +11519,7 @@
     </w:tblStylePr>
     <w:tblStylePr w:type="firstCol">
       <w:rPr>
+        <w:rFonts w:eastAsia="黑体"/>
         <w:b/>
         <w:bCs/>
         <w:color w:themeColor="text1" w:val="000000"/>
@@ -10951,6 +11539,7 @@
     </w:tblStylePr>
     <w:tblStylePr w:type="lastCol">
       <w:rPr>
+        <w:rFonts w:eastAsia="黑体"/>
         <w:b w:val="0"/>
         <w:bCs w:val="0"/>
         <w:color w:themeColor="text1" w:val="000000"/>
@@ -11000,7 +11589,7 @@
       <w:spacing w:after="0" w:line="240" w:lineRule="auto"/>
     </w:pPr>
     <w:rPr>
-      <w:rFonts w:asciiTheme="majorHAnsi" w:cstheme="majorBidi" w:eastAsiaTheme="majorEastAsia" w:hAnsiTheme="majorHAnsi"/>
+      <w:rFonts w:asciiTheme="majorHAnsi" w:cstheme="majorBidi" w:hAnsiTheme="majorHAnsi" w:eastAsia="黑体"/>
       <w:color w:themeColor="text1" w:val="000000"/>
     </w:rPr>
     <w:tblPr>
@@ -11027,6 +11616,7 @@
     </w:tcPr>
     <w:tblStylePr w:type="firstRow">
       <w:rPr>
+        <w:rFonts w:eastAsia="黑体"/>
         <w:b/>
         <w:bCs/>
         <w:color w:themeColor="text1" w:val="000000"/>
@@ -11038,6 +11628,7 @@
     </w:tblStylePr>
     <w:tblStylePr w:type="lastRow">
       <w:rPr>
+        <w:rFonts w:eastAsia="黑体"/>
         <w:b/>
         <w:bCs/>
         <w:color w:themeColor="text1" w:val="000000"/>
@@ -11057,6 +11648,7 @@
     </w:tblStylePr>
     <w:tblStylePr w:type="firstCol">
       <w:rPr>
+        <w:rFonts w:eastAsia="黑体"/>
         <w:b/>
         <w:bCs/>
         <w:color w:themeColor="text1" w:val="000000"/>
@@ -11076,6 +11668,7 @@
     </w:tblStylePr>
     <w:tblStylePr w:type="lastCol">
       <w:rPr>
+        <w:rFonts w:eastAsia="黑体"/>
         <w:b w:val="0"/>
         <w:bCs w:val="0"/>
         <w:color w:themeColor="text1" w:val="000000"/>
@@ -11125,7 +11718,7 @@
       <w:spacing w:after="0" w:line="240" w:lineRule="auto"/>
     </w:pPr>
     <w:rPr>
-      <w:rFonts w:asciiTheme="majorHAnsi" w:cstheme="majorBidi" w:eastAsiaTheme="majorEastAsia" w:hAnsiTheme="majorHAnsi"/>
+      <w:rFonts w:asciiTheme="majorHAnsi" w:cstheme="majorBidi" w:hAnsiTheme="majorHAnsi" w:eastAsia="黑体"/>
       <w:color w:themeColor="text1" w:val="000000"/>
     </w:rPr>
     <w:tblPr>
@@ -11152,6 +11745,7 @@
     </w:tcPr>
     <w:tblStylePr w:type="firstRow">
       <w:rPr>
+        <w:rFonts w:eastAsia="黑体"/>
         <w:b/>
         <w:bCs/>
         <w:color w:themeColor="text1" w:val="000000"/>
@@ -11163,6 +11757,7 @@
     </w:tblStylePr>
     <w:tblStylePr w:type="lastRow">
       <w:rPr>
+        <w:rFonts w:eastAsia="黑体"/>
         <w:b/>
         <w:bCs/>
         <w:color w:themeColor="text1" w:val="000000"/>
@@ -11182,6 +11777,7 @@
     </w:tblStylePr>
     <w:tblStylePr w:type="firstCol">
       <w:rPr>
+        <w:rFonts w:eastAsia="黑体"/>
         <w:b/>
         <w:bCs/>
         <w:color w:themeColor="text1" w:val="000000"/>
@@ -11201,6 +11797,7 @@
     </w:tblStylePr>
     <w:tblStylePr w:type="lastCol">
       <w:rPr>
+        <w:rFonts w:eastAsia="黑体"/>
         <w:b w:val="0"/>
         <w:bCs w:val="0"/>
         <w:color w:themeColor="text1" w:val="000000"/>
@@ -11250,7 +11847,7 @@
       <w:spacing w:after="0" w:line="240" w:lineRule="auto"/>
     </w:pPr>
     <w:rPr>
-      <w:rFonts w:asciiTheme="majorHAnsi" w:cstheme="majorBidi" w:eastAsiaTheme="majorEastAsia" w:hAnsiTheme="majorHAnsi"/>
+      <w:rFonts w:asciiTheme="majorHAnsi" w:cstheme="majorBidi" w:hAnsiTheme="majorHAnsi" w:eastAsia="黑体"/>
       <w:color w:themeColor="text1" w:val="000000"/>
     </w:rPr>
     <w:tblPr>
@@ -11277,6 +11874,7 @@
     </w:tcPr>
     <w:tblStylePr w:type="firstRow">
       <w:rPr>
+        <w:rFonts w:eastAsia="黑体"/>
         <w:b/>
         <w:bCs/>
         <w:color w:themeColor="text1" w:val="000000"/>
@@ -11288,6 +11886,7 @@
     </w:tblStylePr>
     <w:tblStylePr w:type="lastRow">
       <w:rPr>
+        <w:rFonts w:eastAsia="黑体"/>
         <w:b/>
         <w:bCs/>
         <w:color w:themeColor="text1" w:val="000000"/>
@@ -11307,6 +11906,7 @@
     </w:tblStylePr>
     <w:tblStylePr w:type="firstCol">
       <w:rPr>
+        <w:rFonts w:eastAsia="黑体"/>
         <w:b/>
         <w:bCs/>
         <w:color w:themeColor="text1" w:val="000000"/>
@@ -11326,6 +11926,7 @@
     </w:tblStylePr>
     <w:tblStylePr w:type="lastCol">
       <w:rPr>
+        <w:rFonts w:eastAsia="黑体"/>
         <w:b w:val="0"/>
         <w:bCs w:val="0"/>
         <w:color w:themeColor="text1" w:val="000000"/>
@@ -11375,7 +11976,7 @@
       <w:spacing w:after="0" w:line="240" w:lineRule="auto"/>
     </w:pPr>
     <w:rPr>
-      <w:rFonts w:asciiTheme="majorHAnsi" w:cstheme="majorBidi" w:eastAsiaTheme="majorEastAsia" w:hAnsiTheme="majorHAnsi"/>
+      <w:rFonts w:asciiTheme="majorHAnsi" w:cstheme="majorBidi" w:hAnsiTheme="majorHAnsi" w:eastAsia="黑体"/>
       <w:color w:themeColor="text1" w:val="000000"/>
     </w:rPr>
     <w:tblPr>
@@ -11402,6 +12003,7 @@
     </w:tcPr>
     <w:tblStylePr w:type="firstRow">
       <w:rPr>
+        <w:rFonts w:eastAsia="黑体"/>
         <w:b/>
         <w:bCs/>
         <w:color w:themeColor="text1" w:val="000000"/>
@@ -11413,6 +12015,7 @@
     </w:tblStylePr>
     <w:tblStylePr w:type="lastRow">
       <w:rPr>
+        <w:rFonts w:eastAsia="黑体"/>
         <w:b/>
         <w:bCs/>
         <w:color w:themeColor="text1" w:val="000000"/>
@@ -11432,6 +12035,7 @@
     </w:tblStylePr>
     <w:tblStylePr w:type="firstCol">
       <w:rPr>
+        <w:rFonts w:eastAsia="黑体"/>
         <w:b/>
         <w:bCs/>
         <w:color w:themeColor="text1" w:val="000000"/>
@@ -11451,6 +12055,7 @@
     </w:tblStylePr>
     <w:tblStylePr w:type="lastCol">
       <w:rPr>
+        <w:rFonts w:eastAsia="黑体"/>
         <w:b w:val="0"/>
         <w:bCs w:val="0"/>
         <w:color w:themeColor="text1" w:val="000000"/>
@@ -11500,7 +12105,7 @@
       <w:spacing w:after="0" w:line="240" w:lineRule="auto"/>
     </w:pPr>
     <w:rPr>
-      <w:rFonts w:asciiTheme="majorHAnsi" w:cstheme="majorBidi" w:eastAsiaTheme="majorEastAsia" w:hAnsiTheme="majorHAnsi"/>
+      <w:rFonts w:asciiTheme="majorHAnsi" w:cstheme="majorBidi" w:hAnsiTheme="majorHAnsi" w:eastAsia="黑体"/>
       <w:color w:themeColor="text1" w:val="000000"/>
     </w:rPr>
     <w:tblPr>
@@ -11527,6 +12132,7 @@
     </w:tcPr>
     <w:tblStylePr w:type="firstRow">
       <w:rPr>
+        <w:rFonts w:eastAsia="黑体"/>
         <w:b/>
         <w:bCs/>
         <w:color w:themeColor="text1" w:val="000000"/>
@@ -11538,6 +12144,7 @@
     </w:tblStylePr>
     <w:tblStylePr w:type="lastRow">
       <w:rPr>
+        <w:rFonts w:eastAsia="黑体"/>
         <w:b/>
         <w:bCs/>
         <w:color w:themeColor="text1" w:val="000000"/>
@@ -11557,6 +12164,7 @@
     </w:tblStylePr>
     <w:tblStylePr w:type="firstCol">
       <w:rPr>
+        <w:rFonts w:eastAsia="黑体"/>
         <w:b/>
         <w:bCs/>
         <w:color w:themeColor="text1" w:val="000000"/>
@@ -11576,6 +12184,7 @@
     </w:tblStylePr>
     <w:tblStylePr w:type="lastCol">
       <w:rPr>
+        <w:rFonts w:eastAsia="黑体"/>
         <w:b w:val="0"/>
         <w:bCs w:val="0"/>
         <w:color w:themeColor="text1" w:val="000000"/>
@@ -11648,6 +12257,7 @@
     </w:tcPr>
     <w:tblStylePr w:type="firstRow">
       <w:rPr>
+        <w:rFonts w:eastAsia="黑体"/>
         <w:b/>
         <w:bCs/>
         <w:i w:val="0"/>
@@ -11669,6 +12279,7 @@
     </w:tblStylePr>
     <w:tblStylePr w:type="lastRow">
       <w:rPr>
+        <w:rFonts w:eastAsia="黑体"/>
         <w:b/>
         <w:bCs/>
         <w:i w:val="0"/>
@@ -11690,6 +12301,7 @@
     </w:tblStylePr>
     <w:tblStylePr w:type="firstCol">
       <w:rPr>
+        <w:rFonts w:eastAsia="黑体"/>
         <w:b/>
         <w:bCs/>
         <w:i w:val="0"/>
@@ -11709,6 +12321,7 @@
     </w:tblStylePr>
     <w:tblStylePr w:type="lastCol">
       <w:rPr>
+        <w:rFonts w:eastAsia="黑体"/>
         <w:b/>
         <w:bCs/>
         <w:i w:val="0"/>
@@ -11789,6 +12402,7 @@
     </w:tcPr>
     <w:tblStylePr w:type="firstRow">
       <w:rPr>
+        <w:rFonts w:eastAsia="黑体"/>
         <w:b/>
         <w:bCs/>
         <w:i w:val="0"/>
@@ -11810,6 +12424,7 @@
     </w:tblStylePr>
     <w:tblStylePr w:type="lastRow">
       <w:rPr>
+        <w:rFonts w:eastAsia="黑体"/>
         <w:b/>
         <w:bCs/>
         <w:i w:val="0"/>
@@ -11831,6 +12446,7 @@
     </w:tblStylePr>
     <w:tblStylePr w:type="firstCol">
       <w:rPr>
+        <w:rFonts w:eastAsia="黑体"/>
         <w:b/>
         <w:bCs/>
         <w:i w:val="0"/>
@@ -11850,6 +12466,7 @@
     </w:tblStylePr>
     <w:tblStylePr w:type="lastCol">
       <w:rPr>
+        <w:rFonts w:eastAsia="黑体"/>
         <w:b/>
         <w:bCs/>
         <w:i w:val="0"/>
@@ -11930,6 +12547,7 @@
     </w:tcPr>
     <w:tblStylePr w:type="firstRow">
       <w:rPr>
+        <w:rFonts w:eastAsia="黑体"/>
         <w:b/>
         <w:bCs/>
         <w:i w:val="0"/>
@@ -11951,6 +12569,7 @@
     </w:tblStylePr>
     <w:tblStylePr w:type="lastRow">
       <w:rPr>
+        <w:rFonts w:eastAsia="黑体"/>
         <w:b/>
         <w:bCs/>
         <w:i w:val="0"/>
@@ -11972,6 +12591,7 @@
     </w:tblStylePr>
     <w:tblStylePr w:type="firstCol">
       <w:rPr>
+        <w:rFonts w:eastAsia="黑体"/>
         <w:b/>
         <w:bCs/>
         <w:i w:val="0"/>
@@ -11991,6 +12611,7 @@
     </w:tblStylePr>
     <w:tblStylePr w:type="lastCol">
       <w:rPr>
+        <w:rFonts w:eastAsia="黑体"/>
         <w:b/>
         <w:bCs/>
         <w:i w:val="0"/>
@@ -12071,6 +12692,7 @@
     </w:tcPr>
     <w:tblStylePr w:type="firstRow">
       <w:rPr>
+        <w:rFonts w:eastAsia="黑体"/>
         <w:b/>
         <w:bCs/>
         <w:i w:val="0"/>
@@ -12092,6 +12714,7 @@
     </w:tblStylePr>
     <w:tblStylePr w:type="lastRow">
       <w:rPr>
+        <w:rFonts w:eastAsia="黑体"/>
         <w:b/>
         <w:bCs/>
         <w:i w:val="0"/>
@@ -12113,6 +12736,7 @@
     </w:tblStylePr>
     <w:tblStylePr w:type="firstCol">
       <w:rPr>
+        <w:rFonts w:eastAsia="黑体"/>
         <w:b/>
         <w:bCs/>
         <w:i w:val="0"/>
@@ -12132,6 +12756,7 @@
     </w:tblStylePr>
     <w:tblStylePr w:type="lastCol">
       <w:rPr>
+        <w:rFonts w:eastAsia="黑体"/>
         <w:b/>
         <w:bCs/>
         <w:i w:val="0"/>
@@ -12212,6 +12837,7 @@
     </w:tcPr>
     <w:tblStylePr w:type="firstRow">
       <w:rPr>
+        <w:rFonts w:eastAsia="黑体"/>
         <w:b/>
         <w:bCs/>
         <w:i w:val="0"/>
@@ -12233,6 +12859,7 @@
     </w:tblStylePr>
     <w:tblStylePr w:type="lastRow">
       <w:rPr>
+        <w:rFonts w:eastAsia="黑体"/>
         <w:b/>
         <w:bCs/>
         <w:i w:val="0"/>
@@ -12254,6 +12881,7 @@
     </w:tblStylePr>
     <w:tblStylePr w:type="firstCol">
       <w:rPr>
+        <w:rFonts w:eastAsia="黑体"/>
         <w:b/>
         <w:bCs/>
         <w:i w:val="0"/>
@@ -12273,6 +12901,7 @@
     </w:tblStylePr>
     <w:tblStylePr w:type="lastCol">
       <w:rPr>
+        <w:rFonts w:eastAsia="黑体"/>
         <w:b/>
         <w:bCs/>
         <w:i w:val="0"/>
@@ -12353,6 +12982,7 @@
     </w:tcPr>
     <w:tblStylePr w:type="firstRow">
       <w:rPr>
+        <w:rFonts w:eastAsia="黑体"/>
         <w:b/>
         <w:bCs/>
         <w:i w:val="0"/>
@@ -12374,6 +13004,7 @@
     </w:tblStylePr>
     <w:tblStylePr w:type="lastRow">
       <w:rPr>
+        <w:rFonts w:eastAsia="黑体"/>
         <w:b/>
         <w:bCs/>
         <w:i w:val="0"/>
@@ -12395,6 +13026,7 @@
     </w:tblStylePr>
     <w:tblStylePr w:type="firstCol">
       <w:rPr>
+        <w:rFonts w:eastAsia="黑体"/>
         <w:b/>
         <w:bCs/>
         <w:i w:val="0"/>
@@ -12414,6 +13046,7 @@
     </w:tblStylePr>
     <w:tblStylePr w:type="lastCol">
       <w:rPr>
+        <w:rFonts w:eastAsia="黑体"/>
         <w:b/>
         <w:bCs/>
         <w:i w:val="0"/>
@@ -12494,6 +13127,7 @@
     </w:tcPr>
     <w:tblStylePr w:type="firstRow">
       <w:rPr>
+        <w:rFonts w:eastAsia="黑体"/>
         <w:b/>
         <w:bCs/>
         <w:i w:val="0"/>
@@ -12515,6 +13149,7 @@
     </w:tblStylePr>
     <w:tblStylePr w:type="lastRow">
       <w:rPr>
+        <w:rFonts w:eastAsia="黑体"/>
         <w:b/>
         <w:bCs/>
         <w:i w:val="0"/>
@@ -12536,6 +13171,7 @@
     </w:tblStylePr>
     <w:tblStylePr w:type="firstCol">
       <w:rPr>
+        <w:rFonts w:eastAsia="黑体"/>
         <w:b/>
         <w:bCs/>
         <w:i w:val="0"/>
@@ -12555,6 +13191,7 @@
     </w:tblStylePr>
     <w:tblStylePr w:type="lastCol">
       <w:rPr>
+        <w:rFonts w:eastAsia="黑体"/>
         <w:b/>
         <w:bCs/>
         <w:i w:val="0"/>
@@ -12612,6 +13249,7 @@
       <w:spacing w:after="0" w:line="240" w:lineRule="auto"/>
     </w:pPr>
     <w:rPr>
+      <w:rFonts w:eastAsia="黑体"/>
       <w:color w:themeColor="background1" w:val="FFFFFF"/>
     </w:rPr>
     <w:tblPr>
@@ -12630,6 +13268,7 @@
     </w:tcPr>
     <w:tblStylePr w:type="firstRow">
       <w:rPr>
+        <w:rFonts w:eastAsia="黑体"/>
         <w:b/>
         <w:bCs/>
       </w:rPr>
@@ -12726,6 +13365,7 @@
       <w:spacing w:after="0" w:line="240" w:lineRule="auto"/>
     </w:pPr>
     <w:rPr>
+      <w:rFonts w:eastAsia="黑体"/>
       <w:color w:themeColor="background1" w:val="FFFFFF"/>
     </w:rPr>
     <w:tblPr>
@@ -12744,6 +13384,7 @@
     </w:tcPr>
     <w:tblStylePr w:type="firstRow">
       <w:rPr>
+        <w:rFonts w:eastAsia="黑体"/>
         <w:b/>
         <w:bCs/>
       </w:rPr>
@@ -12840,6 +13481,7 @@
       <w:spacing w:after="0" w:line="240" w:lineRule="auto"/>
     </w:pPr>
     <w:rPr>
+      <w:rFonts w:eastAsia="黑体"/>
       <w:color w:themeColor="background1" w:val="FFFFFF"/>
     </w:rPr>
     <w:tblPr>
@@ -12858,6 +13500,7 @@
     </w:tcPr>
     <w:tblStylePr w:type="firstRow">
       <w:rPr>
+        <w:rFonts w:eastAsia="黑体"/>
         <w:b/>
         <w:bCs/>
       </w:rPr>
@@ -12954,6 +13597,7 @@
       <w:spacing w:after="0" w:line="240" w:lineRule="auto"/>
     </w:pPr>
     <w:rPr>
+      <w:rFonts w:eastAsia="黑体"/>
       <w:color w:themeColor="background1" w:val="FFFFFF"/>
     </w:rPr>
     <w:tblPr>
@@ -12972,6 +13616,7 @@
     </w:tcPr>
     <w:tblStylePr w:type="firstRow">
       <w:rPr>
+        <w:rFonts w:eastAsia="黑体"/>
         <w:b/>
         <w:bCs/>
       </w:rPr>
@@ -13068,6 +13713,7 @@
       <w:spacing w:after="0" w:line="240" w:lineRule="auto"/>
     </w:pPr>
     <w:rPr>
+      <w:rFonts w:eastAsia="黑体"/>
       <w:color w:themeColor="background1" w:val="FFFFFF"/>
     </w:rPr>
     <w:tblPr>
@@ -13086,6 +13732,7 @@
     </w:tcPr>
     <w:tblStylePr w:type="firstRow">
       <w:rPr>
+        <w:rFonts w:eastAsia="黑体"/>
         <w:b/>
         <w:bCs/>
       </w:rPr>
@@ -13182,6 +13829,7 @@
       <w:spacing w:after="0" w:line="240" w:lineRule="auto"/>
     </w:pPr>
     <w:rPr>
+      <w:rFonts w:eastAsia="黑体"/>
       <w:color w:themeColor="background1" w:val="FFFFFF"/>
     </w:rPr>
     <w:tblPr>
@@ -13200,6 +13848,7 @@
     </w:tcPr>
     <w:tblStylePr w:type="firstRow">
       <w:rPr>
+        <w:rFonts w:eastAsia="黑体"/>
         <w:b/>
         <w:bCs/>
       </w:rPr>
@@ -13296,6 +13945,7 @@
       <w:spacing w:after="0" w:line="240" w:lineRule="auto"/>
     </w:pPr>
     <w:rPr>
+      <w:rFonts w:eastAsia="黑体"/>
       <w:color w:themeColor="background1" w:val="FFFFFF"/>
     </w:rPr>
     <w:tblPr>
@@ -13314,6 +13964,7 @@
     </w:tcPr>
     <w:tblStylePr w:type="firstRow">
       <w:rPr>
+        <w:rFonts w:eastAsia="黑体"/>
         <w:b/>
         <w:bCs/>
       </w:rPr>
@@ -13410,6 +14061,7 @@
       <w:spacing w:after="0" w:line="240" w:lineRule="auto"/>
     </w:pPr>
     <w:rPr>
+      <w:rFonts w:eastAsia="黑体"/>
       <w:color w:themeColor="text1" w:val="000000"/>
     </w:rPr>
     <w:tblPr>
@@ -13436,6 +14088,7 @@
     </w:tcPr>
     <w:tblStylePr w:type="firstRow">
       <w:rPr>
+        <w:rFonts w:eastAsia="黑体"/>
         <w:b/>
         <w:bCs/>
       </w:rPr>
@@ -13454,6 +14107,7 @@
     </w:tblStylePr>
     <w:tblStylePr w:type="lastRow">
       <w:rPr>
+        <w:rFonts w:eastAsia="黑体"/>
         <w:b/>
         <w:bCs/>
         <w:color w:themeColor="background1" w:val="FFFFFF"/>
@@ -13468,6 +14122,7 @@
     </w:tblStylePr>
     <w:tblStylePr w:type="firstCol">
       <w:rPr>
+        <w:rFonts w:eastAsia="黑体"/>
         <w:color w:themeColor="background1" w:val="FFFFFF"/>
       </w:rPr>
       <w:tblPr/>
@@ -13485,6 +14140,7 @@
     </w:tblStylePr>
     <w:tblStylePr w:type="lastCol">
       <w:rPr>
+        <w:rFonts w:eastAsia="黑体"/>
         <w:color w:themeColor="background1" w:val="FFFFFF"/>
       </w:rPr>
       <w:tblPr/>
@@ -13514,11 +14170,13 @@
     </w:tblStylePr>
     <w:tblStylePr w:type="neCell">
       <w:rPr>
+        <w:rFonts w:eastAsia="黑体"/>
         <w:color w:themeColor="text1" w:val="000000"/>
       </w:rPr>
     </w:tblStylePr>
     <w:tblStylePr w:type="nwCell">
       <w:rPr>
+        <w:rFonts w:eastAsia="黑体"/>
         <w:color w:themeColor="text1" w:val="000000"/>
       </w:rPr>
     </w:tblStylePr>
@@ -13532,6 +14190,7 @@
       <w:spacing w:after="0" w:line="240" w:lineRule="auto"/>
     </w:pPr>
     <w:rPr>
+      <w:rFonts w:eastAsia="黑体"/>
       <w:color w:themeColor="text1" w:val="000000"/>
     </w:rPr>
     <w:tblPr>
@@ -13558,6 +14217,7 @@
     </w:tcPr>
     <w:tblStylePr w:type="firstRow">
       <w:rPr>
+        <w:rFonts w:eastAsia="黑体"/>
         <w:b/>
         <w:bCs/>
       </w:rPr>
@@ -13576,6 +14236,7 @@
     </w:tblStylePr>
     <w:tblStylePr w:type="lastRow">
       <w:rPr>
+        <w:rFonts w:eastAsia="黑体"/>
         <w:b/>
         <w:bCs/>
         <w:color w:themeColor="background1" w:val="FFFFFF"/>
@@ -13590,6 +14251,7 @@
     </w:tblStylePr>
     <w:tblStylePr w:type="firstCol">
       <w:rPr>
+        <w:rFonts w:eastAsia="黑体"/>
         <w:color w:themeColor="background1" w:val="FFFFFF"/>
       </w:rPr>
       <w:tblPr/>
@@ -13607,6 +14269,7 @@
     </w:tblStylePr>
     <w:tblStylePr w:type="lastCol">
       <w:rPr>
+        <w:rFonts w:eastAsia="黑体"/>
         <w:color w:themeColor="background1" w:val="FFFFFF"/>
       </w:rPr>
       <w:tblPr/>
@@ -13636,11 +14299,13 @@
     </w:tblStylePr>
     <w:tblStylePr w:type="neCell">
       <w:rPr>
+        <w:rFonts w:eastAsia="黑体"/>
         <w:color w:themeColor="text1" w:val="000000"/>
       </w:rPr>
     </w:tblStylePr>
     <w:tblStylePr w:type="nwCell">
       <w:rPr>
+        <w:rFonts w:eastAsia="黑体"/>
         <w:color w:themeColor="text1" w:val="000000"/>
       </w:rPr>
     </w:tblStylePr>
@@ -13654,6 +14319,7 @@
       <w:spacing w:after="0" w:line="240" w:lineRule="auto"/>
     </w:pPr>
     <w:rPr>
+      <w:rFonts w:eastAsia="黑体"/>
       <w:color w:themeColor="text1" w:val="000000"/>
     </w:rPr>
     <w:tblPr>
@@ -13680,6 +14346,7 @@
     </w:tcPr>
     <w:tblStylePr w:type="firstRow">
       <w:rPr>
+        <w:rFonts w:eastAsia="黑体"/>
         <w:b/>
         <w:bCs/>
       </w:rPr>
@@ -13698,6 +14365,7 @@
     </w:tblStylePr>
     <w:tblStylePr w:type="lastRow">
       <w:rPr>
+        <w:rFonts w:eastAsia="黑体"/>
         <w:b/>
         <w:bCs/>
         <w:color w:themeColor="background1" w:val="FFFFFF"/>
@@ -13712,6 +14380,7 @@
     </w:tblStylePr>
     <w:tblStylePr w:type="firstCol">
       <w:rPr>
+        <w:rFonts w:eastAsia="黑体"/>
         <w:color w:themeColor="background1" w:val="FFFFFF"/>
       </w:rPr>
       <w:tblPr/>
@@ -13729,6 +14398,7 @@
     </w:tblStylePr>
     <w:tblStylePr w:type="lastCol">
       <w:rPr>
+        <w:rFonts w:eastAsia="黑体"/>
         <w:color w:themeColor="background1" w:val="FFFFFF"/>
       </w:rPr>
       <w:tblPr/>
@@ -13758,11 +14428,13 @@
     </w:tblStylePr>
     <w:tblStylePr w:type="neCell">
       <w:rPr>
+        <w:rFonts w:eastAsia="黑体"/>
         <w:color w:themeColor="text1" w:val="000000"/>
       </w:rPr>
     </w:tblStylePr>
     <w:tblStylePr w:type="nwCell">
       <w:rPr>
+        <w:rFonts w:eastAsia="黑体"/>
         <w:color w:themeColor="text1" w:val="000000"/>
       </w:rPr>
     </w:tblStylePr>
@@ -13776,6 +14448,7 @@
       <w:spacing w:after="0" w:line="240" w:lineRule="auto"/>
     </w:pPr>
     <w:rPr>
+      <w:rFonts w:eastAsia="黑体"/>
       <w:color w:themeColor="text1" w:val="000000"/>
     </w:rPr>
     <w:tblPr>
@@ -13802,6 +14475,7 @@
     </w:tcPr>
     <w:tblStylePr w:type="firstRow">
       <w:rPr>
+        <w:rFonts w:eastAsia="黑体"/>
         <w:b/>
         <w:bCs/>
       </w:rPr>
@@ -13820,6 +14494,7 @@
     </w:tblStylePr>
     <w:tblStylePr w:type="lastRow">
       <w:rPr>
+        <w:rFonts w:eastAsia="黑体"/>
         <w:b/>
         <w:bCs/>
         <w:color w:themeColor="background1" w:val="FFFFFF"/>
@@ -13834,6 +14509,7 @@
     </w:tblStylePr>
     <w:tblStylePr w:type="firstCol">
       <w:rPr>
+        <w:rFonts w:eastAsia="黑体"/>
         <w:color w:themeColor="background1" w:val="FFFFFF"/>
       </w:rPr>
       <w:tblPr/>
@@ -13851,6 +14527,7 @@
     </w:tblStylePr>
     <w:tblStylePr w:type="lastCol">
       <w:rPr>
+        <w:rFonts w:eastAsia="黑体"/>
         <w:color w:themeColor="background1" w:val="FFFFFF"/>
       </w:rPr>
       <w:tblPr/>
@@ -13888,6 +14565,7 @@
       <w:spacing w:after="0" w:line="240" w:lineRule="auto"/>
     </w:pPr>
     <w:rPr>
+      <w:rFonts w:eastAsia="黑体"/>
       <w:color w:themeColor="text1" w:val="000000"/>
     </w:rPr>
     <w:tblPr>
@@ -13914,6 +14592,7 @@
     </w:tcPr>
     <w:tblStylePr w:type="firstRow">
       <w:rPr>
+        <w:rFonts w:eastAsia="黑体"/>
         <w:b/>
         <w:bCs/>
       </w:rPr>
@@ -13932,6 +14611,7 @@
     </w:tblStylePr>
     <w:tblStylePr w:type="lastRow">
       <w:rPr>
+        <w:rFonts w:eastAsia="黑体"/>
         <w:b/>
         <w:bCs/>
         <w:color w:themeColor="background1" w:val="FFFFFF"/>
@@ -13946,6 +14626,7 @@
     </w:tblStylePr>
     <w:tblStylePr w:type="firstCol">
       <w:rPr>
+        <w:rFonts w:eastAsia="黑体"/>
         <w:color w:themeColor="background1" w:val="FFFFFF"/>
       </w:rPr>
       <w:tblPr/>
@@ -13963,6 +14644,7 @@
     </w:tblStylePr>
     <w:tblStylePr w:type="lastCol">
       <w:rPr>
+        <w:rFonts w:eastAsia="黑体"/>
         <w:color w:themeColor="background1" w:val="FFFFFF"/>
       </w:rPr>
       <w:tblPr/>
@@ -13992,11 +14674,13 @@
     </w:tblStylePr>
     <w:tblStylePr w:type="neCell">
       <w:rPr>
+        <w:rFonts w:eastAsia="黑体"/>
         <w:color w:themeColor="text1" w:val="000000"/>
       </w:rPr>
     </w:tblStylePr>
     <w:tblStylePr w:type="nwCell">
       <w:rPr>
+        <w:rFonts w:eastAsia="黑体"/>
         <w:color w:themeColor="text1" w:val="000000"/>
       </w:rPr>
     </w:tblStylePr>
@@ -14010,6 +14694,7 @@
       <w:spacing w:after="0" w:line="240" w:lineRule="auto"/>
     </w:pPr>
     <w:rPr>
+      <w:rFonts w:eastAsia="黑体"/>
       <w:color w:themeColor="text1" w:val="000000"/>
     </w:rPr>
     <w:tblPr>
@@ -14036,6 +14721,7 @@
     </w:tcPr>
     <w:tblStylePr w:type="firstRow">
       <w:rPr>
+        <w:rFonts w:eastAsia="黑体"/>
         <w:b/>
         <w:bCs/>
       </w:rPr>
@@ -14054,6 +14740,7 @@
     </w:tblStylePr>
     <w:tblStylePr w:type="lastRow">
       <w:rPr>
+        <w:rFonts w:eastAsia="黑体"/>
         <w:b/>
         <w:bCs/>
         <w:color w:themeColor="background1" w:val="FFFFFF"/>
@@ -14068,6 +14755,7 @@
     </w:tblStylePr>
     <w:tblStylePr w:type="firstCol">
       <w:rPr>
+        <w:rFonts w:eastAsia="黑体"/>
         <w:color w:themeColor="background1" w:val="FFFFFF"/>
       </w:rPr>
       <w:tblPr/>
@@ -14085,6 +14773,7 @@
     </w:tblStylePr>
     <w:tblStylePr w:type="lastCol">
       <w:rPr>
+        <w:rFonts w:eastAsia="黑体"/>
         <w:color w:themeColor="background1" w:val="FFFFFF"/>
       </w:rPr>
       <w:tblPr/>
@@ -14114,11 +14803,13 @@
     </w:tblStylePr>
     <w:tblStylePr w:type="neCell">
       <w:rPr>
+        <w:rFonts w:eastAsia="黑体"/>
         <w:color w:themeColor="text1" w:val="000000"/>
       </w:rPr>
     </w:tblStylePr>
     <w:tblStylePr w:type="nwCell">
       <w:rPr>
+        <w:rFonts w:eastAsia="黑体"/>
         <w:color w:themeColor="text1" w:val="000000"/>
       </w:rPr>
     </w:tblStylePr>
@@ -14132,6 +14823,7 @@
       <w:spacing w:after="0" w:line="240" w:lineRule="auto"/>
     </w:pPr>
     <w:rPr>
+      <w:rFonts w:eastAsia="黑体"/>
       <w:color w:themeColor="text1" w:val="000000"/>
     </w:rPr>
     <w:tblPr>
@@ -14158,6 +14850,7 @@
     </w:tcPr>
     <w:tblStylePr w:type="firstRow">
       <w:rPr>
+        <w:rFonts w:eastAsia="黑体"/>
         <w:b/>
         <w:bCs/>
       </w:rPr>
@@ -14176,6 +14869,7 @@
     </w:tblStylePr>
     <w:tblStylePr w:type="lastRow">
       <w:rPr>
+        <w:rFonts w:eastAsia="黑体"/>
         <w:b/>
         <w:bCs/>
         <w:color w:themeColor="background1" w:val="FFFFFF"/>
@@ -14190,6 +14884,7 @@
     </w:tblStylePr>
     <w:tblStylePr w:type="firstCol">
       <w:rPr>
+        <w:rFonts w:eastAsia="黑体"/>
         <w:color w:themeColor="background1" w:val="FFFFFF"/>
       </w:rPr>
       <w:tblPr/>
@@ -14207,6 +14902,7 @@
     </w:tblStylePr>
     <w:tblStylePr w:type="lastCol">
       <w:rPr>
+        <w:rFonts w:eastAsia="黑体"/>
         <w:color w:themeColor="background1" w:val="FFFFFF"/>
       </w:rPr>
       <w:tblPr/>
@@ -14236,11 +14932,13 @@
     </w:tblStylePr>
     <w:tblStylePr w:type="neCell">
       <w:rPr>
+        <w:rFonts w:eastAsia="黑体"/>
         <w:color w:themeColor="text1" w:val="000000"/>
       </w:rPr>
     </w:tblStylePr>
     <w:tblStylePr w:type="nwCell">
       <w:rPr>
+        <w:rFonts w:eastAsia="黑体"/>
         <w:color w:themeColor="text1" w:val="000000"/>
       </w:rPr>
     </w:tblStylePr>
@@ -14254,6 +14952,7 @@
       <w:spacing w:after="0" w:line="240" w:lineRule="auto"/>
     </w:pPr>
     <w:rPr>
+      <w:rFonts w:eastAsia="黑体"/>
       <w:color w:themeColor="text1" w:val="000000"/>
     </w:rPr>
     <w:tblPr>
@@ -14272,6 +14971,7 @@
     </w:tcPr>
     <w:tblStylePr w:type="firstRow">
       <w:rPr>
+        <w:rFonts w:eastAsia="黑体"/>
         <w:b/>
         <w:bCs/>
         <w:color w:themeColor="background1" w:val="FFFFFF"/>
@@ -14286,6 +14986,7 @@
     </w:tblStylePr>
     <w:tblStylePr w:type="lastRow">
       <w:rPr>
+        <w:rFonts w:eastAsia="黑体"/>
         <w:b/>
         <w:bCs/>
         <w:color w:themeColor="accent2" w:themeShade="CC" w:val="9E3A38"/>
@@ -14300,12 +15001,14 @@
     </w:tblStylePr>
     <w:tblStylePr w:type="firstCol">
       <w:rPr>
+        <w:rFonts w:eastAsia="黑体"/>
         <w:b/>
         <w:bCs/>
       </w:rPr>
     </w:tblStylePr>
     <w:tblStylePr w:type="lastCol">
       <w:rPr>
+        <w:rFonts w:eastAsia="黑体"/>
         <w:b/>
         <w:bCs/>
       </w:rPr>
@@ -14340,6 +15043,7 @@
       <w:spacing w:after="0" w:line="240" w:lineRule="auto"/>
     </w:pPr>
     <w:rPr>
+      <w:rFonts w:eastAsia="黑体"/>
       <w:color w:themeColor="text1" w:val="000000"/>
     </w:rPr>
     <w:tblPr>
@@ -14358,6 +15062,7 @@
     </w:tcPr>
     <w:tblStylePr w:type="firstRow">
       <w:rPr>
+        <w:rFonts w:eastAsia="黑体"/>
         <w:b/>
         <w:bCs/>
         <w:color w:themeColor="background1" w:val="FFFFFF"/>
@@ -14372,6 +15077,7 @@
     </w:tblStylePr>
     <w:tblStylePr w:type="lastRow">
       <w:rPr>
+        <w:rFonts w:eastAsia="黑体"/>
         <w:b/>
         <w:bCs/>
         <w:color w:themeColor="accent2" w:themeShade="CC" w:val="9E3A38"/>
@@ -14386,12 +15092,14 @@
     </w:tblStylePr>
     <w:tblStylePr w:type="firstCol">
       <w:rPr>
+        <w:rFonts w:eastAsia="黑体"/>
         <w:b/>
         <w:bCs/>
       </w:rPr>
     </w:tblStylePr>
     <w:tblStylePr w:type="lastCol">
       <w:rPr>
+        <w:rFonts w:eastAsia="黑体"/>
         <w:b/>
         <w:bCs/>
       </w:rPr>
@@ -14426,6 +15134,7 @@
       <w:spacing w:after="0" w:line="240" w:lineRule="auto"/>
     </w:pPr>
     <w:rPr>
+      <w:rFonts w:eastAsia="黑体"/>
       <w:color w:themeColor="text1" w:val="000000"/>
     </w:rPr>
     <w:tblPr>
@@ -14444,6 +15153,7 @@
     </w:tcPr>
     <w:tblStylePr w:type="firstRow">
       <w:rPr>
+        <w:rFonts w:eastAsia="黑体"/>
         <w:b/>
         <w:bCs/>
         <w:color w:themeColor="background1" w:val="FFFFFF"/>
@@ -14458,6 +15168,7 @@
     </w:tblStylePr>
     <w:tblStylePr w:type="lastRow">
       <w:rPr>
+        <w:rFonts w:eastAsia="黑体"/>
         <w:b/>
         <w:bCs/>
         <w:color w:themeColor="accent2" w:themeShade="CC" w:val="9E3A38"/>
@@ -14472,12 +15183,14 @@
     </w:tblStylePr>
     <w:tblStylePr w:type="firstCol">
       <w:rPr>
+        <w:rFonts w:eastAsia="黑体"/>
         <w:b/>
         <w:bCs/>
       </w:rPr>
     </w:tblStylePr>
     <w:tblStylePr w:type="lastCol">
       <w:rPr>
+        <w:rFonts w:eastAsia="黑体"/>
         <w:b/>
         <w:bCs/>
       </w:rPr>
@@ -14512,6 +15225,7 @@
       <w:spacing w:after="0" w:line="240" w:lineRule="auto"/>
     </w:pPr>
     <w:rPr>
+      <w:rFonts w:eastAsia="黑体"/>
       <w:color w:themeColor="text1" w:val="000000"/>
     </w:rPr>
     <w:tblPr>
@@ -14530,6 +15244,7 @@
     </w:tcPr>
     <w:tblStylePr w:type="firstRow">
       <w:rPr>
+        <w:rFonts w:eastAsia="黑体"/>
         <w:b/>
         <w:bCs/>
         <w:color w:themeColor="background1" w:val="FFFFFF"/>
@@ -14544,6 +15259,7 @@
     </w:tblStylePr>
     <w:tblStylePr w:type="lastRow">
       <w:rPr>
+        <w:rFonts w:eastAsia="黑体"/>
         <w:b/>
         <w:bCs/>
         <w:color w:themeColor="accent4" w:themeShade="CC" w:val="664E82"/>
@@ -14558,12 +15274,14 @@
     </w:tblStylePr>
     <w:tblStylePr w:type="firstCol">
       <w:rPr>
+        <w:rFonts w:eastAsia="黑体"/>
         <w:b/>
         <w:bCs/>
       </w:rPr>
     </w:tblStylePr>
     <w:tblStylePr w:type="lastCol">
       <w:rPr>
+        <w:rFonts w:eastAsia="黑体"/>
         <w:b/>
         <w:bCs/>
       </w:rPr>
@@ -14598,6 +15316,7 @@
       <w:spacing w:after="0" w:line="240" w:lineRule="auto"/>
     </w:pPr>
     <w:rPr>
+      <w:rFonts w:eastAsia="黑体"/>
       <w:color w:themeColor="text1" w:val="000000"/>
     </w:rPr>
     <w:tblPr>
@@ -14616,6 +15335,7 @@
     </w:tcPr>
     <w:tblStylePr w:type="firstRow">
       <w:rPr>
+        <w:rFonts w:eastAsia="黑体"/>
         <w:b/>
         <w:bCs/>
         <w:color w:themeColor="background1" w:val="FFFFFF"/>
@@ -14630,6 +15350,7 @@
     </w:tblStylePr>
     <w:tblStylePr w:type="lastRow">
       <w:rPr>
+        <w:rFonts w:eastAsia="黑体"/>
         <w:b/>
         <w:bCs/>
         <w:color w:themeColor="accent3" w:themeShade="CC" w:val="7E9C40"/>
@@ -14644,12 +15365,14 @@
     </w:tblStylePr>
     <w:tblStylePr w:type="firstCol">
       <w:rPr>
+        <w:rFonts w:eastAsia="黑体"/>
         <w:b/>
         <w:bCs/>
       </w:rPr>
     </w:tblStylePr>
     <w:tblStylePr w:type="lastCol">
       <w:rPr>
+        <w:rFonts w:eastAsia="黑体"/>
         <w:b/>
         <w:bCs/>
       </w:rPr>
@@ -14684,6 +15407,7 @@
       <w:spacing w:after="0" w:line="240" w:lineRule="auto"/>
     </w:pPr>
     <w:rPr>
+      <w:rFonts w:eastAsia="黑体"/>
       <w:color w:themeColor="text1" w:val="000000"/>
     </w:rPr>
     <w:tblPr>
@@ -14702,6 +15426,7 @@
     </w:tcPr>
     <w:tblStylePr w:type="firstRow">
       <w:rPr>
+        <w:rFonts w:eastAsia="黑体"/>
         <w:b/>
         <w:bCs/>
         <w:color w:themeColor="background1" w:val="FFFFFF"/>
@@ -14716,6 +15441,7 @@
     </w:tblStylePr>
     <w:tblStylePr w:type="lastRow">
       <w:rPr>
+        <w:rFonts w:eastAsia="黑体"/>
         <w:b/>
         <w:bCs/>
         <w:color w:themeColor="accent6" w:themeShade="CC" w:val="F2730A"/>
@@ -14730,12 +15456,14 @@
     </w:tblStylePr>
     <w:tblStylePr w:type="firstCol">
       <w:rPr>
+        <w:rFonts w:eastAsia="黑体"/>
         <w:b/>
         <w:bCs/>
       </w:rPr>
     </w:tblStylePr>
     <w:tblStylePr w:type="lastCol">
       <w:rPr>
+        <w:rFonts w:eastAsia="黑体"/>
         <w:b/>
         <w:bCs/>
       </w:rPr>
@@ -14770,6 +15498,7 @@
       <w:spacing w:after="0" w:line="240" w:lineRule="auto"/>
     </w:pPr>
     <w:rPr>
+      <w:rFonts w:eastAsia="黑体"/>
       <w:color w:themeColor="text1" w:val="000000"/>
     </w:rPr>
     <w:tblPr>
@@ -14788,6 +15517,7 @@
     </w:tcPr>
     <w:tblStylePr w:type="firstRow">
       <w:rPr>
+        <w:rFonts w:eastAsia="黑体"/>
         <w:b/>
         <w:bCs/>
         <w:color w:themeColor="background1" w:val="FFFFFF"/>
@@ -14802,6 +15532,7 @@
     </w:tblStylePr>
     <w:tblStylePr w:type="lastRow">
       <w:rPr>
+        <w:rFonts w:eastAsia="黑体"/>
         <w:b/>
         <w:bCs/>
         <w:color w:themeColor="accent5" w:themeShade="CC" w:val="348DA5"/>
@@ -14816,12 +15547,14 @@
     </w:tblStylePr>
     <w:tblStylePr w:type="firstCol">
       <w:rPr>
+        <w:rFonts w:eastAsia="黑体"/>
         <w:b/>
         <w:bCs/>
       </w:rPr>
     </w:tblStylePr>
     <w:tblStylePr w:type="lastCol">
       <w:rPr>
+        <w:rFonts w:eastAsia="黑体"/>
         <w:b/>
         <w:bCs/>
       </w:rPr>
@@ -14856,6 +15589,7 @@
       <w:spacing w:after="0" w:line="240" w:lineRule="auto"/>
     </w:pPr>
     <w:rPr>
+      <w:rFonts w:eastAsia="黑体"/>
       <w:color w:themeColor="text1" w:val="000000"/>
     </w:rPr>
     <w:tblPr>
@@ -14877,6 +15611,7 @@
     </w:tcPr>
     <w:tblStylePr w:type="firstRow">
       <w:rPr>
+        <w:rFonts w:eastAsia="黑体"/>
         <w:b/>
         <w:bCs/>
       </w:rPr>
@@ -14887,6 +15622,7 @@
     </w:tblStylePr>
     <w:tblStylePr w:type="lastRow">
       <w:rPr>
+        <w:rFonts w:eastAsia="黑体"/>
         <w:b/>
         <w:bCs/>
         <w:color w:themeColor="text1" w:val="000000"/>
@@ -14898,6 +15634,7 @@
     </w:tblStylePr>
     <w:tblStylePr w:type="firstCol">
       <w:rPr>
+        <w:rFonts w:eastAsia="黑体"/>
         <w:color w:themeColor="background1" w:val="FFFFFF"/>
       </w:rPr>
       <w:tblPr/>
@@ -14907,6 +15644,7 @@
     </w:tblStylePr>
     <w:tblStylePr w:type="lastCol">
       <w:rPr>
+        <w:rFonts w:eastAsia="黑体"/>
         <w:color w:themeColor="background1" w:val="FFFFFF"/>
       </w:rPr>
       <w:tblPr/>
@@ -14936,6 +15674,7 @@
       <w:spacing w:after="0" w:line="240" w:lineRule="auto"/>
     </w:pPr>
     <w:rPr>
+      <w:rFonts w:eastAsia="黑体"/>
       <w:color w:themeColor="text1" w:val="000000"/>
     </w:rPr>
     <w:tblPr>
@@ -14957,6 +15696,7 @@
     </w:tcPr>
     <w:tblStylePr w:type="firstRow">
       <w:rPr>
+        <w:rFonts w:eastAsia="黑体"/>
         <w:b/>
         <w:bCs/>
       </w:rPr>
@@ -14967,6 +15707,7 @@
     </w:tblStylePr>
     <w:tblStylePr w:type="lastRow">
       <w:rPr>
+        <w:rFonts w:eastAsia="黑体"/>
         <w:b/>
         <w:bCs/>
         <w:color w:themeColor="text1" w:val="000000"/>
@@ -14978,6 +15719,7 @@
     </w:tblStylePr>
     <w:tblStylePr w:type="firstCol">
       <w:rPr>
+        <w:rFonts w:eastAsia="黑体"/>
         <w:color w:themeColor="background1" w:val="FFFFFF"/>
       </w:rPr>
       <w:tblPr/>
@@ -14987,6 +15729,7 @@
     </w:tblStylePr>
     <w:tblStylePr w:type="lastCol">
       <w:rPr>
+        <w:rFonts w:eastAsia="黑体"/>
         <w:color w:themeColor="background1" w:val="FFFFFF"/>
       </w:rPr>
       <w:tblPr/>
@@ -15016,6 +15759,7 @@
       <w:spacing w:after="0" w:line="240" w:lineRule="auto"/>
     </w:pPr>
     <w:rPr>
+      <w:rFonts w:eastAsia="黑体"/>
       <w:color w:themeColor="text1" w:val="000000"/>
     </w:rPr>
     <w:tblPr>
@@ -15037,6 +15781,7 @@
     </w:tcPr>
     <w:tblStylePr w:type="firstRow">
       <w:rPr>
+        <w:rFonts w:eastAsia="黑体"/>
         <w:b/>
         <w:bCs/>
       </w:rPr>
@@ -15047,6 +15792,7 @@
     </w:tblStylePr>
     <w:tblStylePr w:type="lastRow">
       <w:rPr>
+        <w:rFonts w:eastAsia="黑体"/>
         <w:b/>
         <w:bCs/>
         <w:color w:themeColor="text1" w:val="000000"/>
@@ -15058,6 +15804,7 @@
     </w:tblStylePr>
     <w:tblStylePr w:type="firstCol">
       <w:rPr>
+        <w:rFonts w:eastAsia="黑体"/>
         <w:color w:themeColor="background1" w:val="FFFFFF"/>
       </w:rPr>
       <w:tblPr/>
@@ -15067,6 +15814,7 @@
     </w:tblStylePr>
     <w:tblStylePr w:type="lastCol">
       <w:rPr>
+        <w:rFonts w:eastAsia="黑体"/>
         <w:color w:themeColor="background1" w:val="FFFFFF"/>
       </w:rPr>
       <w:tblPr/>
@@ -15096,6 +15844,7 @@
       <w:spacing w:after="0" w:line="240" w:lineRule="auto"/>
     </w:pPr>
     <w:rPr>
+      <w:rFonts w:eastAsia="黑体"/>
       <w:color w:themeColor="text1" w:val="000000"/>
     </w:rPr>
     <w:tblPr>
@@ -15117,6 +15866,7 @@
     </w:tcPr>
     <w:tblStylePr w:type="firstRow">
       <w:rPr>
+        <w:rFonts w:eastAsia="黑体"/>
         <w:b/>
         <w:bCs/>
       </w:rPr>
@@ -15127,6 +15877,7 @@
     </w:tblStylePr>
     <w:tblStylePr w:type="lastRow">
       <w:rPr>
+        <w:rFonts w:eastAsia="黑体"/>
         <w:b/>
         <w:bCs/>
         <w:color w:themeColor="text1" w:val="000000"/>
@@ -15138,6 +15889,7 @@
     </w:tblStylePr>
     <w:tblStylePr w:type="firstCol">
       <w:rPr>
+        <w:rFonts w:eastAsia="黑体"/>
         <w:color w:themeColor="background1" w:val="FFFFFF"/>
       </w:rPr>
       <w:tblPr/>
@@ -15147,6 +15899,7 @@
     </w:tblStylePr>
     <w:tblStylePr w:type="lastCol">
       <w:rPr>
+        <w:rFonts w:eastAsia="黑体"/>
         <w:color w:themeColor="background1" w:val="FFFFFF"/>
       </w:rPr>
       <w:tblPr/>
@@ -15176,6 +15929,7 @@
       <w:spacing w:after="0" w:line="240" w:lineRule="auto"/>
     </w:pPr>
     <w:rPr>
+      <w:rFonts w:eastAsia="黑体"/>
       <w:color w:themeColor="text1" w:val="000000"/>
     </w:rPr>
     <w:tblPr>
@@ -15197,6 +15951,7 @@
     </w:tcPr>
     <w:tblStylePr w:type="firstRow">
       <w:rPr>
+        <w:rFonts w:eastAsia="黑体"/>
         <w:b/>
         <w:bCs/>
       </w:rPr>
@@ -15207,6 +15962,7 @@
     </w:tblStylePr>
     <w:tblStylePr w:type="lastRow">
       <w:rPr>
+        <w:rFonts w:eastAsia="黑体"/>
         <w:b/>
         <w:bCs/>
         <w:color w:themeColor="text1" w:val="000000"/>
@@ -15218,6 +15974,7 @@
     </w:tblStylePr>
     <w:tblStylePr w:type="firstCol">
       <w:rPr>
+        <w:rFonts w:eastAsia="黑体"/>
         <w:color w:themeColor="background1" w:val="FFFFFF"/>
       </w:rPr>
       <w:tblPr/>
@@ -15227,6 +15984,7 @@
     </w:tblStylePr>
     <w:tblStylePr w:type="lastCol">
       <w:rPr>
+        <w:rFonts w:eastAsia="黑体"/>
         <w:color w:themeColor="background1" w:val="FFFFFF"/>
       </w:rPr>
       <w:tblPr/>
@@ -15256,6 +16014,7 @@
       <w:spacing w:after="0" w:line="240" w:lineRule="auto"/>
     </w:pPr>
     <w:rPr>
+      <w:rFonts w:eastAsia="黑体"/>
       <w:color w:themeColor="text1" w:val="000000"/>
     </w:rPr>
     <w:tblPr>
@@ -15277,6 +16036,7 @@
     </w:tcPr>
     <w:tblStylePr w:type="firstRow">
       <w:rPr>
+        <w:rFonts w:eastAsia="黑体"/>
         <w:b/>
         <w:bCs/>
       </w:rPr>
@@ -15287,6 +16047,7 @@
     </w:tblStylePr>
     <w:tblStylePr w:type="lastRow">
       <w:rPr>
+        <w:rFonts w:eastAsia="黑体"/>
         <w:b/>
         <w:bCs/>
         <w:color w:themeColor="text1" w:val="000000"/>
@@ -15298,6 +16059,7 @@
     </w:tblStylePr>
     <w:tblStylePr w:type="firstCol">
       <w:rPr>
+        <w:rFonts w:eastAsia="黑体"/>
         <w:color w:themeColor="background1" w:val="FFFFFF"/>
       </w:rPr>
       <w:tblPr/>
@@ -15307,6 +16069,7 @@
     </w:tblStylePr>
     <w:tblStylePr w:type="lastCol">
       <w:rPr>
+        <w:rFonts w:eastAsia="黑体"/>
         <w:color w:themeColor="background1" w:val="FFFFFF"/>
       </w:rPr>
       <w:tblPr/>
@@ -15336,6 +16099,7 @@
       <w:spacing w:after="0" w:line="240" w:lineRule="auto"/>
     </w:pPr>
     <w:rPr>
+      <w:rFonts w:eastAsia="黑体"/>
       <w:color w:themeColor="text1" w:val="000000"/>
     </w:rPr>
     <w:tblPr>
@@ -15357,6 +16121,7 @@
     </w:tcPr>
     <w:tblStylePr w:type="firstRow">
       <w:rPr>
+        <w:rFonts w:eastAsia="黑体"/>
         <w:b/>
         <w:bCs/>
       </w:rPr>
@@ -15367,6 +16132,7 @@
     </w:tblStylePr>
     <w:tblStylePr w:type="lastRow">
       <w:rPr>
+        <w:rFonts w:eastAsia="黑体"/>
         <w:b/>
         <w:bCs/>
         <w:color w:themeColor="text1" w:val="000000"/>
@@ -15378,6 +16144,7 @@
     </w:tblStylePr>
     <w:tblStylePr w:type="firstCol">
       <w:rPr>
+        <w:rFonts w:eastAsia="黑体"/>
         <w:color w:themeColor="background1" w:val="FFFFFF"/>
       </w:rPr>
       <w:tblPr/>
@@ -15387,6 +16154,7 @@
     </w:tblStylePr>
     <w:tblStylePr w:type="lastCol">
       <w:rPr>
+        <w:rFonts w:eastAsia="黑体"/>
         <w:color w:themeColor="background1" w:val="FFFFFF"/>
       </w:rPr>
       <w:tblPr/>
@@ -15419,6 +16187,7 @@
     <w:name w:val="KeywordTok"/>
     <w:basedOn w:val="VerbatimChar"/>
     <w:rPr>
+      <w:rFonts w:eastAsia="黑体"/>
       <w:b/>
       <w:color w:val="007020"/>
     </w:rPr>
@@ -15427,6 +16196,7 @@
     <w:name w:val="DataTypeTok"/>
     <w:basedOn w:val="VerbatimChar"/>
     <w:rPr>
+      <w:rFonts w:eastAsia="黑体"/>
       <w:color w:val="902000"/>
     </w:rPr>
   </w:style>
@@ -15434,6 +16204,7 @@
     <w:name w:val="DecValTok"/>
     <w:basedOn w:val="VerbatimChar"/>
     <w:rPr>
+      <w:rFonts w:eastAsia="黑体"/>
       <w:color w:val="40a070"/>
     </w:rPr>
   </w:style>
@@ -15441,6 +16212,7 @@
     <w:name w:val="BaseNTok"/>
     <w:basedOn w:val="VerbatimChar"/>
     <w:rPr>
+      <w:rFonts w:eastAsia="黑体"/>
       <w:color w:val="40a070"/>
     </w:rPr>
   </w:style>
@@ -15448,6 +16220,7 @@
     <w:name w:val="FloatTok"/>
     <w:basedOn w:val="VerbatimChar"/>
     <w:rPr>
+      <w:rFonts w:eastAsia="黑体"/>
       <w:color w:val="40a070"/>
     </w:rPr>
   </w:style>
@@ -15455,6 +16228,7 @@
     <w:name w:val="ConstantTok"/>
     <w:basedOn w:val="VerbatimChar"/>
     <w:rPr>
+      <w:rFonts w:eastAsia="黑体"/>
       <w:color w:val="880000"/>
     </w:rPr>
   </w:style>
@@ -15462,6 +16236,7 @@
     <w:name w:val="CharTok"/>
     <w:basedOn w:val="VerbatimChar"/>
     <w:rPr>
+      <w:rFonts w:eastAsia="黑体"/>
       <w:color w:val="4070a0"/>
     </w:rPr>
   </w:style>
@@ -15469,6 +16244,7 @@
     <w:name w:val="SpecialCharTok"/>
     <w:basedOn w:val="VerbatimChar"/>
     <w:rPr>
+      <w:rFonts w:eastAsia="黑体"/>
       <w:color w:val="4070a0"/>
     </w:rPr>
   </w:style>
@@ -15476,6 +16252,7 @@
     <w:name w:val="StringTok"/>
     <w:basedOn w:val="VerbatimChar"/>
     <w:rPr>
+      <w:rFonts w:eastAsia="黑体"/>
       <w:color w:val="4070a0"/>
     </w:rPr>
   </w:style>
@@ -15483,6 +16260,7 @@
     <w:name w:val="VerbatimStringTok"/>
     <w:basedOn w:val="VerbatimChar"/>
     <w:rPr>
+      <w:rFonts w:eastAsia="黑体"/>
       <w:color w:val="4070a0"/>
     </w:rPr>
   </w:style>
@@ -15490,6 +16268,7 @@
     <w:name w:val="SpecialStringTok"/>
     <w:basedOn w:val="VerbatimChar"/>
     <w:rPr>
+      <w:rFonts w:eastAsia="黑体"/>
       <w:color w:val="bb6688"/>
     </w:rPr>
   </w:style>
@@ -15497,6 +16276,7 @@
     <w:name w:val="ImportTok"/>
     <w:basedOn w:val="VerbatimChar"/>
     <w:rPr>
+      <w:rFonts w:eastAsia="黑体"/>
       <w:b/>
       <w:color w:val="008000"/>
     </w:rPr>
@@ -15505,6 +16285,7 @@
     <w:name w:val="CommentTok"/>
     <w:basedOn w:val="VerbatimChar"/>
     <w:rPr>
+      <w:rFonts w:eastAsia="黑体"/>
       <w:i/>
       <w:color w:val="60a0b0"/>
     </w:rPr>
@@ -15513,6 +16294,7 @@
     <w:name w:val="DocumentationTok"/>
     <w:basedOn w:val="VerbatimChar"/>
     <w:rPr>
+      <w:rFonts w:eastAsia="黑体"/>
       <w:i/>
       <w:color w:val="ba2121"/>
     </w:rPr>
@@ -15521,6 +16303,7 @@
     <w:name w:val="AnnotationTok"/>
     <w:basedOn w:val="VerbatimChar"/>
     <w:rPr>
+      <w:rFonts w:eastAsia="黑体"/>
       <w:b/>
       <w:i/>
       <w:color w:val="60a0b0"/>
@@ -15530,6 +16313,7 @@
     <w:name w:val="CommentVarTok"/>
     <w:basedOn w:val="VerbatimChar"/>
     <w:rPr>
+      <w:rFonts w:eastAsia="黑体"/>
       <w:b/>
       <w:i/>
       <w:color w:val="60a0b0"/>
@@ -15539,6 +16323,7 @@
     <w:name w:val="OtherTok"/>
     <w:basedOn w:val="VerbatimChar"/>
     <w:rPr>
+      <w:rFonts w:eastAsia="黑体"/>
       <w:color w:val="007020"/>
     </w:rPr>
   </w:style>
@@ -15546,6 +16331,7 @@
     <w:name w:val="FunctionTok"/>
     <w:basedOn w:val="VerbatimChar"/>
     <w:rPr>
+      <w:rFonts w:eastAsia="黑体"/>
       <w:color w:val="06287e"/>
     </w:rPr>
   </w:style>
@@ -15553,6 +16339,7 @@
     <w:name w:val="VariableTok"/>
     <w:basedOn w:val="VerbatimChar"/>
     <w:rPr>
+      <w:rFonts w:eastAsia="黑体"/>
       <w:color w:val="19177c"/>
     </w:rPr>
   </w:style>
@@ -15560,6 +16347,7 @@
     <w:name w:val="ControlFlowTok"/>
     <w:basedOn w:val="VerbatimChar"/>
     <w:rPr>
+      <w:rFonts w:eastAsia="黑体"/>
       <w:b/>
       <w:color w:val="007020"/>
     </w:rPr>
@@ -15568,6 +16356,7 @@
     <w:name w:val="OperatorTok"/>
     <w:basedOn w:val="VerbatimChar"/>
     <w:rPr>
+      <w:rFonts w:eastAsia="黑体"/>
       <w:color w:val="666666"/>
     </w:rPr>
   </w:style>
@@ -15575,18 +16364,22 @@
     <w:name w:val="BuiltInTok"/>
     <w:basedOn w:val="VerbatimChar"/>
     <w:rPr>
+      <w:rFonts w:eastAsia="黑体"/>
       <w:color w:val="008000"/>
     </w:rPr>
   </w:style>
   <w:style w:type="character" w:customStyle="1" w:styleId="ExtensionTok">
     <w:name w:val="ExtensionTok"/>
     <w:basedOn w:val="VerbatimChar"/>
-    <w:rPr/>
+    <w:rPr>
+      <w:rFonts w:eastAsia="黑体"/>
+    </w:rPr>
   </w:style>
   <w:style w:type="character" w:customStyle="1" w:styleId="PreprocessorTok">
     <w:name w:val="PreprocessorTok"/>
     <w:basedOn w:val="VerbatimChar"/>
     <w:rPr>
+      <w:rFonts w:eastAsia="黑体"/>
       <w:color w:val="bc7a00"/>
     </w:rPr>
   </w:style>
@@ -15594,18 +16387,22 @@
     <w:name w:val="AttributeTok"/>
     <w:basedOn w:val="VerbatimChar"/>
     <w:rPr>
+      <w:rFonts w:eastAsia="黑体"/>
       <w:color w:val="7d9029"/>
     </w:rPr>
   </w:style>
   <w:style w:type="character" w:customStyle="1" w:styleId="RegionMarkerTok">
     <w:name w:val="RegionMarkerTok"/>
     <w:basedOn w:val="VerbatimChar"/>
-    <w:rPr/>
+    <w:rPr>
+      <w:rFonts w:eastAsia="黑体"/>
+    </w:rPr>
   </w:style>
   <w:style w:type="character" w:customStyle="1" w:styleId="InformationTok">
     <w:name w:val="InformationTok"/>
     <w:basedOn w:val="VerbatimChar"/>
     <w:rPr>
+      <w:rFonts w:eastAsia="黑体"/>
       <w:b/>
       <w:i/>
       <w:color w:val="60a0b0"/>
@@ -15615,6 +16412,7 @@
     <w:name w:val="WarningTok"/>
     <w:basedOn w:val="VerbatimChar"/>
     <w:rPr>
+      <w:rFonts w:eastAsia="黑体"/>
       <w:b/>
       <w:i/>
       <w:color w:val="60a0b0"/>
@@ -15624,6 +16422,7 @@
     <w:name w:val="AlertTok"/>
     <w:basedOn w:val="VerbatimChar"/>
     <w:rPr>
+      <w:rFonts w:eastAsia="黑体"/>
       <w:b/>
       <w:color w:val="ff0000"/>
     </w:rPr>
@@ -15632,6 +16431,7 @@
     <w:name w:val="ErrorTok"/>
     <w:basedOn w:val="VerbatimChar"/>
     <w:rPr>
+      <w:rFonts w:eastAsia="黑体"/>
       <w:b/>
       <w:color w:val="ff0000"/>
     </w:rPr>
@@ -15639,7 +16439,9 @@
   <w:style w:type="character" w:customStyle="1" w:styleId="NormalTok">
     <w:name w:val="NormalTok"/>
     <w:basedOn w:val="VerbatimChar"/>
-    <w:rPr/>
+    <w:rPr>
+      <w:rFonts w:eastAsia="黑体"/>
+    </w:rPr>
   </w:style>
 </w:styles>
 </file>
@@ -15688,12 +16490,12 @@
     <a:fontScheme name="Office">
       <a:majorFont>
         <a:latin typeface="Calibri"/>
-        <a:ea typeface=""/>
+        <a:ea typeface="黑体"/>
         <a:cs typeface=""/>
         <a:font script="Jpan" typeface="ＭＳ ゴシック"/>
         <a:font script="Hang" typeface="맑은 고딕"/>
-        <a:font script="Hans" typeface="宋体"/>
-        <a:font script="Hant" typeface="新細明體"/>
+        <a:font script="Hans" typeface="黑体"/>
+        <a:font script="Hant" typeface="黑体"/>
         <a:font script="Arab" typeface="Times New Roman"/>
         <a:font script="Hebr" typeface="Times New Roman"/>
         <a:font script="Thai" typeface="Angsana New"/>
@@ -15723,12 +16525,12 @@
       </a:majorFont>
       <a:minorFont>
         <a:latin typeface="Cambria"/>
-        <a:ea typeface=""/>
+        <a:ea typeface="黑体"/>
         <a:cs typeface=""/>
         <a:font script="Jpan" typeface="ＭＳ 明朝"/>
         <a:font script="Hang" typeface="맑은 고딕"/>
-        <a:font script="Hans" typeface="宋体"/>
-        <a:font script="Hant" typeface="新細明體"/>
+        <a:font script="Hans" typeface="黑体"/>
+        <a:font script="Hant" typeface="黑体"/>
         <a:font script="Arab" typeface="Arial"/>
         <a:font script="Hebr" typeface="Arial"/>
         <a:font script="Thai" typeface="Cordia New"/>

--- a/07-驱动电路/01-电机驱动/三相电机驱动电路/三相电机驱动电路.docx
+++ b/07-驱动电路/01-电机驱动/三相电机驱动电路/三相电机驱动电路.docx
@@ -3419,7 +3419,7 @@
           <w:color w:val="555555"/>
           <w:sz w:val="21"/>
         </w:rPr>
-        <w:t>材料收集者：杜文杰，WX手机：19519196569，QQ:3478827729</w:t>
+        <w:t>材料收集者：杜文杰，微信/手机：19519196569，QQ:3478827729</w:t>
       </w:r>
     </w:p>
     <w:sectPr>
